--- a/fuentes/08120000_CF01_DU.docx
+++ b/fuentes/08120000_CF01_DU.docx
@@ -205,7 +205,7 @@
               </wp:anchor>
             </w:drawing>
           </mc:Choice>
-          <mc:Fallback xmlns:oel="http://schemas.microsoft.com/office/2019/extlst">
+          <mc:Fallback xmlns:w16sdtfl="http://schemas.microsoft.com/office/word/2024/wordml/sdtformatlock" xmlns:w16du="http://schemas.microsoft.com/office/word/2023/wordml/word16du" xmlns:w16cei="http://schemas.microsoft.com/office/word/2026/wordml/cei" xmlns:oel="http://schemas.microsoft.com/office/2019/extlst">
             <w:pict>
               <v:rect w14:anchorId="4C256C62" id="Rectángulo 3" o:spid="_x0000_s1026" alt="&quot;&quot;" style="position:absolute;margin-left:-55.95pt;margin-top:26.4pt;width:613.85pt;height:164.25pt;z-index:-251655168;visibility:visible;mso-wrap-style:square;mso-height-percent:0;mso-wrap-distance-left:9pt;mso-wrap-distance-top:0;mso-wrap-distance-right:9pt;mso-wrap-distance-bottom:0;mso-position-horizontal:absolute;mso-position-horizontal-relative:text;mso-position-vertical:absolute;mso-position-vertical-relative:text;mso-height-percent:0;mso-height-relative:margin;v-text-anchor:middle" o:gfxdata="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" fillcolor="#00314d" stroked="f" strokeweight="1pt"/>
             </w:pict>
@@ -558,7 +558,7 @@
           <w:r>
             <w:fldChar w:fldCharType="separate"/>
           </w:r>
-          <w:hyperlink w:anchor="_Toc235722098" w:history="1">
+          <w:hyperlink w:anchor="_Toc237688458" w:history="1">
             <w:r>
               <w:rPr>
                 <w:rStyle w:val="Hipervnculo"/>
@@ -585,7 +585,7 @@
                 <w:noProof/>
                 <w:webHidden/>
               </w:rPr>
-              <w:instrText xml:space="preserve"> PAGEREF _Toc235722098 \h </w:instrText>
+              <w:instrText xml:space="preserve"> PAGEREF _Toc237688458 \h </w:instrText>
             </w:r>
             <w:r>
               <w:rPr>
@@ -605,7 +605,7 @@
                 <w:noProof/>
                 <w:webHidden/>
               </w:rPr>
-              <w:t>5</w:t>
+              <w:t>4</w:t>
             </w:r>
             <w:r>
               <w:rPr>
@@ -631,7 +631,7 @@
               <w14:ligatures w14:val="none"/>
             </w:rPr>
           </w:pPr>
-          <w:hyperlink w:anchor="_Toc235722099" w:history="1">
+          <w:hyperlink w:anchor="_Toc237688459" w:history="1">
             <w:r>
               <w:rPr>
                 <w:rStyle w:val="Hipervnculo"/>
@@ -658,7 +658,7 @@
                 <w:noProof/>
                 <w:webHidden/>
               </w:rPr>
-              <w:instrText xml:space="preserve"> PAGEREF _Toc235722099 \h </w:instrText>
+              <w:instrText xml:space="preserve"> PAGEREF _Toc237688459 \h </w:instrText>
             </w:r>
             <w:r>
               <w:rPr>
@@ -678,7 +678,7 @@
                 <w:noProof/>
                 <w:webHidden/>
               </w:rPr>
-              <w:t>6</w:t>
+              <w:t>5</w:t>
             </w:r>
             <w:r>
               <w:rPr>
@@ -704,7 +704,7 @@
               <w14:ligatures w14:val="none"/>
             </w:rPr>
           </w:pPr>
-          <w:hyperlink w:anchor="_Toc235722100" w:history="1">
+          <w:hyperlink w:anchor="_Toc237688460" w:history="1">
             <w:r>
               <w:rPr>
                 <w:rStyle w:val="Hipervnculo"/>
@@ -731,7 +731,7 @@
                 <w:noProof/>
                 <w:webHidden/>
               </w:rPr>
-              <w:instrText xml:space="preserve"> PAGEREF _Toc235722100 \h </w:instrText>
+              <w:instrText xml:space="preserve"> PAGEREF _Toc237688460 \h </w:instrText>
             </w:r>
             <w:r>
               <w:rPr>
@@ -751,7 +751,7 @@
                 <w:noProof/>
                 <w:webHidden/>
               </w:rPr>
-              <w:t>6</w:t>
+              <w:t>5</w:t>
             </w:r>
             <w:r>
               <w:rPr>
@@ -777,7 +777,7 @@
               <w14:ligatures w14:val="none"/>
             </w:rPr>
           </w:pPr>
-          <w:hyperlink w:anchor="_Toc235722101" w:history="1">
+          <w:hyperlink w:anchor="_Toc237688461" w:history="1">
             <w:r>
               <w:rPr>
                 <w:rStyle w:val="Hipervnculo"/>
@@ -804,7 +804,7 @@
                 <w:noProof/>
                 <w:webHidden/>
               </w:rPr>
-              <w:instrText xml:space="preserve"> PAGEREF _Toc235722101 \h </w:instrText>
+              <w:instrText xml:space="preserve"> PAGEREF _Toc237688461 \h </w:instrText>
             </w:r>
             <w:r>
               <w:rPr>
@@ -824,7 +824,7 @@
                 <w:noProof/>
                 <w:webHidden/>
               </w:rPr>
-              <w:t>7</w:t>
+              <w:t>6</w:t>
             </w:r>
             <w:r>
               <w:rPr>
@@ -850,7 +850,7 @@
               <w14:ligatures w14:val="none"/>
             </w:rPr>
           </w:pPr>
-          <w:hyperlink w:anchor="_Toc235722102" w:history="1">
+          <w:hyperlink w:anchor="_Toc237688462" w:history="1">
             <w:r>
               <w:rPr>
                 <w:rStyle w:val="Hipervnculo"/>
@@ -877,7 +877,7 @@
                 <w:noProof/>
                 <w:webHidden/>
               </w:rPr>
-              <w:instrText xml:space="preserve"> PAGEREF _Toc235722102 \h </w:instrText>
+              <w:instrText xml:space="preserve"> PAGEREF _Toc237688462 \h </w:instrText>
             </w:r>
             <w:r>
               <w:rPr>
@@ -897,7 +897,7 @@
                 <w:noProof/>
                 <w:webHidden/>
               </w:rPr>
-              <w:t>9</w:t>
+              <w:t>8</w:t>
             </w:r>
             <w:r>
               <w:rPr>
@@ -923,7 +923,7 @@
               <w14:ligatures w14:val="none"/>
             </w:rPr>
           </w:pPr>
-          <w:hyperlink w:anchor="_Toc235722103" w:history="1">
+          <w:hyperlink w:anchor="_Toc237688463" w:history="1">
             <w:r>
               <w:rPr>
                 <w:rStyle w:val="Hipervnculo"/>
@@ -950,7 +950,7 @@
                 <w:noProof/>
                 <w:webHidden/>
               </w:rPr>
-              <w:instrText xml:space="preserve"> PAGEREF _Toc235722103 \h </w:instrText>
+              <w:instrText xml:space="preserve"> PAGEREF _Toc237688463 \h </w:instrText>
             </w:r>
             <w:r>
               <w:rPr>
@@ -970,7 +970,7 @@
                 <w:noProof/>
                 <w:webHidden/>
               </w:rPr>
-              <w:t>11</w:t>
+              <w:t>10</w:t>
             </w:r>
             <w:r>
               <w:rPr>
@@ -996,7 +996,7 @@
               <w14:ligatures w14:val="none"/>
             </w:rPr>
           </w:pPr>
-          <w:hyperlink w:anchor="_Toc235722104" w:history="1">
+          <w:hyperlink w:anchor="_Toc237688464" w:history="1">
             <w:r>
               <w:rPr>
                 <w:rStyle w:val="Hipervnculo"/>
@@ -1023,7 +1023,7 @@
                 <w:noProof/>
                 <w:webHidden/>
               </w:rPr>
-              <w:instrText xml:space="preserve"> PAGEREF _Toc235722104 \h </w:instrText>
+              <w:instrText xml:space="preserve"> PAGEREF _Toc237688464 \h </w:instrText>
             </w:r>
             <w:r>
               <w:rPr>
@@ -1043,7 +1043,7 @@
                 <w:noProof/>
                 <w:webHidden/>
               </w:rPr>
-              <w:t>16</w:t>
+              <w:t>15</w:t>
             </w:r>
             <w:r>
               <w:rPr>
@@ -1069,7 +1069,7 @@
               <w14:ligatures w14:val="none"/>
             </w:rPr>
           </w:pPr>
-          <w:hyperlink w:anchor="_Toc235722105" w:history="1">
+          <w:hyperlink w:anchor="_Toc237688465" w:history="1">
             <w:r>
               <w:rPr>
                 <w:rStyle w:val="Hipervnculo"/>
@@ -1096,7 +1096,7 @@
                 <w:noProof/>
                 <w:webHidden/>
               </w:rPr>
-              <w:instrText xml:space="preserve"> PAGEREF _Toc235722105 \h </w:instrText>
+              <w:instrText xml:space="preserve"> PAGEREF _Toc237688465 \h </w:instrText>
             </w:r>
             <w:r>
               <w:rPr>
@@ -1116,7 +1116,7 @@
                 <w:noProof/>
                 <w:webHidden/>
               </w:rPr>
-              <w:t>16</w:t>
+              <w:t>15</w:t>
             </w:r>
             <w:r>
               <w:rPr>
@@ -1142,7 +1142,7 @@
               <w14:ligatures w14:val="none"/>
             </w:rPr>
           </w:pPr>
-          <w:hyperlink w:anchor="_Toc235722106" w:history="1">
+          <w:hyperlink w:anchor="_Toc237688466" w:history="1">
             <w:r>
               <w:rPr>
                 <w:rStyle w:val="Hipervnculo"/>
@@ -1169,7 +1169,7 @@
                 <w:noProof/>
                 <w:webHidden/>
               </w:rPr>
-              <w:instrText xml:space="preserve"> PAGEREF _Toc235722106 \h </w:instrText>
+              <w:instrText xml:space="preserve"> PAGEREF _Toc237688466 \h </w:instrText>
             </w:r>
             <w:r>
               <w:rPr>
@@ -1189,7 +1189,7 @@
                 <w:noProof/>
                 <w:webHidden/>
               </w:rPr>
-              <w:t>17</w:t>
+              <w:t>16</w:t>
             </w:r>
             <w:r>
               <w:rPr>
@@ -1215,7 +1215,7 @@
               <w14:ligatures w14:val="none"/>
             </w:rPr>
           </w:pPr>
-          <w:hyperlink w:anchor="_Toc235722107" w:history="1">
+          <w:hyperlink w:anchor="_Toc237688467" w:history="1">
             <w:r>
               <w:rPr>
                 <w:rStyle w:val="Hipervnculo"/>
@@ -1242,7 +1242,7 @@
                 <w:noProof/>
                 <w:webHidden/>
               </w:rPr>
-              <w:instrText xml:space="preserve"> PAGEREF _Toc235722107 \h </w:instrText>
+              <w:instrText xml:space="preserve"> PAGEREF _Toc237688467 \h </w:instrText>
             </w:r>
             <w:r>
               <w:rPr>
@@ -1262,7 +1262,7 @@
                 <w:noProof/>
                 <w:webHidden/>
               </w:rPr>
-              <w:t>19</w:t>
+              <w:t>18</w:t>
             </w:r>
             <w:r>
               <w:rPr>
@@ -1288,7 +1288,7 @@
               <w14:ligatures w14:val="none"/>
             </w:rPr>
           </w:pPr>
-          <w:hyperlink w:anchor="_Toc235722108" w:history="1">
+          <w:hyperlink w:anchor="_Toc237688468" w:history="1">
             <w:r>
               <w:rPr>
                 <w:rStyle w:val="Hipervnculo"/>
@@ -1315,7 +1315,7 @@
                 <w:noProof/>
                 <w:webHidden/>
               </w:rPr>
-              <w:instrText xml:space="preserve"> PAGEREF _Toc235722108 \h </w:instrText>
+              <w:instrText xml:space="preserve"> PAGEREF _Toc237688468 \h </w:instrText>
             </w:r>
             <w:r>
               <w:rPr>
@@ -1335,7 +1335,7 @@
                 <w:noProof/>
                 <w:webHidden/>
               </w:rPr>
-              <w:t>19</w:t>
+              <w:t>18</w:t>
             </w:r>
             <w:r>
               <w:rPr>
@@ -1361,7 +1361,7 @@
               <w14:ligatures w14:val="none"/>
             </w:rPr>
           </w:pPr>
-          <w:hyperlink w:anchor="_Toc235722109" w:history="1">
+          <w:hyperlink w:anchor="_Toc237688469" w:history="1">
             <w:r>
               <w:rPr>
                 <w:rStyle w:val="Hipervnculo"/>
@@ -1388,7 +1388,7 @@
                 <w:noProof/>
                 <w:webHidden/>
               </w:rPr>
-              <w:instrText xml:space="preserve"> PAGEREF _Toc235722109 \h </w:instrText>
+              <w:instrText xml:space="preserve"> PAGEREF _Toc237688469 \h </w:instrText>
             </w:r>
             <w:r>
               <w:rPr>
@@ -1408,7 +1408,7 @@
                 <w:noProof/>
                 <w:webHidden/>
               </w:rPr>
-              <w:t>22</w:t>
+              <w:t>21</w:t>
             </w:r>
             <w:r>
               <w:rPr>
@@ -1434,7 +1434,7 @@
               <w14:ligatures w14:val="none"/>
             </w:rPr>
           </w:pPr>
-          <w:hyperlink w:anchor="_Toc235722110" w:history="1">
+          <w:hyperlink w:anchor="_Toc237688470" w:history="1">
             <w:r>
               <w:rPr>
                 <w:rStyle w:val="Hipervnculo"/>
@@ -1461,7 +1461,7 @@
                 <w:noProof/>
                 <w:webHidden/>
               </w:rPr>
-              <w:instrText xml:space="preserve"> PAGEREF _Toc235722110 \h </w:instrText>
+              <w:instrText xml:space="preserve"> PAGEREF _Toc237688470 \h </w:instrText>
             </w:r>
             <w:r>
               <w:rPr>
@@ -1481,7 +1481,7 @@
                 <w:noProof/>
                 <w:webHidden/>
               </w:rPr>
-              <w:t>22</w:t>
+              <w:t>21</w:t>
             </w:r>
             <w:r>
               <w:rPr>
@@ -1507,7 +1507,7 @@
               <w14:ligatures w14:val="none"/>
             </w:rPr>
           </w:pPr>
-          <w:hyperlink w:anchor="_Toc235722111" w:history="1">
+          <w:hyperlink w:anchor="_Toc237688471" w:history="1">
             <w:r>
               <w:rPr>
                 <w:rStyle w:val="Hipervnculo"/>
@@ -1534,7 +1534,7 @@
                 <w:noProof/>
                 <w:webHidden/>
               </w:rPr>
-              <w:instrText xml:space="preserve"> PAGEREF _Toc235722111 \h </w:instrText>
+              <w:instrText xml:space="preserve"> PAGEREF _Toc237688471 \h </w:instrText>
             </w:r>
             <w:r>
               <w:rPr>
@@ -1554,7 +1554,7 @@
                 <w:noProof/>
                 <w:webHidden/>
               </w:rPr>
-              <w:t>23</w:t>
+              <w:t>22</w:t>
             </w:r>
             <w:r>
               <w:rPr>
@@ -1580,7 +1580,7 @@
               <w14:ligatures w14:val="none"/>
             </w:rPr>
           </w:pPr>
-          <w:hyperlink w:anchor="_Toc235722112" w:history="1">
+          <w:hyperlink w:anchor="_Toc237688472" w:history="1">
             <w:r>
               <w:rPr>
                 <w:rStyle w:val="Hipervnculo"/>
@@ -1607,7 +1607,7 @@
                 <w:noProof/>
                 <w:webHidden/>
               </w:rPr>
-              <w:instrText xml:space="preserve"> PAGEREF _Toc235722112 \h </w:instrText>
+              <w:instrText xml:space="preserve"> PAGEREF _Toc237688472 \h </w:instrText>
             </w:r>
             <w:r>
               <w:rPr>
@@ -1627,7 +1627,7 @@
                 <w:noProof/>
                 <w:webHidden/>
               </w:rPr>
-              <w:t>23</w:t>
+              <w:t>22</w:t>
             </w:r>
             <w:r>
               <w:rPr>
@@ -1653,7 +1653,7 @@
               <w14:ligatures w14:val="none"/>
             </w:rPr>
           </w:pPr>
-          <w:hyperlink w:anchor="_Toc235722113" w:history="1">
+          <w:hyperlink w:anchor="_Toc237688473" w:history="1">
             <w:r>
               <w:rPr>
                 <w:rStyle w:val="Hipervnculo"/>
@@ -1680,7 +1680,7 @@
                 <w:noProof/>
                 <w:webHidden/>
               </w:rPr>
-              <w:instrText xml:space="preserve"> PAGEREF _Toc235722113 \h </w:instrText>
+              <w:instrText xml:space="preserve"> PAGEREF _Toc237688473 \h </w:instrText>
             </w:r>
             <w:r>
               <w:rPr>
@@ -1700,7 +1700,7 @@
                 <w:noProof/>
                 <w:webHidden/>
               </w:rPr>
-              <w:t>25</w:t>
+              <w:t>24</w:t>
             </w:r>
             <w:r>
               <w:rPr>
@@ -1726,7 +1726,7 @@
               <w14:ligatures w14:val="none"/>
             </w:rPr>
           </w:pPr>
-          <w:hyperlink w:anchor="_Toc235722114" w:history="1">
+          <w:hyperlink w:anchor="_Toc237688474" w:history="1">
             <w:r>
               <w:rPr>
                 <w:rStyle w:val="Hipervnculo"/>
@@ -1753,7 +1753,7 @@
                 <w:noProof/>
                 <w:webHidden/>
               </w:rPr>
-              <w:instrText xml:space="preserve"> PAGEREF _Toc235722114 \h </w:instrText>
+              <w:instrText xml:space="preserve"> PAGEREF _Toc237688474 \h </w:instrText>
             </w:r>
             <w:r>
               <w:rPr>
@@ -1799,7 +1799,7 @@
               <w14:ligatures w14:val="none"/>
             </w:rPr>
           </w:pPr>
-          <w:hyperlink w:anchor="_Toc235722115" w:history="1">
+          <w:hyperlink w:anchor="_Toc237688475" w:history="1">
             <w:r>
               <w:rPr>
                 <w:rStyle w:val="Hipervnculo"/>
@@ -1826,7 +1826,7 @@
                 <w:noProof/>
                 <w:webHidden/>
               </w:rPr>
-              <w:instrText xml:space="preserve"> PAGEREF _Toc235722115 \h </w:instrText>
+              <w:instrText xml:space="preserve"> PAGEREF _Toc237688475 \h </w:instrText>
             </w:r>
             <w:r>
               <w:rPr>
@@ -1872,7 +1872,7 @@
               <w14:ligatures w14:val="none"/>
             </w:rPr>
           </w:pPr>
-          <w:hyperlink w:anchor="_Toc235722116" w:history="1">
+          <w:hyperlink w:anchor="_Toc237688476" w:history="1">
             <w:r>
               <w:rPr>
                 <w:rStyle w:val="Hipervnculo"/>
@@ -1899,7 +1899,7 @@
                 <w:noProof/>
                 <w:webHidden/>
               </w:rPr>
-              <w:instrText xml:space="preserve"> PAGEREF _Toc235722116 \h </w:instrText>
+              <w:instrText xml:space="preserve"> PAGEREF _Toc237688476 \h </w:instrText>
             </w:r>
             <w:r>
               <w:rPr>
@@ -1945,7 +1945,7 @@
               <w14:ligatures w14:val="none"/>
             </w:rPr>
           </w:pPr>
-          <w:hyperlink w:anchor="_Toc235722117" w:history="1">
+          <w:hyperlink w:anchor="_Toc237688477" w:history="1">
             <w:r>
               <w:rPr>
                 <w:rStyle w:val="Hipervnculo"/>
@@ -1972,7 +1972,7 @@
                 <w:noProof/>
                 <w:webHidden/>
               </w:rPr>
-              <w:instrText xml:space="preserve"> PAGEREF _Toc235722117 \h </w:instrText>
+              <w:instrText xml:space="preserve"> PAGEREF _Toc237688477 \h </w:instrText>
             </w:r>
             <w:r>
               <w:rPr>
@@ -2018,7 +2018,7 @@
               <w14:ligatures w14:val="none"/>
             </w:rPr>
           </w:pPr>
-          <w:hyperlink w:anchor="_Toc235722118" w:history="1">
+          <w:hyperlink w:anchor="_Toc237688478" w:history="1">
             <w:r>
               <w:rPr>
                 <w:rStyle w:val="Hipervnculo"/>
@@ -2045,7 +2045,7 @@
                 <w:noProof/>
                 <w:webHidden/>
               </w:rPr>
-              <w:instrText xml:space="preserve"> PAGEREF _Toc235722118 \h </w:instrText>
+              <w:instrText xml:space="preserve"> PAGEREF _Toc237688478 \h </w:instrText>
             </w:r>
             <w:r>
               <w:rPr>
@@ -2091,7 +2091,7 @@
               <w14:ligatures w14:val="none"/>
             </w:rPr>
           </w:pPr>
-          <w:hyperlink w:anchor="_Toc235722119" w:history="1">
+          <w:hyperlink w:anchor="_Toc237688479" w:history="1">
             <w:r>
               <w:rPr>
                 <w:rStyle w:val="Hipervnculo"/>
@@ -2118,7 +2118,7 @@
                 <w:noProof/>
                 <w:webHidden/>
               </w:rPr>
-              <w:instrText xml:space="preserve"> PAGEREF _Toc235722119 \h </w:instrText>
+              <w:instrText xml:space="preserve"> PAGEREF _Toc237688479 \h </w:instrText>
             </w:r>
             <w:r>
               <w:rPr>
@@ -2138,7 +2138,7 @@
                 <w:noProof/>
                 <w:webHidden/>
               </w:rPr>
-              <w:t>34</w:t>
+              <w:t>35</w:t>
             </w:r>
             <w:r>
               <w:rPr>
@@ -2164,7 +2164,7 @@
               <w14:ligatures w14:val="none"/>
             </w:rPr>
           </w:pPr>
-          <w:hyperlink w:anchor="_Toc235722120" w:history="1">
+          <w:hyperlink w:anchor="_Toc237688480" w:history="1">
             <w:r>
               <w:rPr>
                 <w:rStyle w:val="Hipervnculo"/>
@@ -2191,7 +2191,7 @@
                 <w:noProof/>
                 <w:webHidden/>
               </w:rPr>
-              <w:instrText xml:space="preserve"> PAGEREF _Toc235722120 \h </w:instrText>
+              <w:instrText xml:space="preserve"> PAGEREF _Toc237688480 \h </w:instrText>
             </w:r>
             <w:r>
               <w:rPr>
@@ -2211,7 +2211,7 @@
                 <w:noProof/>
                 <w:webHidden/>
               </w:rPr>
-              <w:t>34</w:t>
+              <w:t>35</w:t>
             </w:r>
             <w:r>
               <w:rPr>
@@ -2237,7 +2237,7 @@
               <w14:ligatures w14:val="none"/>
             </w:rPr>
           </w:pPr>
-          <w:hyperlink w:anchor="_Toc235722121" w:history="1">
+          <w:hyperlink w:anchor="_Toc237688481" w:history="1">
             <w:r>
               <w:rPr>
                 <w:rStyle w:val="Hipervnculo"/>
@@ -2264,7 +2264,7 @@
                 <w:noProof/>
                 <w:webHidden/>
               </w:rPr>
-              <w:instrText xml:space="preserve"> PAGEREF _Toc235722121 \h </w:instrText>
+              <w:instrText xml:space="preserve"> PAGEREF _Toc237688481 \h </w:instrText>
             </w:r>
             <w:r>
               <w:rPr>
@@ -2284,7 +2284,7 @@
                 <w:noProof/>
                 <w:webHidden/>
               </w:rPr>
-              <w:t>35</w:t>
+              <w:t>36</w:t>
             </w:r>
             <w:r>
               <w:rPr>
@@ -2310,7 +2310,7 @@
               <w14:ligatures w14:val="none"/>
             </w:rPr>
           </w:pPr>
-          <w:hyperlink w:anchor="_Toc235722122" w:history="1">
+          <w:hyperlink w:anchor="_Toc237688482" w:history="1">
             <w:r>
               <w:rPr>
                 <w:rStyle w:val="Hipervnculo"/>
@@ -2337,7 +2337,7 @@
                 <w:noProof/>
                 <w:webHidden/>
               </w:rPr>
-              <w:instrText xml:space="preserve"> PAGEREF _Toc235722122 \h </w:instrText>
+              <w:instrText xml:space="preserve"> PAGEREF _Toc237688482 \h </w:instrText>
             </w:r>
             <w:r>
               <w:rPr>
@@ -2357,7 +2357,7 @@
                 <w:noProof/>
                 <w:webHidden/>
               </w:rPr>
-              <w:t>37</w:t>
+              <w:t>38</w:t>
             </w:r>
             <w:r>
               <w:rPr>
@@ -2383,7 +2383,7 @@
               <w14:ligatures w14:val="none"/>
             </w:rPr>
           </w:pPr>
-          <w:hyperlink w:anchor="_Toc235722123" w:history="1">
+          <w:hyperlink w:anchor="_Toc237688483" w:history="1">
             <w:r>
               <w:rPr>
                 <w:rStyle w:val="Hipervnculo"/>
@@ -2410,7 +2410,7 @@
                 <w:noProof/>
                 <w:webHidden/>
               </w:rPr>
-              <w:instrText xml:space="preserve"> PAGEREF _Toc235722123 \h </w:instrText>
+              <w:instrText xml:space="preserve"> PAGEREF _Toc237688483 \h </w:instrText>
             </w:r>
             <w:r>
               <w:rPr>
@@ -2430,7 +2430,7 @@
                 <w:noProof/>
                 <w:webHidden/>
               </w:rPr>
-              <w:t>39</w:t>
+              <w:t>40</w:t>
             </w:r>
             <w:r>
               <w:rPr>
@@ -2456,7 +2456,7 @@
               <w14:ligatures w14:val="none"/>
             </w:rPr>
           </w:pPr>
-          <w:hyperlink w:anchor="_Toc235722124" w:history="1">
+          <w:hyperlink w:anchor="_Toc237688484" w:history="1">
             <w:r>
               <w:rPr>
                 <w:rStyle w:val="Hipervnculo"/>
@@ -2483,7 +2483,7 @@
                 <w:noProof/>
                 <w:webHidden/>
               </w:rPr>
-              <w:instrText xml:space="preserve"> PAGEREF _Toc235722124 \h </w:instrText>
+              <w:instrText xml:space="preserve"> PAGEREF _Toc237688484 \h </w:instrText>
             </w:r>
             <w:r>
               <w:rPr>
@@ -2503,7 +2503,7 @@
                 <w:noProof/>
                 <w:webHidden/>
               </w:rPr>
-              <w:t>41</w:t>
+              <w:t>43</w:t>
             </w:r>
             <w:r>
               <w:rPr>
@@ -2529,7 +2529,7 @@
               <w14:ligatures w14:val="none"/>
             </w:rPr>
           </w:pPr>
-          <w:hyperlink w:anchor="_Toc235722125" w:history="1">
+          <w:hyperlink w:anchor="_Toc237688485" w:history="1">
             <w:r>
               <w:rPr>
                 <w:rStyle w:val="Hipervnculo"/>
@@ -2556,7 +2556,7 @@
                 <w:noProof/>
                 <w:webHidden/>
               </w:rPr>
-              <w:instrText xml:space="preserve"> PAGEREF _Toc235722125 \h </w:instrText>
+              <w:instrText xml:space="preserve"> PAGEREF _Toc237688485 \h </w:instrText>
             </w:r>
             <w:r>
               <w:rPr>
@@ -2576,7 +2576,7 @@
                 <w:noProof/>
                 <w:webHidden/>
               </w:rPr>
-              <w:t>41</w:t>
+              <w:t>43</w:t>
             </w:r>
             <w:r>
               <w:rPr>
@@ -2602,7 +2602,7 @@
               <w14:ligatures w14:val="none"/>
             </w:rPr>
           </w:pPr>
-          <w:hyperlink w:anchor="_Toc235722126" w:history="1">
+          <w:hyperlink w:anchor="_Toc237688486" w:history="1">
             <w:r>
               <w:rPr>
                 <w:rStyle w:val="Hipervnculo"/>
@@ -2629,7 +2629,7 @@
                 <w:noProof/>
                 <w:webHidden/>
               </w:rPr>
-              <w:instrText xml:space="preserve"> PAGEREF _Toc235722126 \h </w:instrText>
+              <w:instrText xml:space="preserve"> PAGEREF _Toc237688486 \h </w:instrText>
             </w:r>
             <w:r>
               <w:rPr>
@@ -2649,7 +2649,7 @@
                 <w:noProof/>
                 <w:webHidden/>
               </w:rPr>
-              <w:t>43</w:t>
+              <w:t>45</w:t>
             </w:r>
             <w:r>
               <w:rPr>
@@ -2675,7 +2675,7 @@
               <w14:ligatures w14:val="none"/>
             </w:rPr>
           </w:pPr>
-          <w:hyperlink w:anchor="_Toc235722127" w:history="1">
+          <w:hyperlink w:anchor="_Toc237688487" w:history="1">
             <w:r>
               <w:rPr>
                 <w:rStyle w:val="Hipervnculo"/>
@@ -2702,7 +2702,7 @@
                 <w:noProof/>
                 <w:webHidden/>
               </w:rPr>
-              <w:instrText xml:space="preserve"> PAGEREF _Toc235722127 \h </w:instrText>
+              <w:instrText xml:space="preserve"> PAGEREF _Toc237688487 \h </w:instrText>
             </w:r>
             <w:r>
               <w:rPr>
@@ -2722,7 +2722,7 @@
                 <w:noProof/>
                 <w:webHidden/>
               </w:rPr>
-              <w:t>44</w:t>
+              <w:t>46</w:t>
             </w:r>
             <w:r>
               <w:rPr>
@@ -2748,7 +2748,7 @@
               <w14:ligatures w14:val="none"/>
             </w:rPr>
           </w:pPr>
-          <w:hyperlink w:anchor="_Toc235722128" w:history="1">
+          <w:hyperlink w:anchor="_Toc237688488" w:history="1">
             <w:r>
               <w:rPr>
                 <w:rStyle w:val="Hipervnculo"/>
@@ -2775,7 +2775,7 @@
                 <w:noProof/>
                 <w:webHidden/>
               </w:rPr>
-              <w:instrText xml:space="preserve"> PAGEREF _Toc235722128 \h </w:instrText>
+              <w:instrText xml:space="preserve"> PAGEREF _Toc237688488 \h </w:instrText>
             </w:r>
             <w:r>
               <w:rPr>
@@ -2795,7 +2795,7 @@
                 <w:noProof/>
                 <w:webHidden/>
               </w:rPr>
-              <w:t>45</w:t>
+              <w:t>47</w:t>
             </w:r>
             <w:r>
               <w:rPr>
@@ -2821,7 +2821,7 @@
               <w14:ligatures w14:val="none"/>
             </w:rPr>
           </w:pPr>
-          <w:hyperlink w:anchor="_Toc235722129" w:history="1">
+          <w:hyperlink w:anchor="_Toc237688489" w:history="1">
             <w:r>
               <w:rPr>
                 <w:rStyle w:val="Hipervnculo"/>
@@ -2848,7 +2848,7 @@
                 <w:noProof/>
                 <w:webHidden/>
               </w:rPr>
-              <w:instrText xml:space="preserve"> PAGEREF _Toc235722129 \h </w:instrText>
+              <w:instrText xml:space="preserve"> PAGEREF _Toc237688489 \h </w:instrText>
             </w:r>
             <w:r>
               <w:rPr>
@@ -2868,7 +2868,7 @@
                 <w:noProof/>
                 <w:webHidden/>
               </w:rPr>
-              <w:t>48</w:t>
+              <w:t>52</w:t>
             </w:r>
             <w:r>
               <w:rPr>
@@ -2894,7 +2894,7 @@
               <w14:ligatures w14:val="none"/>
             </w:rPr>
           </w:pPr>
-          <w:hyperlink w:anchor="_Toc235722130" w:history="1">
+          <w:hyperlink w:anchor="_Toc237688490" w:history="1">
             <w:r>
               <w:rPr>
                 <w:rStyle w:val="Hipervnculo"/>
@@ -2921,7 +2921,7 @@
                 <w:noProof/>
                 <w:webHidden/>
               </w:rPr>
-              <w:instrText xml:space="preserve"> PAGEREF _Toc235722130 \h </w:instrText>
+              <w:instrText xml:space="preserve"> PAGEREF _Toc237688490 \h </w:instrText>
             </w:r>
             <w:r>
               <w:rPr>
@@ -2941,7 +2941,7 @@
                 <w:noProof/>
                 <w:webHidden/>
               </w:rPr>
-              <w:t>49</w:t>
+              <w:t>53</w:t>
             </w:r>
             <w:r>
               <w:rPr>
@@ -2967,7 +2967,7 @@
               <w14:ligatures w14:val="none"/>
             </w:rPr>
           </w:pPr>
-          <w:hyperlink w:anchor="_Toc235722131" w:history="1">
+          <w:hyperlink w:anchor="_Toc237688491" w:history="1">
             <w:r>
               <w:rPr>
                 <w:rStyle w:val="Hipervnculo"/>
@@ -2994,7 +2994,7 @@
                 <w:noProof/>
                 <w:webHidden/>
               </w:rPr>
-              <w:instrText xml:space="preserve"> PAGEREF _Toc235722131 \h </w:instrText>
+              <w:instrText xml:space="preserve"> PAGEREF _Toc237688491 \h </w:instrText>
             </w:r>
             <w:r>
               <w:rPr>
@@ -3014,80 +3014,7 @@
                 <w:noProof/>
                 <w:webHidden/>
               </w:rPr>
-              <w:t>52</w:t>
-            </w:r>
-            <w:r>
-              <w:rPr>
-                <w:noProof/>
-                <w:webHidden/>
-              </w:rPr>
-              <w:fldChar w:fldCharType="end"/>
-            </w:r>
-          </w:hyperlink>
-        </w:p>
-        <w:p>
-          <w:pPr>
-            <w:pStyle w:val="TDC1"/>
-            <w:tabs>
-              <w:tab w:val="right" w:leader="dot" w:pos="9962"/>
-            </w:tabs>
-            <w:rPr>
-              <w:rFonts w:eastAsiaTheme="minorEastAsia"/>
-              <w:noProof/>
-              <w:kern w:val="0"/>
-              <w:sz w:val="22"/>
-              <w:lang w:eastAsia="es-CO"/>
-              <w14:ligatures w14:val="none"/>
-            </w:rPr>
-          </w:pPr>
-          <w:hyperlink w:anchor="_Toc235722132" w:history="1">
-            <w:r>
-              <w:rPr>
-                <w:rStyle w:val="Hipervnculo"/>
-                <w:noProof/>
-              </w:rPr>
-              <w:t>Créditos</w:t>
-            </w:r>
-            <w:r>
-              <w:rPr>
-                <w:noProof/>
-                <w:webHidden/>
-              </w:rPr>
-              <w:tab/>
-            </w:r>
-            <w:r>
-              <w:rPr>
-                <w:noProof/>
-                <w:webHidden/>
-              </w:rPr>
-              <w:fldChar w:fldCharType="begin"/>
-            </w:r>
-            <w:r>
-              <w:rPr>
-                <w:noProof/>
-                <w:webHidden/>
-              </w:rPr>
-              <w:instrText xml:space="preserve"> PAGEREF _Toc235722132 \h </w:instrText>
-            </w:r>
-            <w:r>
-              <w:rPr>
-                <w:noProof/>
-                <w:webHidden/>
-              </w:rPr>
-            </w:r>
-            <w:r>
-              <w:rPr>
-                <w:noProof/>
-                <w:webHidden/>
-              </w:rPr>
-              <w:fldChar w:fldCharType="separate"/>
-            </w:r>
-            <w:r>
-              <w:rPr>
-                <w:noProof/>
-                <w:webHidden/>
-              </w:rPr>
-              <w:t>54</w:t>
+              <w:t>56</w:t>
             </w:r>
             <w:r>
               <w:rPr>
@@ -3105,8 +3032,64 @@
               <w:tab w:val="right" w:leader="dot" w:pos="9962"/>
             </w:tabs>
           </w:pPr>
+          <w:hyperlink w:anchor="_Toc237688492" w:history="1">
+            <w:r>
+              <w:rPr>
+                <w:rStyle w:val="Hipervnculo"/>
+                <w:noProof/>
+              </w:rPr>
+              <w:t>Créditos</w:t>
+            </w:r>
+            <w:r>
+              <w:rPr>
+                <w:noProof/>
+                <w:webHidden/>
+              </w:rPr>
+              <w:tab/>
+            </w:r>
+            <w:r>
+              <w:rPr>
+                <w:noProof/>
+                <w:webHidden/>
+              </w:rPr>
+              <w:fldChar w:fldCharType="begin"/>
+            </w:r>
+            <w:r>
+              <w:rPr>
+                <w:noProof/>
+                <w:webHidden/>
+              </w:rPr>
+              <w:instrText xml:space="preserve"> PAGEREF _Toc237688492 \h </w:instrText>
+            </w:r>
+            <w:r>
+              <w:rPr>
+                <w:noProof/>
+                <w:webHidden/>
+              </w:rPr>
+            </w:r>
+            <w:r>
+              <w:rPr>
+                <w:noProof/>
+                <w:webHidden/>
+              </w:rPr>
+              <w:fldChar w:fldCharType="separate"/>
+            </w:r>
+            <w:r>
+              <w:rPr>
+                <w:noProof/>
+                <w:webHidden/>
+              </w:rPr>
+              <w:t>58</w:t>
+            </w:r>
+            <w:r>
+              <w:rPr>
+                <w:noProof/>
+                <w:webHidden/>
+              </w:rPr>
+              <w:fldChar w:fldCharType="end"/>
+            </w:r>
+          </w:hyperlink>
           <w:r>
-            <w:lastRenderedPageBreak/>
             <w:fldChar w:fldCharType="end"/>
           </w:r>
         </w:p>
@@ -3116,7 +3099,7 @@
       <w:pPr>
         <w:pStyle w:val="Titulosgenerales"/>
       </w:pPr>
-      <w:bookmarkStart w:id="0" w:name="_Toc235722098"/>
+      <w:bookmarkStart w:id="0" w:name="_Toc237688458"/>
       <w:r>
         <w:lastRenderedPageBreak/>
         <w:t>Introducción</w:t>
@@ -3125,7 +3108,12 @@
     </w:p>
     <w:p>
       <w:r>
-        <w:t>El componente formativo Identificación y preparación de mercancías aborda los fundamentos técnicos relacionados con el reconocimiento, clasificación y acondicionamiento de mercancías dentro de los procesos logísticos. Su estudio permite comprender las actividades necesarias para garantizar la adecuada manipulación, almacenamiento y preparación de los productos destinados al despacho. Su importancia radica en que facilita la aplicación de procedimientos orientados a preservar la calidad, seguridad e integridad de las mercancías durante las diferentes etapas de la operación logística. Asimismo, contribuye al cumplimiento de los requerimientos operativos y a la optimización de los recursos utilizados en la cadena de suministro.</w:t>
+        <w:t xml:space="preserve">El componente formativo Identificación y preparación de mercancías aborda los fundamentos técnicos relacionados con el reconocimiento, clasificación y acondicionamiento de mercancías dentro de los procesos logísticos. Su estudio permite comprender las actividades necesarias para garantizar la adecuada manipulación, almacenamiento y preparación de los productos destinados al despacho. </w:t>
+      </w:r>
+    </w:p>
+    <w:p>
+      <w:r>
+        <w:t>Su importancia radica en que facilita la aplicación de procedimientos orientados a preservar la calidad, seguridad e integridad de las mercancías durante las diferentes etapas de la operación logística. Asimismo, contribuye al cumplimiento de los requerimientos operativos y a la optimización de los recursos utilizados en la cadena de suministro.</w:t>
       </w:r>
     </w:p>
     <w:p>
@@ -3149,7 +3137,7 @@
       <w:pPr>
         <w:pStyle w:val="Ttulo1"/>
       </w:pPr>
-      <w:bookmarkStart w:id="1" w:name="_Toc235722099"/>
+      <w:bookmarkStart w:id="1" w:name="_Toc237688459"/>
       <w:r>
         <w:lastRenderedPageBreak/>
         <w:t>Mercancías y características</w:t>
@@ -3165,7 +3153,7 @@
       <w:pPr>
         <w:pStyle w:val="Ttulo2"/>
       </w:pPr>
-      <w:bookmarkStart w:id="2" w:name="_Toc235722100"/>
+      <w:bookmarkStart w:id="2" w:name="_Toc237688460"/>
       <w:r>
         <w:t>Concepto de mercancía</w:t>
       </w:r>
@@ -3178,14 +3166,34 @@
     </w:p>
     <w:p>
       <w:r>
-        <w:t>Ejemplo: los alimentos procesados, electrodomésticos, medicamentos, materiales de construcción y productos textiles son considerados mercancías dentro de los procesos de abastecimiento y distribución.</w:t>
+        <w:rPr>
+          <w:b/>
+          <w:bCs/>
+        </w:rPr>
+        <w:t>Ejemplo</w:t>
+      </w:r>
+      <w:r>
+        <w:rPr>
+          <w:b/>
+          <w:bCs/>
+        </w:rPr>
+        <w:t>.</w:t>
+      </w:r>
+      <w:r>
+        <w:t xml:space="preserve"> </w:t>
+      </w:r>
+      <w:r>
+        <w:t>L</w:t>
+      </w:r>
+      <w:r>
+        <w:t>os alimentos procesados, electrodomésticos, medicamentos, materiales de construcción y productos textiles son considerados mercancías dentro de los procesos de abastecimiento y distribución.</w:t>
       </w:r>
     </w:p>
     <w:p>
       <w:pPr>
         <w:pStyle w:val="Ttulo2"/>
       </w:pPr>
-      <w:bookmarkStart w:id="3" w:name="_Toc235722101"/>
+      <w:bookmarkStart w:id="3" w:name="_Toc237688461"/>
       <w:r>
         <w:lastRenderedPageBreak/>
         <w:t>Tipos de mercancía</w:t>
@@ -3196,8 +3204,9 @@
       <w:r>
         <w:t>Las mercancías pueden clasificarse según su naturaleza, características físicas, condiciones de conservación y requerimientos de transporte.</w:t>
       </w:r>
-    </w:p>
-    <w:p>
+      <w:r>
+        <w:t xml:space="preserve"> </w:t>
+      </w:r>
       <w:r>
         <w:t>Entre los tipos más comunes se encuentran:</w:t>
       </w:r>
@@ -3219,7 +3228,14 @@
     </w:p>
     <w:p>
       <w:r>
-        <w:t>Ejemplos: frutas frescas, productos lácteos.</w:t>
+        <w:rPr>
+          <w:b/>
+          <w:bCs/>
+        </w:rPr>
+        <w:t>Ejemplo</w:t>
+      </w:r>
+      <w:r>
+        <w:t>: frutas frescas, productos lácteos.</w:t>
       </w:r>
       <w:r>
         <w:tab/>
@@ -3243,7 +3259,14 @@
     </w:p>
     <w:p>
       <w:r>
-        <w:t xml:space="preserve">Ejemplos: arroz, productos de aseo. </w:t>
+        <w:rPr>
+          <w:b/>
+          <w:bCs/>
+        </w:rPr>
+        <w:t>Ejemplo</w:t>
+      </w:r>
+      <w:r>
+        <w:t xml:space="preserve">: arroz, productos de aseo. </w:t>
       </w:r>
     </w:p>
     <w:p>
@@ -3263,7 +3286,14 @@
     </w:p>
     <w:p>
       <w:r>
-        <w:t>Ejemplos: cristalería, televisores.</w:t>
+        <w:rPr>
+          <w:b/>
+          <w:bCs/>
+        </w:rPr>
+        <w:t>Ejemplo</w:t>
+      </w:r>
+      <w:r>
+        <w:t>: cristalería, televisores.</w:t>
       </w:r>
       <w:r>
         <w:tab/>
@@ -3275,19 +3305,29 @@
           <w:b/>
           <w:bCs/>
         </w:rPr>
+        <w:t>Mercancía peligrosa</w:t>
+      </w:r>
+      <w:r>
+        <w:t>: a</w:t>
+      </w:r>
+      <w:r>
+        <w:t xml:space="preserve">grupa sustancias o materiales que representan riesgos para las personas, las instalaciones o el ambiente. Su manipulación requiere cumplir </w:t>
+      </w:r>
+      <w:r>
         <w:lastRenderedPageBreak/>
-        <w:t>Mercancía peligrosa</w:t>
-      </w:r>
-      <w:r>
-        <w:t>: a</w:t>
-      </w:r>
-      <w:r>
-        <w:t>grupa sustancias o materiales que representan riesgos para las personas, las instalaciones o el ambiente. Su manipulación requiere cumplir protocolos de seguridad, identificación, almacenamiento y transporte establecidos por la normatividad vigente.</w:t>
-      </w:r>
-    </w:p>
-    <w:p>
-      <w:r>
-        <w:t>Ejemplos: pinturas inflamables, cilindros de gas.</w:t>
+        <w:t>protocolos de seguridad, identificación, almacenamiento y transporte establecidos por la normatividad vigente.</w:t>
+      </w:r>
+    </w:p>
+    <w:p>
+      <w:r>
+        <w:rPr>
+          <w:b/>
+          <w:bCs/>
+        </w:rPr>
+        <w:t>Ejemplo</w:t>
+      </w:r>
+      <w:r>
+        <w:t>: pinturas inflamables, cilindros de gas.</w:t>
       </w:r>
       <w:r>
         <w:tab/>
@@ -3311,7 +3351,14 @@
     </w:p>
     <w:p>
       <w:r>
-        <w:t>Ejemplos: carne refrigerada, vacunas.</w:t>
+        <w:rPr>
+          <w:b/>
+          <w:bCs/>
+        </w:rPr>
+        <w:t>Ejemplo</w:t>
+      </w:r>
+      <w:r>
+        <w:t>: carne refrigerada, vacunas.</w:t>
       </w:r>
       <w:r>
         <w:tab/>
@@ -3335,7 +3382,14 @@
     </w:p>
     <w:p>
       <w:r>
-        <w:t>Ejemplos: joyas, teléfonos celulares.</w:t>
+        <w:rPr>
+          <w:b/>
+          <w:bCs/>
+        </w:rPr>
+        <w:t>Ejemplo</w:t>
+      </w:r>
+      <w:r>
+        <w:t>: joyas, teléfonos celulares.</w:t>
       </w:r>
       <w:r>
         <w:tab/>
@@ -3359,7 +3413,11 @@
     </w:p>
     <w:p>
       <w:r>
-        <w:t>Ejemplos</w:t>
+        <w:rPr>
+          <w:b/>
+          <w:bCs/>
+        </w:rPr>
+        <w:t>Ejemplo</w:t>
       </w:r>
       <w:r>
         <w:t>:</w:t>
@@ -3378,19 +3436,29 @@
           <w:b/>
           <w:bCs/>
         </w:rPr>
+        <w:t>Mercancía contenerizada</w:t>
+      </w:r>
+      <w:r>
+        <w:t>: s</w:t>
+      </w:r>
+      <w:r>
+        <w:t xml:space="preserve">e refiere a mercancías agrupadas y transportadas dentro de contenedores estandarizados que facilitan su manipulación, almacenamiento </w:t>
+      </w:r>
+      <w:r>
         <w:lastRenderedPageBreak/>
-        <w:t>Mercancía contenerizada</w:t>
-      </w:r>
-      <w:r>
-        <w:t>: s</w:t>
-      </w:r>
-      <w:r>
-        <w:t>e refiere a mercancías agrupadas y transportadas dentro de contenedores estandarizados que facilitan su manipulación, almacenamiento y movilización entre diferentes medios de transporte, mejorando la seguridad, la trazabilidad y la eficiencia logística.</w:t>
-      </w:r>
-    </w:p>
-    <w:p>
-      <w:r>
-        <w:t>Ejemplos: electrodomésticos en contenedor, prendas de vestir para exportación.</w:t>
+        <w:t>y movilización entre diferentes medios de transporte, mejorando la seguridad, la trazabilidad y la eficiencia logística.</w:t>
+      </w:r>
+    </w:p>
+    <w:p>
+      <w:r>
+        <w:rPr>
+          <w:b/>
+          <w:bCs/>
+        </w:rPr>
+        <w:t>Ejemplo</w:t>
+      </w:r>
+      <w:r>
+        <w:t>: electrodomésticos en contenedor, prendas de vestir para exportación.</w:t>
       </w:r>
       <w:r>
         <w:tab/>
@@ -3404,7 +3472,14 @@
     </w:p>
     <w:p>
       <w:r>
-        <w:t xml:space="preserve">Ejemplo: </w:t>
+        <w:rPr>
+          <w:b/>
+          <w:bCs/>
+        </w:rPr>
+        <w:t>Ejemplo</w:t>
+      </w:r>
+      <w:r>
+        <w:t xml:space="preserve">: </w:t>
       </w:r>
       <w:r>
         <w:t>l</w:t>
@@ -3417,7 +3492,7 @@
       <w:pPr>
         <w:pStyle w:val="Ttulo2"/>
       </w:pPr>
-      <w:bookmarkStart w:id="4" w:name="_Toc235722102"/>
+      <w:bookmarkStart w:id="4" w:name="_Toc237688462"/>
       <w:r>
         <w:t>Características de la mercancía</w:t>
       </w:r>
@@ -3452,11 +3527,7 @@
         <w:t>: c</w:t>
       </w:r>
       <w:r>
-        <w:t xml:space="preserve">orresponde a la masa de la mercancía y determina los equipos, ayudas mecánicas y métodos de manipulación necesarios para realizar el </w:t>
-      </w:r>
-      <w:r>
-        <w:lastRenderedPageBreak/>
-        <w:t>cargue, almacenamiento y despacho de forma segura, evitando sobrecargas y reduciendo el riesgo de accidentes.</w:t>
+        <w:t>orresponde a la masa de la mercancía y determina los equipos, ayudas mecánicas y métodos de manipulación necesarios para realizar el cargue, almacenamiento y despacho de forma segura, evitando sobrecargas y reduciendo el riesgo de accidentes.</w:t>
       </w:r>
       <w:r>
         <w:tab/>
@@ -3476,6 +3547,7 @@
           <w:b/>
           <w:bCs/>
         </w:rPr>
+        <w:lastRenderedPageBreak/>
         <w:t>Volumen</w:t>
       </w:r>
       <w:r>
@@ -3608,14 +3680,17 @@
           <w:b/>
           <w:bCs/>
         </w:rPr>
+        <w:t>Nivel de riesgo</w:t>
+      </w:r>
+      <w:r>
+        <w:t>: i</w:t>
+      </w:r>
+      <w:r>
+        <w:t xml:space="preserve">dentifica los posibles peligros asociados con la manipulación, almacenamiento o transporte de la mercancía. Esta característica permite establecer medidas preventivas, elementos de </w:t>
+      </w:r>
+      <w:r>
         <w:lastRenderedPageBreak/>
-        <w:t>Nivel de riesgo</w:t>
-      </w:r>
-      <w:r>
-        <w:t>: i</w:t>
-      </w:r>
-      <w:r>
-        <w:t>dentifica los posibles peligros asociados con la manipulación, almacenamiento o transporte de la mercancía. Esta característica permite establecer medidas preventivas, elementos de protección y protocolos que garanticen la seguridad de las personas, las instalaciones y el ambiente.</w:t>
+        <w:t>protección y protocolos que garanticen la seguridad de las personas, las instalaciones y el ambiente.</w:t>
       </w:r>
       <w:r>
         <w:tab/>
@@ -3653,7 +3728,14 @@
     </w:p>
     <w:p>
       <w:r>
-        <w:t>Ejemplo: un televisor requiere protección contra golpes y vibraciones, mientras que un producto alimenticio necesita condiciones específicas de conservación.</w:t>
+        <w:rPr>
+          <w:b/>
+          <w:bCs/>
+        </w:rPr>
+        <w:t>Ejemplo</w:t>
+      </w:r>
+      <w:r>
+        <w:t>: un televisor requiere protección contra golpes y vibraciones, mientras que un producto alimenticio necesita condiciones específicas de conservación.</w:t>
       </w:r>
     </w:p>
     <w:p>
@@ -3663,7 +3745,7 @@
       <w:r>
         <w:t xml:space="preserve"> </w:t>
       </w:r>
-      <w:bookmarkStart w:id="5" w:name="_Toc235722103"/>
+      <w:bookmarkStart w:id="5" w:name="_Toc237688463"/>
       <w:r>
         <w:t>Naturaleza de la carga</w:t>
       </w:r>
@@ -3676,7 +3758,6 @@
     </w:p>
     <w:p>
       <w:r>
-        <w:lastRenderedPageBreak/>
         <w:t>De acuerdo con su naturaleza, las cargas pueden requerir:</w:t>
       </w:r>
     </w:p>
@@ -3699,7 +3780,11 @@
         <w:t>: a</w:t>
       </w:r>
       <w:r>
-        <w:t>lgunas mercancías requieren mantenerse dentro de rangos específicos de temperatura para conservar sus propiedades físicas, químicas o biológicas. El control permanente evita alteraciones en la calidad del producto y garantiza que llegue al destino en condiciones óptimas.</w:t>
+        <w:t xml:space="preserve">lgunas mercancías requieren mantenerse dentro de rangos específicos de temperatura para conservar sus propiedades </w:t>
+      </w:r>
+      <w:r>
+        <w:lastRenderedPageBreak/>
+        <w:t>físicas, químicas o biológicas. El control permanente evita alteraciones en la calidad del producto y garantiza que llegue al destino en condiciones óptimas.</w:t>
       </w:r>
       <w:r>
         <w:tab/>
@@ -3801,7 +3886,6 @@
           <w:b/>
           <w:bCs/>
         </w:rPr>
-        <w:lastRenderedPageBreak/>
         <w:t>Medidas de seguridad especiales</w:t>
       </w:r>
       <w:r>
@@ -3827,6 +3911,7 @@
           <w:b/>
           <w:bCs/>
         </w:rPr>
+        <w:lastRenderedPageBreak/>
         <w:t>Condiciones particulares de almacenamiento</w:t>
       </w:r>
       <w:r>
@@ -3846,7 +3931,43 @@
     </w:p>
     <w:p>
       <w:r>
-        <w:t>Ejemplo: los productos químicos requieren protocolos especiales de seguridad, señalización y transporte para evitar afectaciones a las personas, la infraestructura y el medio ambiente.</w:t>
+        <w:rPr>
+          <w:b/>
+          <w:bCs/>
+        </w:rPr>
+        <w:t>Ejemplo</w:t>
+      </w:r>
+      <w:r>
+        <w:t>: los productos químicos requieren protocolos especiales de seguridad, señalización y transporte para evitar afectaciones a las personas, la infraestructura y el medio ambiente.</w:t>
+      </w:r>
+    </w:p>
+    <w:p>
+      <w:r>
+        <w:rPr>
+          <w:b/>
+          <w:bCs/>
+        </w:rPr>
+        <w:t>Tipos</w:t>
+      </w:r>
+      <w:r>
+        <w:t xml:space="preserve"> </w:t>
+      </w:r>
+      <w:r>
+        <w:rPr>
+          <w:b/>
+          <w:bCs/>
+        </w:rPr>
+        <w:t>de</w:t>
+      </w:r>
+      <w:r>
+        <w:t xml:space="preserve"> </w:t>
+      </w:r>
+      <w:r>
+        <w:rPr>
+          <w:b/>
+          <w:bCs/>
+        </w:rPr>
+        <w:t>mercancía</w:t>
       </w:r>
     </w:p>
     <w:p>
@@ -3865,8 +3986,22 @@
       </w:hyperlink>
     </w:p>
     <w:p>
-      <w:r>
-        <w:lastRenderedPageBreak/>
+      <w:pPr>
+        <w:rPr>
+          <w:b/>
+          <w:bCs/>
+        </w:rPr>
+      </w:pPr>
+      <w:r>
+        <w:rPr>
+          <w:b/>
+          <w:bCs/>
+        </w:rPr>
+        <w:t>Empresa Coordinadora</w:t>
+      </w:r>
+    </w:p>
+    <w:p>
+      <w:r>
         <w:t>Se invita al aprendiz a profundizar en mercancías y características, a través del siguiente artículo:</w:t>
       </w:r>
     </w:p>
@@ -3880,15 +4015,16 @@
         </w:r>
       </w:hyperlink>
     </w:p>
-    <w:p/>
-    <w:p>
-      <w:r>
-        <w:t xml:space="preserve">A continuación, se invita al siguiente podcast: </w:t>
-      </w:r>
-    </w:p>
-    <w:p>
-      <w:r>
-        <w:t>"La mercancía correcta, el despacho correcto: claves para una operación logística eficiente"</w:t>
+    <w:p>
+      <w:r>
+        <w:lastRenderedPageBreak/>
+        <w:t>A continuación, se invita al siguiente p</w:t>
+      </w:r>
+      <w:r>
+        <w:t>ó</w:t>
+      </w:r>
+      <w:r>
+        <w:t xml:space="preserve">dcast: </w:t>
       </w:r>
     </w:p>
     <w:tbl>
@@ -3948,24 +4084,220 @@
               <w:rPr>
                 <w:b/>
                 <w:bCs/>
-                <w:highlight w:val="yellow"/>
-              </w:rPr>
-              <w:t>Hombre:</w:t>
+              </w:rPr>
+              <w:t>Mujer</w:t>
+            </w:r>
+            <w:r>
+              <w:t xml:space="preserve">: </w:t>
+            </w:r>
+            <w:r>
+              <w:t xml:space="preserve">En logística, una etiqueta mal leída puede convertir un despacho normal en un verdadero dolor de cabeza. Basta un pequeño error para terminar entregando yogures en una bodega de repuestos, a tres horas de la ciudad. </w:t>
+            </w:r>
+          </w:p>
+          <w:p>
+            <w:r>
+              <w:rPr>
+                <w:b/>
+                <w:bCs/>
+              </w:rPr>
+              <w:t>Hombre</w:t>
+            </w:r>
+            <w:r>
+              <w:rPr>
+                <w:b/>
+                <w:bCs/>
+              </w:rPr>
+              <w:t>:</w:t>
             </w:r>
             <w:r>
               <w:t xml:space="preserve"> </w:t>
             </w:r>
-          </w:p>
-          <w:p/>
-          <w:p/>
-          <w:p/>
-          <w:p/>
-          <w:p/>
-          <w:p/>
-          <w:p/>
-          <w:p/>
-          <w:p/>
-          <w:p/>
+            <w:r>
+              <w:t>Parece exagerado, pero pasa más de lo que imaginamos. Una mercancía mal identificada es suficiente para que el despacho tome el camino equivocado y la entrega termine en el lugar menos pensado.</w:t>
+            </w:r>
+          </w:p>
+          <w:p>
+            <w:r>
+              <w:rPr>
+                <w:b/>
+                <w:bCs/>
+              </w:rPr>
+              <w:t>Mujer</w:t>
+            </w:r>
+            <w:r>
+              <w:t xml:space="preserve">: </w:t>
+            </w:r>
+            <w:r>
+              <w:t>Pensemos en quienes están arrancando un emprendimiento. Toda la atención se concentra en vender, pero si no conocen la naturaleza de la mercancía, el producto puede deteriorarse en la estantería y las pérdidas llegan directo al bolsillo.</w:t>
+            </w:r>
+          </w:p>
+          <w:p>
+            <w:r>
+              <w:rPr>
+                <w:b/>
+                <w:bCs/>
+              </w:rPr>
+              <w:t>Hombre</w:t>
+            </w:r>
+            <w:r>
+              <w:t xml:space="preserve">: </w:t>
+            </w:r>
+            <w:r>
+              <w:t>Y entre más grande es la empresa, más grande puede ser el problema. Allí conviven miles de referencias distintas: mercancías pesadas, productos frágiles, artículos de alto valor e incluso materiales que requieren un manejo especial.</w:t>
+            </w:r>
+          </w:p>
+          <w:p>
+            <w:r>
+              <w:rPr>
+                <w:b/>
+                <w:bCs/>
+              </w:rPr>
+              <w:t>Mujer</w:t>
+            </w:r>
+            <w:r>
+              <w:rPr>
+                <w:b/>
+                <w:bCs/>
+              </w:rPr>
+              <w:tab/>
+            </w:r>
+            <w:r>
+              <w:t xml:space="preserve">: </w:t>
+            </w:r>
+            <w:r>
+              <w:t>Si el equipo no tiene clara la clasificación de la mercancía, terminan apilando bultos pesados sobre cajas delicadas o dejando un producto químico junto a mercancía sensible.</w:t>
+            </w:r>
+          </w:p>
+          <w:p>
+            <w:r>
+              <w:rPr>
+                <w:b/>
+                <w:bCs/>
+              </w:rPr>
+              <w:t>Hombre</w:t>
+            </w:r>
+            <w:r>
+              <w:t xml:space="preserve">: </w:t>
+            </w:r>
+            <w:r>
+              <w:t>Entonces reina el caos: cajas aplastadas, reclamos de clientes y hasta accidentes con el personal en medio de los pasillos.</w:t>
+            </w:r>
+          </w:p>
+          <w:p>
+            <w:r>
+              <w:rPr>
+                <w:b/>
+                <w:bCs/>
+              </w:rPr>
+              <w:lastRenderedPageBreak/>
+              <w:t>Mujer</w:t>
+            </w:r>
+            <w:r>
+              <w:t xml:space="preserve">: </w:t>
+            </w:r>
+            <w:r>
+              <w:t>Para que eso no suceda, la clave está en respetar la naturaleza de cada carga. Por ejemplo: Si un producto necesita temperatura controlada, protección contra la humedad o condiciones especiales de seguridad, cambia la forma de almacenarlo, moverlo y despacharlo.</w:t>
+            </w:r>
+          </w:p>
+          <w:p>
+            <w:r>
+              <w:rPr>
+                <w:b/>
+                <w:bCs/>
+              </w:rPr>
+              <w:t>Hombre</w:t>
+            </w:r>
+            <w:r>
+              <w:rPr>
+                <w:b/>
+                <w:bCs/>
+              </w:rPr>
+              <w:t>:</w:t>
+            </w:r>
+            <w:r>
+              <w:t xml:space="preserve"> </w:t>
+            </w:r>
+            <w:r>
+              <w:t>Todo empieza por saber exactamente qué lleva cada caja. Porque cuando la mercancía está bien identificada, es mucho más fácil manipularla, almacenarla y despacharla como corresponde.</w:t>
+            </w:r>
+          </w:p>
+          <w:p>
+            <w:r>
+              <w:rPr>
+                <w:b/>
+                <w:bCs/>
+              </w:rPr>
+              <w:t>Mujer</w:t>
+            </w:r>
+            <w:r>
+              <w:rPr>
+                <w:b/>
+                <w:bCs/>
+              </w:rPr>
+              <w:tab/>
+            </w:r>
+            <w:r>
+              <w:rPr>
+                <w:b/>
+                <w:bCs/>
+              </w:rPr>
+              <w:t>:</w:t>
+            </w:r>
+            <w:r>
+              <w:t xml:space="preserve"> </w:t>
+            </w:r>
+            <w:r>
+              <w:t>Por eso cuando la mercancía está bien identificada desde el principio, todo marcha sobre ruedas: se aprovecha mejor el espacio, las rutas se organizan con más lógica y los despachos salen sin tantas improvisaciones.</w:t>
+            </w:r>
+          </w:p>
+          <w:p>
+            <w:r>
+              <w:rPr>
+                <w:b/>
+                <w:bCs/>
+              </w:rPr>
+              <w:t>Hombre</w:t>
+            </w:r>
+            <w:r>
+              <w:t xml:space="preserve">: </w:t>
+            </w:r>
+            <w:r>
+              <w:t>Detrás de un pedido que llega completo y en perfecto estado siempre hay una bodega donde cada caja fue clasificada correctamente desde el primer minuto.</w:t>
+            </w:r>
+          </w:p>
+          <w:p>
+            <w:r>
+              <w:rPr>
+                <w:b/>
+                <w:bCs/>
+              </w:rPr>
+              <w:t>Mujer</w:t>
+            </w:r>
+            <w:r>
+              <w:tab/>
+            </w:r>
+            <w:r>
+              <w:t>: A</w:t>
+            </w:r>
+            <w:r>
+              <w:t>ntes de despachar la primera ruta del día, tómense unos minutos para verificar etiquetas, confirmar la naturaleza de la carga y revisar las condiciones de manejo de cada producto.</w:t>
+            </w:r>
+          </w:p>
+          <w:p>
+            <w:r>
+              <w:rPr>
+                <w:b/>
+                <w:bCs/>
+              </w:rPr>
+              <w:t>Hombre</w:t>
+            </w:r>
+            <w:r>
+              <w:t xml:space="preserve">: </w:t>
+            </w:r>
+            <w:r>
+              <w:t>Porque en logística, una caja mal clasificada nunca viaja sola... detrás de ella también se van el tiempo, la plata y la confianza del cliente.</w:t>
+            </w:r>
+          </w:p>
           <w:p/>
         </w:tc>
       </w:tr>
@@ -3973,18 +4305,9 @@
     <w:p/>
     <w:p>
       <w:pPr>
-        <w:spacing w:before="0" w:after="160" w:line="259" w:lineRule="auto"/>
-        <w:ind w:firstLine="0"/>
-      </w:pPr>
-      <w:r>
-        <w:br w:type="page"/>
-      </w:r>
-    </w:p>
-    <w:p>
-      <w:pPr>
         <w:pStyle w:val="Ttulo1"/>
       </w:pPr>
-      <w:bookmarkStart w:id="6" w:name="_Toc235722104"/>
+      <w:bookmarkStart w:id="6" w:name="_Toc237688464"/>
       <w:r>
         <w:lastRenderedPageBreak/>
         <w:t>Empaque, embalaje y rotulado</w:t>
@@ -4000,7 +4323,7 @@
       <w:pPr>
         <w:pStyle w:val="Ttulo2"/>
       </w:pPr>
-      <w:bookmarkStart w:id="7" w:name="_Toc235722105"/>
+      <w:bookmarkStart w:id="7" w:name="_Toc237688465"/>
       <w:r>
         <w:t>Empaque</w:t>
       </w:r>
@@ -4010,8 +4333,9 @@
       <w:r>
         <w:t>El empaque corresponde al material o recipiente que contiene directamente el producto con el propósito de protegerlo, conservarlo y facilitar su manipulación. Su función principal es preservar las características físicas y funcionales de la mercancía durante su almacenamiento, comercialización y distribución.</w:t>
       </w:r>
-    </w:p>
-    <w:p>
+      <w:r>
+        <w:t xml:space="preserve"> </w:t>
+      </w:r>
       <w:r>
         <w:t>Entre los materiales más utilizados se encuentran:</w:t>
       </w:r>
@@ -4191,7 +4515,7 @@
       <w:pPr>
         <w:pStyle w:val="Ttulo2"/>
       </w:pPr>
-      <w:bookmarkStart w:id="8" w:name="_Toc235722106"/>
+      <w:bookmarkStart w:id="8" w:name="_Toc237688466"/>
       <w:r>
         <w:t>Embalaje</w:t>
       </w:r>
@@ -4369,14 +4693,21 @@
     </w:p>
     <w:p>
       <w:r>
-        <w:t>Ejemplo: un televisor empacado en su caja original puede ser embalado adicionalmente sobre una estiba para facilitar su movilización y despacho.</w:t>
+        <w:rPr>
+          <w:b/>
+          <w:bCs/>
+        </w:rPr>
+        <w:t>Ejemplo</w:t>
+      </w:r>
+      <w:r>
+        <w:t>: un televisor empacado en su caja original puede ser embalado adicionalmente sobre una estiba para facilitar su movilización y despacho.</w:t>
       </w:r>
     </w:p>
     <w:p>
       <w:pPr>
         <w:pStyle w:val="Ttulo2"/>
       </w:pPr>
-      <w:bookmarkStart w:id="9" w:name="_Toc235722107"/>
+      <w:bookmarkStart w:id="9" w:name="_Toc237688467"/>
       <w:r>
         <w:lastRenderedPageBreak/>
         <w:t>Rotulado</w:t>
@@ -4397,64 +4728,103 @@
       </w:r>
     </w:p>
     <w:p>
-      <w:proofErr w:type="spellStart"/>
-      <w:r>
-        <w:rPr>
-          <w:highlight w:val="yellow"/>
-        </w:rPr>
-        <w:t>Trxto</w:t>
-      </w:r>
-      <w:proofErr w:type="spellEnd"/>
-      <w:r>
-        <w:rPr>
-          <w:highlight w:val="yellow"/>
-        </w:rPr>
+      <w:pPr>
+        <w:jc w:val="center"/>
+        <w:rPr>
+          <w:lang w:eastAsia="es-CO"/>
+        </w:rPr>
+      </w:pPr>
+      <w:r>
+        <w:rPr>
+          <w:noProof/>
+          <w:lang w:eastAsia="es-CO"/>
+        </w:rPr>
+        <w:drawing>
+          <wp:inline distT="0" distB="0" distL="0" distR="0" wp14:anchorId="382D4C6F" wp14:editId="58CF0F6B">
+            <wp:extent cx="4680000" cy="3279600"/>
+            <wp:effectExtent l="0" t="0" r="6350" b="0"/>
+            <wp:docPr id="1577849308" name="Imagen 4" descr="La figura muestra una caja de cartón en una bodega de almacenamiento. La mercancía presenta un rótulo con la información necesaria para su identificación, control y manipulación, además de pictogramas de seguridad que orientan su manejo durante las actividades de almacenamiento, preparación y despacho logístico."/>
+            <wp:cNvGraphicFramePr>
+              <a:graphicFrameLocks xmlns:a="http://schemas.openxmlformats.org/drawingml/2006/main" noChangeAspect="1"/>
+            </wp:cNvGraphicFramePr>
+            <a:graphic xmlns:a="http://schemas.openxmlformats.org/drawingml/2006/main">
+              <a:graphicData uri="http://schemas.openxmlformats.org/drawingml/2006/picture">
+                <pic:pic xmlns:pic="http://schemas.openxmlformats.org/drawingml/2006/picture">
+                  <pic:nvPicPr>
+                    <pic:cNvPr id="1577849308" name="Imagen 4" descr="La figura muestra una caja de cartón en una bodega de almacenamiento. La mercancía presenta un rótulo con la información necesaria para su identificación, control y manipulación, además de pictogramas de seguridad que orientan su manejo durante las actividades de almacenamiento, preparación y despacho logístico."/>
+                    <pic:cNvPicPr/>
+                  </pic:nvPicPr>
+                  <pic:blipFill>
+                    <a:blip r:embed="rId14">
+                      <a:extLst>
+                        <a:ext uri="{28A0092B-C50C-407E-A947-70E740481C1C}">
+                          <a14:useLocalDpi xmlns:a14="http://schemas.microsoft.com/office/drawing/2010/main" val="0"/>
+                        </a:ext>
+                      </a:extLst>
+                    </a:blip>
+                    <a:stretch>
+                      <a:fillRect/>
+                    </a:stretch>
+                  </pic:blipFill>
+                  <pic:spPr>
+                    <a:xfrm>
+                      <a:off x="0" y="0"/>
+                      <a:ext cx="4680000" cy="3279600"/>
+                    </a:xfrm>
+                    <a:prstGeom prst="rect">
+                      <a:avLst/>
+                    </a:prstGeom>
+                  </pic:spPr>
+                </pic:pic>
+              </a:graphicData>
+            </a:graphic>
+          </wp:inline>
+        </w:drawing>
+      </w:r>
+    </w:p>
+    <w:p>
+      <w:pPr>
+        <w:ind w:left="707"/>
+      </w:pPr>
+      <w:r>
+        <w:t>Nota</w:t>
+      </w:r>
+      <w:r>
+        <w:t>.</w:t>
+      </w:r>
+      <w:r>
+        <w:t xml:space="preserve"> SENA, (2026).</w:t>
+      </w:r>
+    </w:p>
+    <w:p>
+      <w:r>
+        <w:t>Un rotulado adecuado facilita la trazabilidad de la mercancía y reduce errores durante los procesos logísticos.</w:t>
+      </w:r>
+    </w:p>
+    <w:p>
+      <w:pPr>
+        <w:pStyle w:val="Ttulo2"/>
+      </w:pPr>
+      <w:bookmarkStart w:id="10" w:name="_Toc237688468"/>
+      <w:r>
+        <w:t>Símbolos técnicos y pictóricos</w:t>
+      </w:r>
+      <w:bookmarkEnd w:id="10"/>
+      <w:r>
         <w:t xml:space="preserve"> </w:t>
       </w:r>
-      <w:proofErr w:type="spellStart"/>
-      <w:r>
-        <w:rPr>
-          <w:highlight w:val="yellow"/>
-        </w:rPr>
-        <w:t>alt</w:t>
-      </w:r>
-      <w:proofErr w:type="spellEnd"/>
-      <w:r>
-        <w:t xml:space="preserve">: </w:t>
-      </w:r>
-      <w:r>
-        <w:t>La figura muestra caja de cartón ubicada sobre una estiba en una bodega de almacenamiento. La mercancía presenta un rótulo con la información necesaria para su identificación, control y manipulación, además de pictogramas de seguridad que orientan su manejo durante las actividades de almacenamiento, preparación y despacho logístico.</w:t>
-      </w:r>
-    </w:p>
-    <w:p>
-      <w:r>
-        <w:t xml:space="preserve">  Nota: SENA, (2026).</w:t>
-      </w:r>
-    </w:p>
-    <w:p>
-      <w:r>
-        <w:t>Un rotulado adecuado facilita la trazabilidad de la mercancía y reduce errores durante los procesos logísticos.</w:t>
-      </w:r>
-    </w:p>
-    <w:p>
-      <w:pPr>
-        <w:pStyle w:val="Ttulo2"/>
-      </w:pPr>
-      <w:bookmarkStart w:id="10" w:name="_Toc235722108"/>
-      <w:r>
-        <w:t>Símbolos técnicos y pictóricos</w:t>
-      </w:r>
-      <w:bookmarkEnd w:id="10"/>
+    </w:p>
+    <w:p>
+      <w:r>
+        <w:t xml:space="preserve">Los símbolos técnicos y pictóricos son representaciones gráficas utilizadas para comunicar instrucciones específicas relacionadas con el manejo, almacenamiento y </w:t>
+      </w:r>
+      <w:r>
+        <w:lastRenderedPageBreak/>
+        <w:t>transporte de mercancías. Su utilización permite transmitir información de manera rápida y estandarizada, independientemente del idioma utilizado por los operadores logísticos.</w:t>
+      </w:r>
       <w:r>
         <w:t xml:space="preserve"> </w:t>
       </w:r>
-    </w:p>
-    <w:p>
-      <w:r>
-        <w:t>Los símbolos técnicos y pictóricos son representaciones gráficas utilizadas para comunicar instrucciones específicas relacionadas con el manejo, almacenamiento y transporte de mercancías. Su utilización permite transmitir información de manera rápida y estandarizada, independientemente del idioma utilizado por los operadores logísticos.</w:t>
-      </w:r>
-    </w:p>
-    <w:p>
       <w:r>
         <w:t>Entre los símbolos más utilizados se encuentran:</w:t>
       </w:r>
@@ -4472,7 +4842,6 @@
           <w:b/>
           <w:bCs/>
         </w:rPr>
-        <w:lastRenderedPageBreak/>
         <w:t>Frágil</w:t>
       </w:r>
       <w:r>
@@ -4625,6 +4994,7 @@
           <w:b/>
           <w:bCs/>
         </w:rPr>
+        <w:lastRenderedPageBreak/>
         <w:t>Proteger del calor</w:t>
       </w:r>
       <w:r>
@@ -4651,7 +5021,6 @@
           <w:b/>
           <w:bCs/>
         </w:rPr>
-        <w:lastRenderedPageBreak/>
         <w:t>Manipular con cuidado</w:t>
       </w:r>
       <w:r>
@@ -4667,10 +5036,25 @@
       </w:r>
     </w:p>
     <w:p>
+      <w:pPr>
+        <w:rPr>
+          <w:b/>
+          <w:bCs/>
+        </w:rPr>
+      </w:pPr>
+      <w:r>
+        <w:rPr>
+          <w:b/>
+          <w:bCs/>
+        </w:rPr>
+        <w:t>Empaque y Embalaje: Pasos claves para el envío de tu mercancía</w:t>
+      </w:r>
+    </w:p>
+    <w:p>
       <w:r>
         <w:t xml:space="preserve">A continuación, se invita a ir al siguiente video para fortalecer los conocimientos relacionados con empaque, embalaje y rotulado: </w:t>
       </w:r>
-      <w:hyperlink r:id="rId14" w:history="1">
+      <w:hyperlink r:id="rId15" w:history="1">
         <w:r>
           <w:rPr>
             <w:rStyle w:val="Hipervnculo"/>
@@ -4680,12 +5064,27 @@
       </w:hyperlink>
     </w:p>
     <w:p>
+      <w:pPr>
+        <w:rPr>
+          <w:b/>
+          <w:bCs/>
+        </w:rPr>
+      </w:pPr>
+      <w:r>
+        <w:rPr>
+          <w:b/>
+          <w:bCs/>
+        </w:rPr>
+        <w:t>Etiqueta, envase, empaque y embalaje</w:t>
+      </w:r>
+    </w:p>
+    <w:p>
       <w:r>
         <w:t>Se invita al aprendiz a profundizar en lo relacionado a empaque, embalaje y rotulado, a través del siguiente artículo:</w:t>
       </w:r>
     </w:p>
     <w:p>
-      <w:hyperlink r:id="rId15" w:history="1">
+      <w:hyperlink r:id="rId16" w:history="1">
         <w:r>
           <w:rPr>
             <w:rStyle w:val="Hipervnculo"/>
@@ -4707,7 +5106,7 @@
       <w:pPr>
         <w:pStyle w:val="Ttulo1"/>
       </w:pPr>
-      <w:bookmarkStart w:id="11" w:name="_Toc235722109"/>
+      <w:bookmarkStart w:id="11" w:name="_Toc237688469"/>
       <w:r>
         <w:lastRenderedPageBreak/>
         <w:t>Manipulación y almacenamiento</w:t>
@@ -4723,7 +5122,7 @@
       <w:pPr>
         <w:pStyle w:val="Ttulo2"/>
       </w:pPr>
-      <w:bookmarkStart w:id="12" w:name="_Toc235722110"/>
+      <w:bookmarkStart w:id="12" w:name="_Toc237688470"/>
       <w:r>
         <w:t>Densidad de la carga</w:t>
       </w:r>
@@ -4735,6 +5134,13 @@
       </w:r>
     </w:p>
     <w:p>
+      <w:pPr>
+        <w:pStyle w:val="Prrafodelista"/>
+        <w:numPr>
+          <w:ilvl w:val="0"/>
+          <w:numId w:val="29"/>
+        </w:numPr>
+      </w:pPr>
       <w:r>
         <w:rPr>
           <w:b/>
@@ -4750,8 +5156,18 @@
       </w:r>
     </w:p>
     <w:p>
-      <w:r>
-        <w:t>Ejemplo: barras de acero, sacos de cemento.</w:t>
+      <w:pPr>
+        <w:ind w:left="707"/>
+      </w:pPr>
+      <w:r>
+        <w:rPr>
+          <w:b/>
+          <w:bCs/>
+        </w:rPr>
+        <w:t>Ejemplo</w:t>
+      </w:r>
+      <w:r>
+        <w:t>: barras de acero, sacos de cemento.</w:t>
       </w:r>
       <w:r>
         <w:tab/>
@@ -4759,6 +5175,13 @@
       </w:r>
     </w:p>
     <w:p>
+      <w:pPr>
+        <w:pStyle w:val="Prrafodelista"/>
+        <w:numPr>
+          <w:ilvl w:val="0"/>
+          <w:numId w:val="29"/>
+        </w:numPr>
+      </w:pPr>
       <w:r>
         <w:rPr>
           <w:b/>
@@ -4774,8 +5197,18 @@
       </w:r>
     </w:p>
     <w:p>
-      <w:r>
-        <w:t>Ejemplo: cajas de alimentos enlatados, repuestos automotrices.</w:t>
+      <w:pPr>
+        <w:ind w:left="707"/>
+      </w:pPr>
+      <w:r>
+        <w:rPr>
+          <w:b/>
+          <w:bCs/>
+        </w:rPr>
+        <w:t>Ejemplo</w:t>
+      </w:r>
+      <w:r>
+        <w:t>: cajas de alimentos enlatados, repuestos automotrices.</w:t>
       </w:r>
       <w:r>
         <w:tab/>
@@ -4783,6 +5216,13 @@
       </w:r>
     </w:p>
     <w:p>
+      <w:pPr>
+        <w:pStyle w:val="Prrafodelista"/>
+        <w:numPr>
+          <w:ilvl w:val="0"/>
+          <w:numId w:val="29"/>
+        </w:numPr>
+      </w:pPr>
       <w:r>
         <w:rPr>
           <w:b/>
@@ -4798,9 +5238,19 @@
       </w:r>
     </w:p>
     <w:p>
-      <w:r>
+      <w:pPr>
+        <w:ind w:left="360"/>
+      </w:pPr>
+      <w:r>
+        <w:rPr>
+          <w:b/>
+          <w:bCs/>
+        </w:rPr>
         <w:lastRenderedPageBreak/>
-        <w:t>Ejemplo: almohadas, muebles de plástico.</w:t>
+        <w:t>Ejemplo</w:t>
+      </w:r>
+      <w:r>
+        <w:t>: almohadas, muebles de plástico.</w:t>
       </w:r>
       <w:r>
         <w:tab/>
@@ -4809,14 +5259,21 @@
     </w:p>
     <w:p>
       <w:r>
-        <w:t>Ejemplo: un lote de tornillos ocupa poco espacio y posee alta densidad, mientras que productos como almohadas ocupan gran volumen y presentan baja densidad.</w:t>
+        <w:rPr>
+          <w:b/>
+          <w:bCs/>
+        </w:rPr>
+        <w:t>Ejemplo</w:t>
+      </w:r>
+      <w:r>
+        <w:t>: un lote de tornillos ocupa poco espacio y posee alta densidad, mientras que productos como almohadas ocupan gran volumen y presentan baja densidad.</w:t>
       </w:r>
     </w:p>
     <w:p>
       <w:pPr>
         <w:pStyle w:val="Ttulo2"/>
       </w:pPr>
-      <w:bookmarkStart w:id="13" w:name="_Toc235722111"/>
+      <w:bookmarkStart w:id="13" w:name="_Toc237688471"/>
       <w:r>
         <w:t>Técnicas de arrume</w:t>
       </w:r>
@@ -4826,70 +5283,113 @@
       <w:r>
         <w:t>El arrume corresponde a la forma en que las mercancías son organizadas y apiladas dentro de las áreas de almacenamiento con el fin de garantizar estabilidad, seguridad y aprovechamiento del espacio.</w:t>
       </w:r>
-    </w:p>
-    <w:p>
+      <w:r>
+        <w:t xml:space="preserve"> </w:t>
+      </w:r>
       <w:r>
         <w:t>Entre las principales técnicas de arrume se encuentran:</w:t>
       </w:r>
     </w:p>
     <w:p>
       <w:pPr>
-        <w:pStyle w:val="Figura"/>
-      </w:pPr>
-      <w:r>
-        <w:t>Tipos de arrumes</w:t>
-      </w:r>
-    </w:p>
-    <w:p>
-      <w:r>
-        <w:rPr>
-          <w:b/>
-          <w:bCs/>
-          <w:highlight w:val="yellow"/>
-        </w:rPr>
-        <w:t xml:space="preserve">Texto </w:t>
-      </w:r>
-      <w:proofErr w:type="spellStart"/>
-      <w:r>
-        <w:rPr>
-          <w:b/>
-          <w:bCs/>
-          <w:highlight w:val="yellow"/>
-        </w:rPr>
-        <w:t>alt</w:t>
-      </w:r>
-      <w:proofErr w:type="spellEnd"/>
-      <w:r>
-        <w:rPr>
-          <w:b/>
-          <w:bCs/>
-          <w:highlight w:val="yellow"/>
-        </w:rPr>
-        <w:t>:</w:t>
-      </w:r>
-      <w:r>
-        <w:t xml:space="preserve"> </w:t>
-      </w:r>
-      <w:r>
-        <w:t>La figura muestra cinco tipos de arrumes utilizados en almacenamiento: horizontal, vertical, cruzado, en bloque y sobre estibas. Cada modalidad se ilustra mediante el apilamiento de cajas y una breve descripción de su organización, destacando la forma correcta de distribuir la carga para optimizar el espacio, facilitar la manipulación y mantener la estabilidad durante las operaciones logísticas.</w:t>
-      </w:r>
-    </w:p>
-    <w:p>
-      <w:r>
-        <w:t xml:space="preserve"> Nota. S</w:t>
-      </w:r>
-      <w:r>
-        <w:t>ENA</w:t>
-      </w:r>
-      <w:r>
-        <w:t>, (2026).</w:t>
+        <w:pStyle w:val="Prrafodelista"/>
+        <w:numPr>
+          <w:ilvl w:val="0"/>
+          <w:numId w:val="29"/>
+        </w:numPr>
+      </w:pPr>
+      <w:r>
+        <w:rPr>
+          <w:b/>
+          <w:bCs/>
+        </w:rPr>
+        <w:t>Arrume horizontal</w:t>
+      </w:r>
+      <w:r>
+        <w:t>. Se colocan las cargas en una sola capa o en niveles bajos.</w:t>
+      </w:r>
+    </w:p>
+    <w:p>
+      <w:pPr>
+        <w:pStyle w:val="Prrafodelista"/>
+        <w:numPr>
+          <w:ilvl w:val="0"/>
+          <w:numId w:val="29"/>
+        </w:numPr>
+      </w:pPr>
+      <w:r>
+        <w:rPr>
+          <w:b/>
+          <w:bCs/>
+        </w:rPr>
+        <w:t>Arrume vertical</w:t>
+      </w:r>
+      <w:r>
+        <w:t>. Se apilan las cargas una sobre otra para aprovechar la altura.</w:t>
+      </w:r>
+    </w:p>
+    <w:p>
+      <w:pPr>
+        <w:pStyle w:val="Prrafodelista"/>
+        <w:numPr>
+          <w:ilvl w:val="0"/>
+          <w:numId w:val="29"/>
+        </w:numPr>
+      </w:pPr>
+      <w:r>
+        <w:rPr>
+          <w:b/>
+          <w:bCs/>
+        </w:rPr>
+        <w:t>Arrume cruzado</w:t>
+      </w:r>
+      <w:r>
+        <w:t>. Se alterna la orientación de cada nivel para lograr una mayor estabilidad.</w:t>
+      </w:r>
+    </w:p>
+    <w:p>
+      <w:pPr>
+        <w:pStyle w:val="Prrafodelista"/>
+        <w:numPr>
+          <w:ilvl w:val="0"/>
+          <w:numId w:val="29"/>
+        </w:numPr>
+      </w:pPr>
+      <w:r>
+        <w:rPr>
+          <w:b/>
+          <w:bCs/>
+        </w:rPr>
+        <w:t>Arrume en bloque</w:t>
+      </w:r>
+      <w:r>
+        <w:t>. Se agrupan cargas homogéneas formando bloques compactos.</w:t>
+      </w:r>
+    </w:p>
+    <w:p>
+      <w:pPr>
+        <w:pStyle w:val="Prrafodelista"/>
+        <w:numPr>
+          <w:ilvl w:val="0"/>
+          <w:numId w:val="29"/>
+        </w:numPr>
+      </w:pPr>
+      <w:r>
+        <w:rPr>
+          <w:b/>
+          <w:bCs/>
+        </w:rPr>
+        <w:t>Arrume sobre estibas</w:t>
+      </w:r>
+      <w:r>
+        <w:t>. Se coloca la carga sobre estibas para facilitar su manipulación, almacenamiento y transporte.</w:t>
       </w:r>
     </w:p>
     <w:p>
       <w:pPr>
         <w:pStyle w:val="Ttulo2"/>
       </w:pPr>
-      <w:bookmarkStart w:id="14" w:name="_Toc235722112"/>
+      <w:bookmarkStart w:id="14" w:name="_Toc237688472"/>
       <w:r>
         <w:t>Rotación de mercancías</w:t>
       </w:r>
@@ -4897,11 +5397,11 @@
     </w:p>
     <w:p>
       <w:r>
-        <w:t xml:space="preserve">La rotación de mercancías son las actividades asociadas a organizar y movilizar los productos dentro del almacén siguiendo un orden que facilite su salida oportuna. Su aplicación permite conservar la calidad de la mercancía, optimizar el control de </w:t>
+        <w:t xml:space="preserve">La rotación de mercancías son las actividades asociadas a organizar y movilizar los productos dentro del almacén siguiendo un orden que facilite su salida oportuna. Su </w:t>
       </w:r>
       <w:r>
         <w:lastRenderedPageBreak/>
-        <w:t>inventarios, reducir pérdidas por vencimiento, deterioro u obsolescencia y garantizar un despacho eficiente de acuerdo con las características de cada producto.</w:t>
+        <w:t>aplicación permite conservar la calidad de la mercancía, optimizar el control de inventarios, reducir pérdidas por vencimiento, deterioro u obsolescencia y garantizar un despacho eficiente de acuerdo con las características de cada producto.</w:t>
       </w:r>
     </w:p>
     <w:p>
@@ -5221,20 +5721,35 @@
     </w:p>
     <w:p>
       <w:r>
+        <w:lastRenderedPageBreak/>
         <w:t>La adecuada rotación contribuye al control de inventarios y a la reducción de pérdidas económicas.</w:t>
       </w:r>
     </w:p>
     <w:p>
       <w:r>
-        <w:lastRenderedPageBreak/>
-        <w:t>Ejemplo: los supermercados utilizan el método FEFO para garantizar la salida oportuna de productos con fecha de vencimiento próxima.</w:t>
+        <w:rPr>
+          <w:b/>
+          <w:bCs/>
+        </w:rPr>
+        <w:t>Ejemplo</w:t>
+      </w:r>
+      <w:r>
+        <w:t xml:space="preserve">: </w:t>
+      </w:r>
+    </w:p>
+    <w:p>
+      <w:r>
+        <w:t>L</w:t>
+      </w:r>
+      <w:r>
+        <w:t>os supermercados utilizan el método FEFO para garantizar la salida oportuna de productos con fecha de vencimiento próxima.</w:t>
       </w:r>
     </w:p>
     <w:p>
       <w:pPr>
         <w:pStyle w:val="Ttulo2"/>
       </w:pPr>
-      <w:bookmarkStart w:id="15" w:name="_Toc235722113"/>
+      <w:bookmarkStart w:id="15" w:name="_Toc237688473"/>
       <w:r>
         <w:t>Movimiento de cargas</w:t>
       </w:r>
@@ -5242,7 +5757,12 @@
     </w:p>
     <w:p>
       <w:r>
-        <w:t xml:space="preserve">El movimiento de cargas comprende el conjunto de actividades destinadas a trasladar mercancías de un lugar a otro dentro o fuera de un almacén. Su correcta ejecución optimiza el flujo logístico, protege la integridad de los productos, reduce los riesgos para el personal y contribuye a la eficiencia de las operaciones de almacenamiento, preparación y despacho de mercancías. Estas actividades pueden realizarse de manera manual o mediante equipos especializados, entre los cuales tenemos los siguientes: </w:t>
+        <w:t xml:space="preserve">El movimiento de cargas comprende el conjunto de actividades destinadas a trasladar mercancías de un lugar a otro dentro o fuera de un almacén. Su correcta ejecución optimiza el flujo logístico, protege la integridad de los productos, reduce los riesgos para el personal y contribuye a la eficiencia de las operaciones de almacenamiento, preparación y despacho de mercancías. </w:t>
+      </w:r>
+    </w:p>
+    <w:p>
+      <w:r>
+        <w:t xml:space="preserve">Estas actividades pueden realizarse de manera manual o mediante equipos especializados, entre los cuales tenemos los siguientes: </w:t>
       </w:r>
     </w:p>
     <w:p>
@@ -5295,7 +5815,11 @@
         <w:t>: e</w:t>
       </w:r>
       <w:r>
-        <w:t>quipo manual o eléctrico utilizado para movilizar mercancías sobre estibas en distancias cortas. Facilita el traslado interno de cargas y optimiza las operaciones de almacenamiento y preparación de pedidos.</w:t>
+        <w:t xml:space="preserve">quipo manual o eléctrico utilizado para movilizar mercancías sobre estibas en distancias cortas. Facilita el traslado interno </w:t>
+      </w:r>
+      <w:r>
+        <w:lastRenderedPageBreak/>
+        <w:t>de cargas y optimiza las operaciones de almacenamiento y preparación de pedidos.</w:t>
       </w:r>
     </w:p>
     <w:p>
@@ -5317,11 +5841,7 @@
         <w:t>: e</w:t>
       </w:r>
       <w:r>
-        <w:t xml:space="preserve">quipo de transporte manual empleado para desplazar mercancías livianas o de peso moderado dentro de bodegas y centros de </w:t>
-      </w:r>
-      <w:r>
-        <w:lastRenderedPageBreak/>
-        <w:t>distribución, reduciendo el esfuerzo físico del operario y mejorando la productividad.</w:t>
+        <w:t>quipo de transporte manual empleado para desplazar mercancías livianas o de peso moderado dentro de bodegas y centros de distribución, reduciendo el esfuerzo físico del operario y mejorando la productividad.</w:t>
       </w:r>
       <w:r>
         <w:tab/>
@@ -5386,12 +5906,27 @@
       </w:r>
     </w:p>
     <w:p>
+      <w:pPr>
+        <w:rPr>
+          <w:b/>
+          <w:bCs/>
+        </w:rPr>
+      </w:pPr>
+      <w:r>
+        <w:rPr>
+          <w:b/>
+          <w:bCs/>
+        </w:rPr>
+        <w:t>Medios de manipulación y transporte interno de mercancías en almacenes</w:t>
+      </w:r>
+    </w:p>
+    <w:p>
       <w:r>
         <w:t>A continuación, se invita al siguiente video para fortalecer los conocimientos relacionados con manipulación y almacenamiento:</w:t>
       </w:r>
     </w:p>
     <w:p>
-      <w:hyperlink r:id="rId16" w:history="1">
+      <w:hyperlink r:id="rId17" w:history="1">
         <w:r>
           <w:rPr>
             <w:rStyle w:val="Hipervnculo"/>
@@ -5401,12 +5936,45 @@
       </w:hyperlink>
     </w:p>
     <w:p>
+      <w:pPr>
+        <w:spacing w:before="0" w:after="160" w:line="259" w:lineRule="auto"/>
+        <w:ind w:firstLine="0"/>
+        <w:rPr>
+          <w:b/>
+          <w:bCs/>
+        </w:rPr>
+      </w:pPr>
+      <w:r>
+        <w:rPr>
+          <w:b/>
+          <w:bCs/>
+        </w:rPr>
+        <w:br w:type="page"/>
+      </w:r>
+    </w:p>
+    <w:p>
+      <w:pPr>
+        <w:rPr>
+          <w:b/>
+          <w:bCs/>
+        </w:rPr>
+      </w:pPr>
+      <w:r>
+        <w:rPr>
+          <w:b/>
+          <w:bCs/>
+        </w:rPr>
+        <w:lastRenderedPageBreak/>
+        <w:t>Almacenamiento de mercancías</w:t>
+      </w:r>
+    </w:p>
+    <w:p>
       <w:r>
         <w:t>Se invita al aprendiz a profundizar en manipulación y almacenamiento, a través del siguiente artículo:</w:t>
       </w:r>
     </w:p>
     <w:p>
-      <w:hyperlink r:id="rId17" w:history="1">
+      <w:hyperlink r:id="rId18" w:history="1">
         <w:r>
           <w:rPr>
             <w:rStyle w:val="Hipervnculo"/>
@@ -5428,7 +5996,7 @@
       <w:pPr>
         <w:pStyle w:val="Ttulo1"/>
       </w:pPr>
-      <w:bookmarkStart w:id="16" w:name="_Toc235722114"/>
+      <w:bookmarkStart w:id="16" w:name="_Toc237688474"/>
       <w:r>
         <w:lastRenderedPageBreak/>
         <w:t>Procedimientos de almacenamiento</w:t>
@@ -5444,7 +6012,7 @@
       <w:pPr>
         <w:pStyle w:val="Ttulo2"/>
       </w:pPr>
-      <w:bookmarkStart w:id="17" w:name="_Toc235722115"/>
+      <w:bookmarkStart w:id="17" w:name="_Toc237688475"/>
       <w:r>
         <w:t>Concepto</w:t>
       </w:r>
@@ -5457,14 +6025,24 @@
     </w:p>
     <w:p>
       <w:r>
-        <w:t>Ejemplo. una empresa distribuidora de alimentos almacena sus productos en bodegas acondicionadas antes de realizar el despacho hacia los diferentes puntos de venta.</w:t>
+        <w:rPr>
+          <w:b/>
+          <w:bCs/>
+        </w:rPr>
+        <w:t>Ejemplo</w:t>
+      </w:r>
+      <w:r>
+        <w:t>. U</w:t>
+      </w:r>
+      <w:r>
+        <w:t>na empresa distribuidora de alimentos almacena sus productos en bodegas acondicionadas antes de realizar el despacho hacia los diferentes puntos de venta.</w:t>
       </w:r>
     </w:p>
     <w:p>
       <w:pPr>
         <w:pStyle w:val="Ttulo2"/>
       </w:pPr>
-      <w:bookmarkStart w:id="18" w:name="_Toc235722116"/>
+      <w:bookmarkStart w:id="18" w:name="_Toc237688476"/>
       <w:r>
         <w:t>Tipos de almacenamiento</w:t>
       </w:r>
@@ -5472,19 +6050,29 @@
     </w:p>
     <w:p>
       <w:r>
-        <w:t xml:space="preserve">Corresponden a las diferentes formas de organizar y conservar las mercancías dentro de una bodega o centro de distribución, de acuerdo con sus características y necesidades logísticas. Su adecuada selección facilita el aprovechamiento del espacio, optimiza la manipulación de los productos, mejora el control de inventarios y </w:t>
-      </w:r>
+        <w:t xml:space="preserve">Corresponden a las diferentes formas de organizar y conservar las mercancías dentro de una bodega o centro de distribución, de acuerdo con sus características y necesidades logísticas. </w:t>
+      </w:r>
+    </w:p>
+    <w:p>
       <w:r>
         <w:lastRenderedPageBreak/>
-        <w:t>contribuye a garantizar la seguridad, la calidad y la eficiencia en las operaciones de almacenamiento y despacho.</w:t>
-      </w:r>
-    </w:p>
-    <w:p>
+        <w:t>Su adecuada selección facilita el aprovechamiento del espacio, optimiza la manipulación de los productos, mejora el control de inventarios y contribuye a garantizar la seguridad, la calidad y la eficiencia en las operaciones de almacenamiento y despacho.</w:t>
+      </w:r>
+      <w:r>
+        <w:t xml:space="preserve"> </w:t>
+      </w:r>
       <w:r>
         <w:t>Entre los tipos más utilizados se encuentran:</w:t>
       </w:r>
     </w:p>
     <w:p>
+      <w:pPr>
+        <w:pStyle w:val="Prrafodelista"/>
+        <w:numPr>
+          <w:ilvl w:val="0"/>
+          <w:numId w:val="30"/>
+        </w:numPr>
+      </w:pPr>
       <w:r>
         <w:rPr>
           <w:b/>
@@ -5500,8 +6088,18 @@
       </w:r>
     </w:p>
     <w:p>
-      <w:r>
-        <w:t>Ejemplo: bodega de un supermercado, centro de distribución de una ferretería.</w:t>
+      <w:pPr>
+        <w:ind w:left="1416" w:firstLine="1"/>
+      </w:pPr>
+      <w:r>
+        <w:rPr>
+          <w:b/>
+          <w:bCs/>
+        </w:rPr>
+        <w:t>Ejemplo</w:t>
+      </w:r>
+      <w:r>
+        <w:t>: bodega de un supermercado, centro de distribución de una ferretería.</w:t>
       </w:r>
       <w:r>
         <w:tab/>
@@ -5509,6 +6107,13 @@
       </w:r>
     </w:p>
     <w:p>
+      <w:pPr>
+        <w:pStyle w:val="Prrafodelista"/>
+        <w:numPr>
+          <w:ilvl w:val="0"/>
+          <w:numId w:val="30"/>
+        </w:numPr>
+      </w:pPr>
       <w:r>
         <w:rPr>
           <w:b/>
@@ -5524,8 +6129,18 @@
       </w:r>
     </w:p>
     <w:p>
-      <w:r>
-        <w:t>Ejemplo: bodega de una droguería, almacén de repuestos industriales.</w:t>
+      <w:pPr>
+        <w:ind w:left="707"/>
+      </w:pPr>
+      <w:r>
+        <w:rPr>
+          <w:b/>
+          <w:bCs/>
+        </w:rPr>
+        <w:t>Ejemplo</w:t>
+      </w:r>
+      <w:r>
+        <w:t>: bodega de una droguería, almacén de repuestos industriales.</w:t>
       </w:r>
       <w:r>
         <w:tab/>
@@ -5533,6 +6148,13 @@
       </w:r>
     </w:p>
     <w:p>
+      <w:pPr>
+        <w:pStyle w:val="Prrafodelista"/>
+        <w:numPr>
+          <w:ilvl w:val="0"/>
+          <w:numId w:val="30"/>
+        </w:numPr>
+      </w:pPr>
       <w:r>
         <w:rPr>
           <w:b/>
@@ -5548,8 +6170,18 @@
       </w:r>
     </w:p>
     <w:p>
-      <w:r>
-        <w:t>Ejemplo: patio de materiales para construcción, bodega de bebidas paletizadas.</w:t>
+      <w:pPr>
+        <w:ind w:left="1416" w:firstLine="1"/>
+      </w:pPr>
+      <w:r>
+        <w:rPr>
+          <w:b/>
+          <w:bCs/>
+        </w:rPr>
+        <w:t>Ejemplo</w:t>
+      </w:r>
+      <w:r>
+        <w:t>: patio de materiales para construcción, bodega de bebidas paletizadas.</w:t>
       </w:r>
       <w:r>
         <w:tab/>
@@ -5557,6 +6189,13 @@
       </w:r>
     </w:p>
     <w:p>
+      <w:pPr>
+        <w:pStyle w:val="Prrafodelista"/>
+        <w:numPr>
+          <w:ilvl w:val="0"/>
+          <w:numId w:val="30"/>
+        </w:numPr>
+      </w:pPr>
       <w:r>
         <w:rPr>
           <w:b/>
@@ -5572,8 +6211,19 @@
       </w:r>
     </w:p>
     <w:p>
-      <w:r>
-        <w:t>Ejemplo: cuarto frío de un supermercado, centro de distribución de alimentos refrigerados.</w:t>
+      <w:pPr>
+        <w:ind w:left="1416" w:firstLine="1"/>
+      </w:pPr>
+      <w:r>
+        <w:rPr>
+          <w:b/>
+          <w:bCs/>
+        </w:rPr>
+        <w:lastRenderedPageBreak/>
+        <w:t>Ejemplo</w:t>
+      </w:r>
+      <w:r>
+        <w:t>: cuarto frío de un supermercado, centro de distribución de alimentos refrigerados.</w:t>
       </w:r>
       <w:r>
         <w:tab/>
@@ -5581,12 +6231,18 @@
       </w:r>
     </w:p>
     <w:p>
-      <w:r>
-        <w:rPr>
-          <w:b/>
-          <w:bCs/>
-        </w:rPr>
-        <w:lastRenderedPageBreak/>
+      <w:pPr>
+        <w:pStyle w:val="Prrafodelista"/>
+        <w:numPr>
+          <w:ilvl w:val="0"/>
+          <w:numId w:val="30"/>
+        </w:numPr>
+      </w:pPr>
+      <w:r>
+        <w:rPr>
+          <w:b/>
+          <w:bCs/>
+        </w:rPr>
         <w:t>Almacenamiento automatizado</w:t>
       </w:r>
       <w:r>
@@ -5597,8 +6253,18 @@
       </w:r>
     </w:p>
     <w:p>
-      <w:r>
-        <w:t>Ejemplo: centro logístico automatizado, bodega automatizada de una empresa farmacéutica.</w:t>
+      <w:pPr>
+        <w:ind w:left="1416" w:firstLine="2"/>
+      </w:pPr>
+      <w:r>
+        <w:rPr>
+          <w:b/>
+          <w:bCs/>
+        </w:rPr>
+        <w:t>Ejemplo</w:t>
+      </w:r>
+      <w:r>
+        <w:t>: centro logístico automatizado, bodega automatizada de una empresa farmacéutica.</w:t>
       </w:r>
       <w:r>
         <w:tab/>
@@ -5606,6 +6272,13 @@
       </w:r>
     </w:p>
     <w:p>
+      <w:pPr>
+        <w:pStyle w:val="Prrafodelista"/>
+        <w:numPr>
+          <w:ilvl w:val="0"/>
+          <w:numId w:val="30"/>
+        </w:numPr>
+      </w:pPr>
       <w:r>
         <w:rPr>
           <w:b/>
@@ -5621,8 +6294,18 @@
       </w:r>
     </w:p>
     <w:p>
-      <w:r>
-        <w:t>Ejemplo: zona de predespacho, área de consolidación de pedidos.</w:t>
+      <w:pPr>
+        <w:ind w:left="707"/>
+      </w:pPr>
+      <w:r>
+        <w:rPr>
+          <w:b/>
+          <w:bCs/>
+        </w:rPr>
+        <w:t>Ejemplo</w:t>
+      </w:r>
+      <w:r>
+        <w:t>: zona de predespacho, área de consolidación de pedidos.</w:t>
       </w:r>
       <w:r>
         <w:tab/>
@@ -5636,14 +6319,21 @@
     </w:p>
     <w:p>
       <w:r>
-        <w:t>Ejemplo: los medicamentos requieren almacenamiento controlado bajo condiciones específicas de temperatura y humedad.</w:t>
+        <w:rPr>
+          <w:b/>
+          <w:bCs/>
+        </w:rPr>
+        <w:t>Ejemplo</w:t>
+      </w:r>
+      <w:r>
+        <w:t>: los medicamentos requieren almacenamiento controlado bajo condiciones específicas de temperatura y humedad.</w:t>
       </w:r>
     </w:p>
     <w:p>
       <w:pPr>
         <w:pStyle w:val="Ttulo2"/>
       </w:pPr>
-      <w:bookmarkStart w:id="19" w:name="_Toc235722117"/>
+      <w:bookmarkStart w:id="19" w:name="_Toc237688477"/>
       <w:r>
         <w:t>Procedimientos y guías</w:t>
       </w:r>
@@ -5651,7 +6341,11 @@
     </w:p>
     <w:p>
       <w:r>
-        <w:t>Los procedimientos de almacenamiento establecen las actividades, responsabilidades y criterios técnicos que orientan la recepción, almacenamiento, manipulación, preparación y despacho de mercancías. Su aplicación estandariza las operaciones logísticas, facilita el cumplimiento de los procesos, reduce errores operativos y contribuye a garantizar la seguridad, la calidad y la trazabilidad de la mercancía durante toda la cadena logística; entre los más comunes tenemos:</w:t>
+        <w:t xml:space="preserve">Los procedimientos de almacenamiento establecen las actividades, responsabilidades y criterios técnicos que orientan la recepción, almacenamiento, manipulación, preparación y despacho de mercancías. Su aplicación estandariza las operaciones logísticas, facilita el cumplimiento de los procesos, reduce errores </w:t>
+      </w:r>
+      <w:r>
+        <w:lastRenderedPageBreak/>
+        <w:t>operativos y contribuye a garantizar la seguridad, la calidad y la trazabilidad de la mercancía durante toda la cadena logística; entre los más comunes tenemos:</w:t>
       </w:r>
     </w:p>
     <w:p>
@@ -5659,7 +6353,6 @@
         <w:pStyle w:val="Tabla"/>
       </w:pPr>
       <w:r>
-        <w:lastRenderedPageBreak/>
         <w:t>Procedimientos en almacenamiento</w:t>
       </w:r>
     </w:p>
@@ -5962,6 +6655,7 @@
               <w:pStyle w:val="TextoTablas"/>
             </w:pPr>
             <w:r>
+              <w:lastRenderedPageBreak/>
               <w:t>Control de inventarios</w:t>
             </w:r>
           </w:p>
@@ -6009,7 +6703,6 @@
               <w:pStyle w:val="TextoTablas"/>
             </w:pPr>
             <w:r>
-              <w:lastRenderedPageBreak/>
               <w:t>Seguimiento de condiciones de almacenamiento</w:t>
             </w:r>
           </w:p>
@@ -6051,14 +6744,21 @@
     </w:p>
     <w:p>
       <w:r>
-        <w:t>Ejemplo: antes de almacenar una mercancía, el operario verifica cantidades, condiciones físicas y documentación de soporte.</w:t>
+        <w:rPr>
+          <w:b/>
+          <w:bCs/>
+        </w:rPr>
+        <w:t>Ejemplo</w:t>
+      </w:r>
+      <w:r>
+        <w:t>: antes de almacenar una mercancía, el operario verifica cantidades, condiciones físicas y documentación de soporte.</w:t>
       </w:r>
     </w:p>
     <w:p>
       <w:pPr>
         <w:pStyle w:val="Ttulo2"/>
       </w:pPr>
-      <w:bookmarkStart w:id="20" w:name="_Toc235722118"/>
+      <w:bookmarkStart w:id="20" w:name="_Toc237688478"/>
       <w:r>
         <w:t>Normas de seguridad</w:t>
       </w:r>
@@ -6068,13 +6768,21 @@
       <w:r>
         <w:t>Son el conjunto de disposiciones, procedimientos y medidas preventivas orientadas a proteger la integridad de las personas, las mercancías, los equipos y las instalaciones durante las operaciones logísticas. Su aplicación permite prevenir accidentes, reducir riesgos laborales, garantizar el manejo seguro de las cargas y promover el cumplimiento de la normatividad vigente en seguridad y salud en el trabajo, contribuyendo al desarrollo de operaciones eficientes y seguras dentro de la cadena logística.</w:t>
       </w:r>
-    </w:p>
-    <w:p>
+      <w:r>
+        <w:t xml:space="preserve"> </w:t>
+      </w:r>
       <w:r>
         <w:t>Algunas medidas de seguridad son:</w:t>
       </w:r>
     </w:p>
     <w:p>
+      <w:pPr>
+        <w:pStyle w:val="Prrafodelista"/>
+        <w:numPr>
+          <w:ilvl w:val="0"/>
+          <w:numId w:val="30"/>
+        </w:numPr>
+      </w:pPr>
       <w:r>
         <w:rPr>
           <w:b/>
@@ -6086,13 +6794,26 @@
         <w:t>: e</w:t>
       </w:r>
       <w:r>
-        <w:t>xige el uso adecuado de equipos de protección personal para disminuir el riesgo de accidentes y proteger al trabajador durante las operaciones de almacenamiento, manipulación y movilización de mercancías.</w:t>
-      </w:r>
-    </w:p>
-    <w:p>
+        <w:t xml:space="preserve">xige el uso adecuado de equipos de protección personal para disminuir el riesgo de accidentes y proteger al trabajador </w:t>
+      </w:r>
       <w:r>
         <w:lastRenderedPageBreak/>
-        <w:t xml:space="preserve">Ejemplo: utilizar casco, guantes, botas de seguridad y chaleco reflectivo durante la operación logística. </w:t>
+        <w:t>durante las operaciones de almacenamiento, manipulación y movilización de mercancías.</w:t>
+      </w:r>
+    </w:p>
+    <w:p>
+      <w:pPr>
+        <w:ind w:left="1416" w:firstLine="1"/>
+      </w:pPr>
+      <w:r>
+        <w:rPr>
+          <w:b/>
+          <w:bCs/>
+        </w:rPr>
+        <w:t>Ejemplo</w:t>
+      </w:r>
+      <w:r>
+        <w:t xml:space="preserve">: utilizar casco, guantes, botas de seguridad y chaleco reflectivo durante la operación logística. </w:t>
       </w:r>
       <w:r>
         <w:tab/>
@@ -6100,6 +6821,13 @@
       </w:r>
     </w:p>
     <w:p>
+      <w:pPr>
+        <w:pStyle w:val="Prrafodelista"/>
+        <w:numPr>
+          <w:ilvl w:val="0"/>
+          <w:numId w:val="30"/>
+        </w:numPr>
+      </w:pPr>
       <w:r>
         <w:rPr>
           <w:b/>
@@ -6115,8 +6843,18 @@
       </w:r>
     </w:p>
     <w:p>
-      <w:r>
-        <w:t>Ejemplo: delimitar con señalización los pasillos peatonales y las rutas de montacargas.</w:t>
+      <w:pPr>
+        <w:ind w:left="1416" w:firstLine="1"/>
+      </w:pPr>
+      <w:r>
+        <w:rPr>
+          <w:b/>
+          <w:bCs/>
+        </w:rPr>
+        <w:t>Ejemplo</w:t>
+      </w:r>
+      <w:r>
+        <w:t>: delimitar con señalización los pasillos peatonales y las rutas de montacargas.</w:t>
       </w:r>
       <w:r>
         <w:tab/>
@@ -6124,6 +6862,13 @@
       </w:r>
     </w:p>
     <w:p>
+      <w:pPr>
+        <w:pStyle w:val="Prrafodelista"/>
+        <w:numPr>
+          <w:ilvl w:val="0"/>
+          <w:numId w:val="30"/>
+        </w:numPr>
+      </w:pPr>
       <w:r>
         <w:rPr>
           <w:b/>
@@ -6139,8 +6884,18 @@
       </w:r>
     </w:p>
     <w:p>
-      <w:r>
-        <w:t>Ejemplo: respetar la capacidad máxima indicada en una estantería metálica o en un montacargas.</w:t>
+      <w:pPr>
+        <w:ind w:left="1416" w:firstLine="1"/>
+      </w:pPr>
+      <w:r>
+        <w:rPr>
+          <w:b/>
+          <w:bCs/>
+        </w:rPr>
+        <w:t>Ejemplo</w:t>
+      </w:r>
+      <w:r>
+        <w:t>: respetar la capacidad máxima indicada en una estantería metálica o en un montacargas.</w:t>
       </w:r>
       <w:r>
         <w:tab/>
@@ -6148,6 +6903,13 @@
       </w:r>
     </w:p>
     <w:p>
+      <w:pPr>
+        <w:pStyle w:val="Prrafodelista"/>
+        <w:numPr>
+          <w:ilvl w:val="0"/>
+          <w:numId w:val="30"/>
+        </w:numPr>
+      </w:pPr>
       <w:r>
         <w:rPr>
           <w:b/>
@@ -6163,8 +6925,18 @@
       </w:r>
     </w:p>
     <w:p>
-      <w:r>
-        <w:t>Ejemplo: levantar una caja utilizando la fuerza de las piernas y no la espalda.</w:t>
+      <w:pPr>
+        <w:ind w:left="1416" w:firstLine="0"/>
+      </w:pPr>
+      <w:r>
+        <w:rPr>
+          <w:b/>
+          <w:bCs/>
+        </w:rPr>
+        <w:t>Ejemplo</w:t>
+      </w:r>
+      <w:r>
+        <w:t>: levantar una caja utilizando la fuerza de las piernas y no la espalda.</w:t>
       </w:r>
       <w:r>
         <w:tab/>
@@ -6172,11 +6944,19 @@
       </w:r>
     </w:p>
     <w:p>
-      <w:r>
-        <w:rPr>
-          <w:b/>
-          <w:bCs/>
-        </w:rPr>
+      <w:pPr>
+        <w:pStyle w:val="Prrafodelista"/>
+        <w:numPr>
+          <w:ilvl w:val="0"/>
+          <w:numId w:val="30"/>
+        </w:numPr>
+      </w:pPr>
+      <w:r>
+        <w:rPr>
+          <w:b/>
+          <w:bCs/>
+        </w:rPr>
+        <w:lastRenderedPageBreak/>
         <w:t>Inspección periódica de equipos y estanterías</w:t>
       </w:r>
       <w:r>
@@ -6187,9 +6967,18 @@
       </w:r>
     </w:p>
     <w:p>
-      <w:r>
-        <w:lastRenderedPageBreak/>
-        <w:t>Ejemplo: revisar diariamente el estado de un montacargas y las estanterías antes de iniciar la jornada.</w:t>
+      <w:pPr>
+        <w:ind w:left="1416" w:firstLine="1"/>
+      </w:pPr>
+      <w:r>
+        <w:rPr>
+          <w:b/>
+          <w:bCs/>
+        </w:rPr>
+        <w:t>Ejemplo</w:t>
+      </w:r>
+      <w:r>
+        <w:t>: revisar diariamente el estado de un montacargas y las estanterías antes de iniciar la jornada.</w:t>
       </w:r>
       <w:r>
         <w:tab/>
@@ -6197,6 +6986,13 @@
       </w:r>
     </w:p>
     <w:p>
+      <w:pPr>
+        <w:pStyle w:val="Prrafodelista"/>
+        <w:numPr>
+          <w:ilvl w:val="0"/>
+          <w:numId w:val="30"/>
+        </w:numPr>
+      </w:pPr>
       <w:r>
         <w:rPr>
           <w:b/>
@@ -6212,8 +7008,18 @@
       </w:r>
     </w:p>
     <w:p>
-      <w:r>
-        <w:t>Ejemplo: evacuar la bodega siguiendo las rutas señalizadas durante un simulacro de emergencia.</w:t>
+      <w:pPr>
+        <w:ind w:left="1416" w:firstLine="1"/>
+      </w:pPr>
+      <w:r>
+        <w:rPr>
+          <w:b/>
+          <w:bCs/>
+        </w:rPr>
+        <w:t>Ejemplo</w:t>
+      </w:r>
+      <w:r>
+        <w:t>: evacuar la bodega siguiendo las rutas señalizadas durante un simulacro de emergencia.</w:t>
       </w:r>
     </w:p>
     <w:p>
@@ -6223,7 +7029,29 @@
     </w:p>
     <w:p>
       <w:r>
-        <w:t>Ejemplo: en una bodega, las zonas de circulación deben mantenerse libres de obstáculos para facilitar el desplazamiento seguro de personas y equipos.</w:t>
+        <w:rPr>
+          <w:b/>
+          <w:bCs/>
+        </w:rPr>
+        <w:t>Ejemplo</w:t>
+      </w:r>
+      <w:r>
+        <w:t>: en una bodega, las zonas de circulación deben mantenerse libres de obstáculos para facilitar el desplazamiento seguro de personas y equipos.</w:t>
+      </w:r>
+    </w:p>
+    <w:p>
+      <w:pPr>
+        <w:rPr>
+          <w:b/>
+          <w:bCs/>
+        </w:rPr>
+      </w:pPr>
+      <w:r>
+        <w:rPr>
+          <w:b/>
+          <w:bCs/>
+        </w:rPr>
+        <w:t>Sistemas de almacenamiento convencional, compacto, dinámico, móvil, rotativo y automático</w:t>
       </w:r>
     </w:p>
     <w:p>
@@ -6232,7 +7060,7 @@
       </w:r>
     </w:p>
     <w:p>
-      <w:hyperlink r:id="rId18" w:history="1">
+      <w:hyperlink r:id="rId19" w:history="1">
         <w:r>
           <w:rPr>
             <w:rStyle w:val="Hipervnculo"/>
@@ -6241,13 +7069,30 @@
         </w:r>
       </w:hyperlink>
     </w:p>
+    <w:p/>
+    <w:p>
+      <w:pPr>
+        <w:rPr>
+          <w:b/>
+          <w:bCs/>
+        </w:rPr>
+      </w:pPr>
+      <w:r>
+        <w:rPr>
+          <w:b/>
+          <w:bCs/>
+        </w:rPr>
+        <w:lastRenderedPageBreak/>
+        <w:t>Almacenamiento de mercancías</w:t>
+      </w:r>
+    </w:p>
     <w:p>
       <w:r>
         <w:t>Se invita al aprendiz a profundizar en procedimientos de almacenamiento, tal como se muestra en el siguiente artículo:</w:t>
       </w:r>
     </w:p>
     <w:p>
-      <w:hyperlink r:id="rId19" w:history="1">
+      <w:hyperlink r:id="rId20" w:history="1">
         <w:r>
           <w:rPr>
             <w:rStyle w:val="Hipervnculo"/>
@@ -6269,7 +7114,7 @@
       <w:pPr>
         <w:pStyle w:val="Ttulo1"/>
       </w:pPr>
-      <w:bookmarkStart w:id="21" w:name="_Toc235722119"/>
+      <w:bookmarkStart w:id="21" w:name="_Toc237688479"/>
       <w:r>
         <w:lastRenderedPageBreak/>
         <w:t>C</w:t>
@@ -6288,7 +7133,7 @@
       <w:pPr>
         <w:pStyle w:val="Ttulo2"/>
       </w:pPr>
-      <w:bookmarkStart w:id="22" w:name="_Toc235722120"/>
+      <w:bookmarkStart w:id="22" w:name="_Toc237688480"/>
       <w:r>
         <w:t>Concepto de comunicación</w:t>
       </w:r>
@@ -6296,15 +7141,28 @@
     </w:p>
     <w:p>
       <w:r>
-        <w:t>Es el proceso de intercambio oportuno, claro y preciso de información entre las áreas involucradas en la preparación, verificación, transporte y entrega de los productos. Su finalidad es coordinar las operaciones logísticas, garantizar la trazabilidad de la mercancía, reducir errores, facilitar la toma de decisiones y asegurar que el despacho se realice conforme a los tiempos, requisitos documentales y condiciones establecidas por la organización y el cliente.</w:t>
-      </w:r>
-    </w:p>
-    <w:p>
+        <w:t xml:space="preserve">Es el proceso de intercambio oportuno, claro y preciso de información entre las áreas involucradas en la preparación, verificación, transporte y entrega de los productos. </w:t>
+      </w:r>
+    </w:p>
+    <w:p>
+      <w:r>
+        <w:t>Su finalidad es coordinar las operaciones logísticas, garantizar la trazabilidad de la mercancía, reducir errores, facilitar la toma de decisiones y asegurar que el despacho se realice conforme a los tiempos, requisitos documentales y condiciones establecidas por la organización y el cliente.</w:t>
+      </w:r>
+      <w:r>
+        <w:t xml:space="preserve"> </w:t>
+      </w:r>
       <w:r>
         <w:t>Los elementos básicos de la comunicación son:</w:t>
       </w:r>
     </w:p>
     <w:p>
+      <w:pPr>
+        <w:pStyle w:val="Prrafodelista"/>
+        <w:numPr>
+          <w:ilvl w:val="0"/>
+          <w:numId w:val="30"/>
+        </w:numPr>
+      </w:pPr>
       <w:r>
         <w:rPr>
           <w:b/>
@@ -6320,8 +7178,18 @@
       </w:r>
     </w:p>
     <w:p>
-      <w:r>
-        <w:t>Ejemplo: auxiliar de despacho.</w:t>
+      <w:pPr>
+        <w:ind w:left="707"/>
+      </w:pPr>
+      <w:r>
+        <w:rPr>
+          <w:b/>
+          <w:bCs/>
+        </w:rPr>
+        <w:t>Ejemplo</w:t>
+      </w:r>
+      <w:r>
+        <w:t>: auxiliar de despacho.</w:t>
       </w:r>
       <w:r>
         <w:tab/>
@@ -6329,6 +7197,13 @@
       </w:r>
     </w:p>
     <w:p>
+      <w:pPr>
+        <w:pStyle w:val="Prrafodelista"/>
+        <w:numPr>
+          <w:ilvl w:val="0"/>
+          <w:numId w:val="30"/>
+        </w:numPr>
+      </w:pPr>
       <w:r>
         <w:rPr>
           <w:b/>
@@ -6351,14 +7226,31 @@
       </w:r>
     </w:p>
     <w:p>
-      <w:r>
-        <w:t>Ejemplo: conductor de transporte.</w:t>
+      <w:pPr>
+        <w:ind w:left="707"/>
+      </w:pPr>
+      <w:r>
+        <w:rPr>
+          <w:b/>
+          <w:bCs/>
+        </w:rPr>
+        <w:t>Ejemplo</w:t>
+      </w:r>
+      <w:r>
+        <w:t>: conductor de transporte.</w:t>
       </w:r>
       <w:r>
         <w:tab/>
       </w:r>
     </w:p>
     <w:p>
+      <w:pPr>
+        <w:pStyle w:val="Prrafodelista"/>
+        <w:numPr>
+          <w:ilvl w:val="0"/>
+          <w:numId w:val="30"/>
+        </w:numPr>
+      </w:pPr>
       <w:r>
         <w:rPr>
           <w:b/>
@@ -6375,14 +7267,31 @@
       </w:r>
     </w:p>
     <w:p>
-      <w:r>
-        <w:t>Ejemplo: pedido listo para despacho.</w:t>
+      <w:pPr>
+        <w:ind w:left="707"/>
+      </w:pPr>
+      <w:r>
+        <w:rPr>
+          <w:b/>
+          <w:bCs/>
+        </w:rPr>
+        <w:t>Ejemplo</w:t>
+      </w:r>
+      <w:r>
+        <w:t>: pedido listo para despacho.</w:t>
       </w:r>
       <w:r>
         <w:tab/>
       </w:r>
     </w:p>
     <w:p>
+      <w:pPr>
+        <w:pStyle w:val="Prrafodelista"/>
+        <w:numPr>
+          <w:ilvl w:val="0"/>
+          <w:numId w:val="30"/>
+        </w:numPr>
+      </w:pPr>
       <w:r>
         <w:rPr>
           <w:b/>
@@ -6405,14 +7314,31 @@
       </w:r>
     </w:p>
     <w:p>
-      <w:r>
-        <w:t>Ejemplo: correo electrónico o radio.</w:t>
+      <w:pPr>
+        <w:ind w:left="707"/>
+      </w:pPr>
+      <w:r>
+        <w:rPr>
+          <w:b/>
+          <w:bCs/>
+        </w:rPr>
+        <w:t>Ejemplo</w:t>
+      </w:r>
+      <w:r>
+        <w:t>: correo electrónico o radio.</w:t>
       </w:r>
       <w:r>
         <w:tab/>
       </w:r>
     </w:p>
     <w:p>
+      <w:pPr>
+        <w:pStyle w:val="Prrafodelista"/>
+        <w:numPr>
+          <w:ilvl w:val="0"/>
+          <w:numId w:val="30"/>
+        </w:numPr>
+      </w:pPr>
       <w:r>
         <w:rPr>
           <w:b/>
@@ -6428,8 +7354,18 @@
       </w:r>
     </w:p>
     <w:p>
-      <w:r>
-        <w:t>Ejemplo: confirmación de entrega del pedido.</w:t>
+      <w:pPr>
+        <w:ind w:left="707"/>
+      </w:pPr>
+      <w:r>
+        <w:rPr>
+          <w:b/>
+          <w:bCs/>
+        </w:rPr>
+        <w:t>Ejemplo</w:t>
+      </w:r>
+      <w:r>
+        <w:t>: confirmación de entrega del pedido.</w:t>
       </w:r>
       <w:r>
         <w:tab/>
@@ -6439,7 +7375,7 @@
       <w:pPr>
         <w:pStyle w:val="Ttulo2"/>
       </w:pPr>
-      <w:bookmarkStart w:id="23" w:name="_Toc235722121"/>
+      <w:bookmarkStart w:id="23" w:name="_Toc237688481"/>
       <w:r>
         <w:t>Herramientas de comunicación</w:t>
       </w:r>
@@ -6448,6 +7384,39 @@
     <w:p>
       <w:r>
         <w:t>Son los medios físicos y digitales que facilitan el intercambio de información entre las personas y áreas involucradas en el despacho de mercancías. Su utilización permite coordinar actividades, transmitir instrucciones, informar novedades, realizar seguimiento a los pedidos y fortalecer la trazabilidad, contribuyendo al desarrollo eficiente, seguro y oportuno de las operaciones logísticas.</w:t>
+      </w:r>
+      <w:r>
+        <w:t xml:space="preserve"> </w:t>
+      </w:r>
+      <w:r>
+        <w:t>Entre las más utilizadas en logística se encuentran:</w:t>
+      </w:r>
+    </w:p>
+    <w:p>
+      <w:pPr>
+        <w:pStyle w:val="Prrafodelista"/>
+        <w:numPr>
+          <w:ilvl w:val="0"/>
+          <w:numId w:val="30"/>
+        </w:numPr>
+      </w:pPr>
+      <w:r>
+        <w:rPr>
+          <w:b/>
+          <w:bCs/>
+        </w:rPr>
+        <w:lastRenderedPageBreak/>
+        <w:t>Correo electrónico</w:t>
+      </w:r>
+      <w:r>
+        <w:t>: m</w:t>
+      </w:r>
+      <w:r>
+        <w:t>edio digital utilizado para enviar y recibir información, documentos y confirmaciones relacionadas con las operaciones logísticas, garantizando el registro y la trazabilidad de las comunicaciones.</w:t>
+      </w:r>
+      <w:r>
+        <w:tab/>
+        <w:t xml:space="preserve">  </w:t>
       </w:r>
     </w:p>
     <w:p>
@@ -6463,13 +7432,13 @@
           <w:b/>
           <w:bCs/>
         </w:rPr>
-        <w:t>Correo electrónico</w:t>
-      </w:r>
-      <w:r>
-        <w:t>: m</w:t>
-      </w:r>
-      <w:r>
-        <w:t>edio digital utilizado para enviar y recibir información, documentos y confirmaciones relacionadas con las operaciones logísticas, garantizando el registro y la trazabilidad de las comunicaciones.</w:t>
+        <w:t>Teléfono</w:t>
+      </w:r>
+      <w:r>
+        <w:t>: h</w:t>
+      </w:r>
+      <w:r>
+        <w:t>erramienta de comunicación inmediata que facilita la coordinación de actividades, la atención de novedades y la resolución oportuna de situaciones durante el despacho de mercancías.</w:t>
       </w:r>
       <w:r>
         <w:tab/>
@@ -6489,14 +7458,20 @@
           <w:b/>
           <w:bCs/>
         </w:rPr>
-        <w:lastRenderedPageBreak/>
-        <w:t>Teléfono</w:t>
-      </w:r>
-      <w:r>
-        <w:t>: h</w:t>
-      </w:r>
-      <w:r>
-        <w:t>erramienta de comunicación inmediata que facilita la coordinación de actividades, la atención de novedades y la resolución oportuna de situaciones durante el despacho de mercancías.</w:t>
+        <w:t>Aplicaciones de mensajería</w:t>
+      </w:r>
+      <w:r>
+        <w:rPr>
+          <w:b/>
+          <w:bCs/>
+        </w:rPr>
+        <w:t>:</w:t>
+      </w:r>
+      <w:r>
+        <w:t xml:space="preserve"> p</w:t>
+      </w:r>
+      <w:r>
+        <w:t>lataformas digitales que permiten intercambiar mensajes, imágenes, documentos y ubicaciones en tiempo real, favoreciendo la coordinación ágil entre los actores de la operación logística.</w:t>
       </w:r>
       <w:r>
         <w:tab/>
@@ -6516,20 +7491,13 @@
           <w:b/>
           <w:bCs/>
         </w:rPr>
-        <w:t>Aplicaciones de mensajería</w:t>
-      </w:r>
-      <w:r>
-        <w:rPr>
-          <w:b/>
-          <w:bCs/>
-        </w:rPr>
-        <w:t>:</w:t>
-      </w:r>
-      <w:r>
-        <w:t xml:space="preserve"> p</w:t>
-      </w:r>
-      <w:r>
-        <w:t>lataformas digitales que permiten intercambiar mensajes, imágenes, documentos y ubicaciones en tiempo real, favoreciendo la coordinación ágil entre los actores de la operación logística.</w:t>
+        <w:t>Sistemas de información</w:t>
+      </w:r>
+      <w:r>
+        <w:t>: a</w:t>
+      </w:r>
+      <w:r>
+        <w:t>plicaciones informáticas que integran, registran y gestionan datos relacionados con inventarios, pedidos, despachos y trazabilidad, apoyando la toma de decisiones logísticas.</w:t>
       </w:r>
       <w:r>
         <w:tab/>
@@ -6549,17 +7517,17 @@
           <w:b/>
           <w:bCs/>
         </w:rPr>
-        <w:t>Sistemas de información</w:t>
-      </w:r>
-      <w:r>
-        <w:t>: a</w:t>
-      </w:r>
-      <w:r>
-        <w:t>plicaciones informáticas que integran, registran y gestionan datos relacionados con inventarios, pedidos, despachos y trazabilidad, apoyando la toma de decisiones logísticas.</w:t>
+        <w:t>Plataformas colaborativas</w:t>
+      </w:r>
+      <w:r>
+        <w:t>: h</w:t>
+      </w:r>
+      <w:r>
+        <w:t>erramientas digitales que facilitan el trabajo conjunto, el intercambio de información y el seguimiento de actividades entre las diferentes áreas involucradas en la operación logística.</w:t>
       </w:r>
       <w:r>
         <w:tab/>
-        <w:t xml:space="preserve">  </w:t>
+        <w:t xml:space="preserve">   </w:t>
       </w:r>
     </w:p>
     <w:p>
@@ -6575,32 +7543,6 @@
           <w:b/>
           <w:bCs/>
         </w:rPr>
-        <w:t>Plataformas colaborativas</w:t>
-      </w:r>
-      <w:r>
-        <w:t>: h</w:t>
-      </w:r>
-      <w:r>
-        <w:t>erramientas digitales que facilitan el trabajo conjunto, el intercambio de información y el seguimiento de actividades entre las diferentes áreas involucradas en la operación logística.</w:t>
-      </w:r>
-      <w:r>
-        <w:tab/>
-        <w:t xml:space="preserve">   </w:t>
-      </w:r>
-    </w:p>
-    <w:p>
-      <w:pPr>
-        <w:pStyle w:val="Prrafodelista"/>
-        <w:numPr>
-          <w:ilvl w:val="0"/>
-          <w:numId w:val="28"/>
-        </w:numPr>
-      </w:pPr>
-      <w:r>
-        <w:rPr>
-          <w:b/>
-          <w:bCs/>
-        </w:rPr>
         <w:t>Radios de comunicación</w:t>
       </w:r>
       <w:r>
@@ -6616,21 +7558,28 @@
     </w:p>
     <w:p>
       <w:r>
+        <w:lastRenderedPageBreak/>
         <w:t>Estas herramientas facilitan la coordinación de actividades y el seguimiento de las operaciones logísticas.</w:t>
       </w:r>
     </w:p>
     <w:p>
       <w:r>
-        <w:t xml:space="preserve">Ejemplo: un operador logístico utiliza una aplicación móvil para informar el estado de una entrega en tiempo real. </w:t>
+        <w:rPr>
+          <w:b/>
+          <w:bCs/>
+        </w:rPr>
+        <w:t>Ejemplo</w:t>
+      </w:r>
+      <w:r>
+        <w:t xml:space="preserve">: un operador logístico utiliza una aplicación móvil para informar el estado de una entrega en tiempo real. </w:t>
       </w:r>
     </w:p>
     <w:p>
       <w:pPr>
         <w:pStyle w:val="Ttulo2"/>
       </w:pPr>
-      <w:bookmarkStart w:id="24" w:name="_Toc235722122"/>
-      <w:r>
-        <w:lastRenderedPageBreak/>
+      <w:bookmarkStart w:id="24" w:name="_Toc237688482"/>
+      <w:r>
         <w:t>Aplicaciones en logística</w:t>
       </w:r>
       <w:bookmarkEnd w:id="24"/>
@@ -6854,6 +7803,7 @@
               <w:pStyle w:val="TextoTablas"/>
             </w:pPr>
             <w:r>
+              <w:lastRenderedPageBreak/>
               <w:t>ERP</w:t>
             </w:r>
           </w:p>
@@ -6929,11 +7879,7 @@
               <w:pStyle w:val="TextoTablas"/>
             </w:pPr>
             <w:r>
-              <w:t xml:space="preserve">Herramientas que permiten monitorear en tiempo real la ubicación de vehículos y </w:t>
-            </w:r>
-            <w:r>
-              <w:lastRenderedPageBreak/>
-              <w:t>mercancías, fortaleciendo la trazabilidad y el seguimiento de las entregas.</w:t>
+              <w:t>Herramientas que permiten monitorear en tiempo real la ubicación de vehículos y mercancías, fortaleciendo la trazabilidad y el seguimiento de las entregas.</w:t>
             </w:r>
           </w:p>
         </w:tc>
@@ -6948,7 +7894,6 @@
             </w:pPr>
             <w:proofErr w:type="spellStart"/>
             <w:r>
-              <w:lastRenderedPageBreak/>
               <w:t>Samsara</w:t>
             </w:r>
             <w:proofErr w:type="spellEnd"/>
@@ -7017,13 +7962,8 @@
             <w:pPr>
               <w:pStyle w:val="TextoTablas"/>
             </w:pPr>
-            <w:proofErr w:type="spellStart"/>
-            <w:r>
-              <w:t>Track</w:t>
-            </w:r>
-            <w:proofErr w:type="spellEnd"/>
-            <w:r>
-              <w:t>-POD</w:t>
+            <w:r>
+              <w:t>Track-POD</w:t>
             </w:r>
           </w:p>
         </w:tc>
@@ -7038,10 +7978,26 @@
       <w:r>
         <w:t>La información oportuna permite tomar decisiones rápidas y mejorar el desempeño de las operaciones.</w:t>
       </w:r>
-    </w:p>
-    <w:p>
-      <w:r>
-        <w:t xml:space="preserve"> En la siguiente figura, se muestra un ejemplo de la trazabilidad a la entrega de una mercancía por medio de una aplicación de logística:</w:t>
+      <w:r>
+        <w:t xml:space="preserve"> </w:t>
+      </w:r>
+      <w:r>
+        <w:t xml:space="preserve">En la siguiente figura, se </w:t>
+      </w:r>
+      <w:r>
+        <w:t>muestra</w:t>
+      </w:r>
+      <w:r>
+        <w:t xml:space="preserve"> un ejemplo de la trazabilidad a la entrega de una mercancía por medio de una aplicación de logística:</w:t>
+      </w:r>
+    </w:p>
+    <w:p>
+      <w:pPr>
+        <w:spacing w:before="0" w:after="160" w:line="259" w:lineRule="auto"/>
+        <w:ind w:firstLine="0"/>
+      </w:pPr>
+      <w:r>
+        <w:br w:type="page"/>
       </w:r>
     </w:p>
     <w:p>
@@ -7049,43 +8005,79 @@
         <w:pStyle w:val="Figura"/>
       </w:pPr>
       <w:r>
+        <w:lastRenderedPageBreak/>
         <w:t>Trazabilidad de entrega de mercancía</w:t>
       </w:r>
     </w:p>
     <w:p>
-      <w:proofErr w:type="spellStart"/>
-      <w:r>
-        <w:rPr>
-          <w:highlight w:val="yellow"/>
-        </w:rPr>
-        <w:t>Txto</w:t>
-      </w:r>
-      <w:proofErr w:type="spellEnd"/>
-      <w:r>
-        <w:rPr>
-          <w:highlight w:val="yellow"/>
-        </w:rPr>
-        <w:t xml:space="preserve"> al</w:t>
-      </w:r>
-    </w:p>
-    <w:p>
-      <w:r>
-        <w:t>La figura muestra la trazabilidad del despacho de una mercancía mediante una línea de tiempo con las principales etapas del proceso logístico: recepción en terminal de origen, transporte, llegada a terminal de destino, reparto y entrega final. También muestra el historial cronológico de cada evento con fechas y horas, evidenciando el seguimiento continuo del pedido y el control de su estado durante toda la operación logística.</w:t>
-      </w:r>
-    </w:p>
-    <w:p>
+      <w:pPr>
+        <w:jc w:val="center"/>
+        <w:rPr>
+          <w:lang w:eastAsia="es-CO"/>
+        </w:rPr>
+      </w:pPr>
+      <w:r>
+        <w:rPr>
+          <w:noProof/>
+          <w:lang w:eastAsia="es-CO"/>
+        </w:rPr>
+        <w:drawing>
+          <wp:inline distT="0" distB="0" distL="0" distR="0" wp14:anchorId="3754E386" wp14:editId="1A8F5CAE">
+            <wp:extent cx="4680000" cy="2674800"/>
+            <wp:effectExtent l="0" t="0" r="6350" b="0"/>
+            <wp:docPr id="92750488" name="Imagen 5" descr="La figura muestra la trazabilidad del despacho de una mercancía mediante una línea de tiempo con las principales etapas del proceso logístico: recepción en terminal de origen, transporte, llegada a terminal de destino, reparto y entrega final. También muestra el historial cronológico de cada evento con fechas y horas, evidenciando el seguimiento continuo del pedido y el control de su estado durante toda la operación logística."/>
+            <wp:cNvGraphicFramePr>
+              <a:graphicFrameLocks xmlns:a="http://schemas.openxmlformats.org/drawingml/2006/main" noChangeAspect="1"/>
+            </wp:cNvGraphicFramePr>
+            <a:graphic xmlns:a="http://schemas.openxmlformats.org/drawingml/2006/main">
+              <a:graphicData uri="http://schemas.openxmlformats.org/drawingml/2006/picture">
+                <pic:pic xmlns:pic="http://schemas.openxmlformats.org/drawingml/2006/picture">
+                  <pic:nvPicPr>
+                    <pic:cNvPr id="92750488" name="Imagen 5" descr="La figura muestra la trazabilidad del despacho de una mercancía mediante una línea de tiempo con las principales etapas del proceso logístico: recepción en terminal de origen, transporte, llegada a terminal de destino, reparto y entrega final. También muestra el historial cronológico de cada evento con fechas y horas, evidenciando el seguimiento continuo del pedido y el control de su estado durante toda la operación logística."/>
+                    <pic:cNvPicPr/>
+                  </pic:nvPicPr>
+                  <pic:blipFill>
+                    <a:blip r:embed="rId21">
+                      <a:extLst>
+                        <a:ext uri="{28A0092B-C50C-407E-A947-70E740481C1C}">
+                          <a14:useLocalDpi xmlns:a14="http://schemas.microsoft.com/office/drawing/2010/main" val="0"/>
+                        </a:ext>
+                      </a:extLst>
+                    </a:blip>
+                    <a:stretch>
+                      <a:fillRect/>
+                    </a:stretch>
+                  </pic:blipFill>
+                  <pic:spPr>
+                    <a:xfrm>
+                      <a:off x="0" y="0"/>
+                      <a:ext cx="4680000" cy="2674800"/>
+                    </a:xfrm>
+                    <a:prstGeom prst="rect">
+                      <a:avLst/>
+                    </a:prstGeom>
+                  </pic:spPr>
+                </pic:pic>
+              </a:graphicData>
+            </a:graphic>
+          </wp:inline>
+        </w:drawing>
+      </w:r>
+    </w:p>
+    <w:p>
+      <w:pPr>
+        <w:ind w:left="1415"/>
+      </w:pPr>
       <w:r>
         <w:t>Nota. SENA, (2026).</w:t>
       </w:r>
     </w:p>
-    <w:p/>
     <w:p>
       <w:pPr>
         <w:pStyle w:val="Ttulo2"/>
       </w:pPr>
-      <w:bookmarkStart w:id="25" w:name="_Toc235722123"/>
-      <w:r>
-        <w:lastRenderedPageBreak/>
+      <w:bookmarkStart w:id="25" w:name="_Toc237688483"/>
+      <w:r>
         <w:t>Técnicas de comunicación</w:t>
       </w:r>
       <w:bookmarkEnd w:id="25"/>
@@ -7094,13 +8086,21 @@
       <w:r>
         <w:t>Las técnicas de comunicación son estrategias y prácticas que facilitan el intercambio claro, oportuno y efectivo de información entre las personas involucradas en las operaciones logísticas. Su aplicación favorece la coordinación de actividades, reduce errores en el despacho de mercancías, fortalece el trabajo en equipo y asegura que las instrucciones, novedades y confirmaciones sean comprendidas y ejecutadas correctamente durante todo el proceso logístico.</w:t>
       </w:r>
-    </w:p>
-    <w:p>
+      <w:r>
+        <w:t xml:space="preserve"> </w:t>
+      </w:r>
       <w:r>
         <w:t>Algunas técnicas utilizadas son:</w:t>
       </w:r>
     </w:p>
     <w:p>
+      <w:pPr>
+        <w:pStyle w:val="Prrafodelista"/>
+        <w:numPr>
+          <w:ilvl w:val="0"/>
+          <w:numId w:val="31"/>
+        </w:numPr>
+      </w:pPr>
       <w:r>
         <w:rPr>
           <w:b/>
@@ -7116,8 +8116,18 @@
       </w:r>
     </w:p>
     <w:p>
-      <w:r>
-        <w:t>Ejemplo: escuchar y confirmar un cambio de ruta.</w:t>
+      <w:pPr>
+        <w:ind w:left="707"/>
+      </w:pPr>
+      <w:r>
+        <w:rPr>
+          <w:b/>
+          <w:bCs/>
+        </w:rPr>
+        <w:t>Ejemplo</w:t>
+      </w:r>
+      <w:r>
+        <w:t>: escuchar y confirmar un cambio de ruta.</w:t>
       </w:r>
       <w:r>
         <w:tab/>
@@ -7125,11 +8135,19 @@
       </w:r>
     </w:p>
     <w:p>
-      <w:r>
-        <w:rPr>
-          <w:b/>
-          <w:bCs/>
-        </w:rPr>
+      <w:pPr>
+        <w:pStyle w:val="Prrafodelista"/>
+        <w:numPr>
+          <w:ilvl w:val="0"/>
+          <w:numId w:val="31"/>
+        </w:numPr>
+      </w:pPr>
+      <w:r>
+        <w:rPr>
+          <w:b/>
+          <w:bCs/>
+        </w:rPr>
+        <w:lastRenderedPageBreak/>
         <w:t>Comunicación asertiva</w:t>
       </w:r>
       <w:r>
@@ -7140,14 +8158,31 @@
       </w:r>
     </w:p>
     <w:p>
-      <w:r>
-        <w:t>Ejemplo: informar un retraso de entrega con claridad.</w:t>
+      <w:pPr>
+        <w:ind w:left="707"/>
+      </w:pPr>
+      <w:r>
+        <w:rPr>
+          <w:b/>
+          <w:bCs/>
+        </w:rPr>
+        <w:t>Ejemplo</w:t>
+      </w:r>
+      <w:r>
+        <w:t>: informar un retraso de entrega con claridad.</w:t>
       </w:r>
       <w:r>
         <w:tab/>
       </w:r>
     </w:p>
     <w:p>
+      <w:pPr>
+        <w:pStyle w:val="Prrafodelista"/>
+        <w:numPr>
+          <w:ilvl w:val="0"/>
+          <w:numId w:val="31"/>
+        </w:numPr>
+      </w:pPr>
       <w:r>
         <w:rPr>
           <w:b/>
@@ -7163,98 +8198,174 @@
       </w:r>
     </w:p>
     <w:p>
-      <w:r>
-        <w:t>Ejemplo: confirmar que el pedido fue despachado correctamente.</w:t>
+      <w:pPr>
+        <w:ind w:left="707"/>
+      </w:pPr>
+      <w:r>
+        <w:rPr>
+          <w:b/>
+          <w:bCs/>
+        </w:rPr>
+        <w:t>Ejemplo</w:t>
+      </w:r>
+      <w:r>
+        <w:t>: confirmar que el pedido fue despachado correctamente.</w:t>
       </w:r>
       <w:r>
         <w:tab/>
       </w:r>
     </w:p>
     <w:p>
-      <w:r>
-        <w:rPr>
-          <w:b/>
-          <w:bCs/>
-        </w:rPr>
+      <w:pPr>
+        <w:pStyle w:val="Prrafodelista"/>
+        <w:numPr>
+          <w:ilvl w:val="0"/>
+          <w:numId w:val="31"/>
+        </w:numPr>
+      </w:pPr>
+      <w:r>
+        <w:rPr>
+          <w:b/>
+          <w:bCs/>
+        </w:rPr>
+        <w:t>Confirmación de instrucciones</w:t>
+      </w:r>
+      <w:r>
+        <w:t>: v</w:t>
+      </w:r>
+      <w:r>
+        <w:t>erifica que las indicaciones recibidas fueron comprendidas antes de ejecutar una actividad, disminuyendo errores durante las operaciones logísticas.</w:t>
+      </w:r>
+    </w:p>
+    <w:p>
+      <w:pPr>
+        <w:ind w:left="707"/>
+      </w:pPr>
+      <w:r>
+        <w:rPr>
+          <w:b/>
+          <w:bCs/>
+        </w:rPr>
+        <w:t>Ejemplo</w:t>
+      </w:r>
+      <w:r>
+        <w:t>: repetir la dirección de entrega antes de salir.</w:t>
+      </w:r>
+      <w:r>
+        <w:tab/>
+      </w:r>
+    </w:p>
+    <w:p>
+      <w:pPr>
+        <w:pStyle w:val="Prrafodelista"/>
+        <w:numPr>
+          <w:ilvl w:val="0"/>
+          <w:numId w:val="31"/>
+        </w:numPr>
+      </w:pPr>
+      <w:r>
+        <w:rPr>
+          <w:b/>
+          <w:bCs/>
+        </w:rPr>
+        <w:t>Registro de información</w:t>
+      </w:r>
+      <w:r>
+        <w:t>: d</w:t>
+      </w:r>
+      <w:r>
+        <w:t>ocumenta datos relevantes de las operaciones logísticas para facilitar el seguimiento, la trazabilidad y la consulta de información durante el despacho de mercancías.</w:t>
+      </w:r>
+    </w:p>
+    <w:p>
+      <w:pPr>
+        <w:ind w:left="707"/>
+      </w:pPr>
+      <w:r>
+        <w:rPr>
+          <w:b/>
+          <w:bCs/>
+        </w:rPr>
+        <w:t>Ejemplo</w:t>
+      </w:r>
+      <w:r>
+        <w:t>: registrar la hora de salida del vehículo</w:t>
+      </w:r>
+      <w:r>
+        <w:t>.</w:t>
+      </w:r>
+      <w:r>
+        <w:tab/>
+      </w:r>
+    </w:p>
+    <w:p>
+      <w:pPr>
+        <w:pStyle w:val="Prrafodelista"/>
+        <w:numPr>
+          <w:ilvl w:val="0"/>
+          <w:numId w:val="31"/>
+        </w:numPr>
+      </w:pPr>
+      <w:r>
+        <w:rPr>
+          <w:b/>
+          <w:bCs/>
+        </w:rPr>
+        <w:t>Comunicación escrita formal</w:t>
+      </w:r>
+      <w:r>
+        <w:t>: u</w:t>
+      </w:r>
+      <w:r>
+        <w:t>tiliza documentos o medios digitales con lenguaje claro y estructurado para transmitir información oficial, garantizando su validez, consulta y trazabilidad.</w:t>
+      </w:r>
+    </w:p>
+    <w:p>
+      <w:pPr>
+        <w:ind w:left="707"/>
+      </w:pPr>
+      <w:r>
+        <w:rPr>
+          <w:b/>
+          <w:bCs/>
+        </w:rPr>
+        <w:t>Ejemplo</w:t>
+      </w:r>
+      <w:r>
+        <w:t>: enviar por correo la confirmación del despacho.</w:t>
+      </w:r>
+      <w:r>
+        <w:tab/>
+      </w:r>
+    </w:p>
+    <w:p>
+      <w:r>
         <w:lastRenderedPageBreak/>
-        <w:t>Confirmación de instrucciones</w:t>
-      </w:r>
-      <w:r>
-        <w:t>: v</w:t>
-      </w:r>
-      <w:r>
-        <w:t>erifica que las indicaciones recibidas fueron comprendidas antes de ejecutar una actividad, disminuyendo errores durante las operaciones logísticas.</w:t>
-      </w:r>
-    </w:p>
-    <w:p>
-      <w:r>
-        <w:t>Ejemplo: repetir la dirección de entrega antes de salir.</w:t>
-      </w:r>
-      <w:r>
-        <w:tab/>
-      </w:r>
-    </w:p>
-    <w:p>
-      <w:r>
-        <w:rPr>
-          <w:b/>
-          <w:bCs/>
-        </w:rPr>
-        <w:t>Registro de información</w:t>
-      </w:r>
-      <w:r>
-        <w:t>: d</w:t>
-      </w:r>
-      <w:r>
-        <w:t>ocumenta datos relevantes de las operaciones logísticas para facilitar el seguimiento, la trazabilidad y la consulta de información durante el despacho de mercancías.</w:t>
-      </w:r>
-    </w:p>
-    <w:p>
-      <w:r>
-        <w:t>Ejemplo: registrar la hora de salida del vehículo</w:t>
-      </w:r>
-      <w:r>
-        <w:t>.</w:t>
-      </w:r>
-      <w:r>
-        <w:tab/>
-      </w:r>
-    </w:p>
-    <w:p>
-      <w:r>
-        <w:rPr>
-          <w:b/>
-          <w:bCs/>
-        </w:rPr>
-        <w:t>Comunicación escrita formal</w:t>
-      </w:r>
-      <w:r>
-        <w:t>: u</w:t>
-      </w:r>
-      <w:r>
-        <w:t>tiliza documentos o medios digitales con lenguaje claro y estructurado para transmitir información oficial, garantizando su validez, consulta y trazabilidad.</w:t>
-      </w:r>
-    </w:p>
-    <w:p>
-      <w:r>
-        <w:t>Ejemplo: enviar por correo la confirmación del despacho.</w:t>
-      </w:r>
-      <w:r>
-        <w:tab/>
-      </w:r>
-    </w:p>
-    <w:p>
-      <w:r>
         <w:t>La aplicación de estas técnicas contribuye a minimizar errores y fortalecer la coordinación entre los participantes del proceso logístico.</w:t>
       </w:r>
     </w:p>
     <w:p>
+      <w:pPr>
+        <w:rPr>
+          <w:b/>
+          <w:bCs/>
+        </w:rPr>
+      </w:pPr>
+      <w:r>
+        <w:rPr>
+          <w:b/>
+          <w:bCs/>
+        </w:rPr>
+        <w:t>Clase 1 logística y comunicación</w:t>
+      </w:r>
+    </w:p>
+    <w:p>
       <w:r>
         <w:t>A continuación, se invita al siguiente video para fortalecer los conocimientos relacionados con comunicación aplicada al despacho:</w:t>
       </w:r>
     </w:p>
     <w:p>
-      <w:hyperlink r:id="rId20" w:history="1">
+      <w:hyperlink r:id="rId22" w:history="1">
         <w:r>
           <w:rPr>
             <w:rStyle w:val="Hipervnculo"/>
@@ -7264,13 +8375,30 @@
       </w:hyperlink>
     </w:p>
     <w:p>
+      <w:pPr>
+        <w:rPr>
+          <w:b/>
+          <w:bCs/>
+        </w:rPr>
+      </w:pPr>
+      <w:r>
+        <w:rPr>
+          <w:b/>
+          <w:bCs/>
+        </w:rPr>
+        <w:t>La comunicación efectiva como clave para la resolución de problemas en la gestión logística</w:t>
+      </w:r>
+    </w:p>
+    <w:p>
       <w:r>
         <w:t>Se invita al aprendiz a profundizar en comunicación aplicada al despacho, a través del artículo:</w:t>
       </w:r>
       <w:r>
         <w:t xml:space="preserve"> </w:t>
       </w:r>
-      <w:hyperlink r:id="rId21" w:history="1">
+    </w:p>
+    <w:p>
+      <w:hyperlink r:id="rId23" w:history="1">
         <w:r>
           <w:rPr>
             <w:rStyle w:val="Hipervnculo"/>
@@ -7281,9 +8409,18 @@
     </w:p>
     <w:p>
       <w:pPr>
+        <w:spacing w:before="0" w:after="160" w:line="259" w:lineRule="auto"/>
+        <w:ind w:firstLine="0"/>
+      </w:pPr>
+      <w:r>
+        <w:br w:type="page"/>
+      </w:r>
+    </w:p>
+    <w:p>
+      <w:pPr>
         <w:pStyle w:val="Ttulo1"/>
       </w:pPr>
-      <w:bookmarkStart w:id="26" w:name="_Toc235722124"/>
+      <w:bookmarkStart w:id="26" w:name="_Toc237688484"/>
       <w:r>
         <w:lastRenderedPageBreak/>
         <w:t>Preparación de mercancías para despacho</w:t>
@@ -7292,14 +8429,19 @@
     </w:p>
     <w:p>
       <w:r>
-        <w:t>La preparación de mercancías para despacho comprende el conjunto de actividades orientadas a verificar, acondicionar y alistar los productos antes de su entrega al transportador o cliente final. Este proceso garantiza que las mercancías cumplan las condiciones de calidad, seguridad y documentación requeridas para su movilización.</w:t>
+        <w:t xml:space="preserve">La preparación de mercancías para despacho comprende el conjunto de actividades orientadas a verificar, acondicionar y alistar los productos antes de su entrega al transportador o cliente final. </w:t>
+      </w:r>
+    </w:p>
+    <w:p>
+      <w:r>
+        <w:t>Este proceso garantiza que las mercancías cumplan las condiciones de calidad, seguridad y documentación requeridas para su movilización.</w:t>
       </w:r>
     </w:p>
     <w:p>
       <w:pPr>
         <w:pStyle w:val="Ttulo2"/>
       </w:pPr>
-      <w:bookmarkStart w:id="27" w:name="_Toc235722125"/>
+      <w:bookmarkStart w:id="27" w:name="_Toc237688485"/>
       <w:r>
         <w:t>Buenas prácticas de manipulación</w:t>
       </w:r>
@@ -7309,8 +8451,9 @@
       <w:r>
         <w:t>Las buenas prácticas de manipulación son el conjunto de procedimientos y recomendaciones orientados a garantizar el manejo seguro y adecuado de las mercancías durante su recepción, almacenamiento, preparación, movilización y despacho. Su aplicación permite prevenir daños en los productos, proteger la integridad del personal, optimizar las operaciones logísticas y asegurar el cumplimiento de las condiciones de calidad, seguridad y trazabilidad establecidas por la organización y la normatividad vigente.</w:t>
       </w:r>
-    </w:p>
-    <w:p>
+      <w:r>
+        <w:t xml:space="preserve"> </w:t>
+      </w:r>
       <w:r>
         <w:t>Entre los principales se encuentran:</w:t>
       </w:r>
@@ -7433,7 +8576,6 @@
               <w:pStyle w:val="TextoTablas"/>
             </w:pPr>
             <w:r>
-              <w:lastRenderedPageBreak/>
               <w:t>Utilizar elementos de protección personal</w:t>
             </w:r>
           </w:p>
@@ -7447,7 +8589,11 @@
               <w:pStyle w:val="TextoTablas"/>
             </w:pPr>
             <w:r>
-              <w:t>Emplea los elementos de protección personal requeridos para disminuir los riesgos laborales y proteger al trabajador durante las operaciones logísticas.</w:t>
+              <w:t xml:space="preserve">Emplea los elementos de protección personal requeridos para disminuir los </w:t>
+            </w:r>
+            <w:r>
+              <w:lastRenderedPageBreak/>
+              <w:t>riesgos laborales y proteger al trabajador durante las operaciones logísticas.</w:t>
             </w:r>
           </w:p>
         </w:tc>
@@ -7460,6 +8606,7 @@
               <w:pStyle w:val="TextoTablas"/>
             </w:pPr>
             <w:r>
+              <w:lastRenderedPageBreak/>
               <w:t>Usar casco, guantes y botas de seguridad.</w:t>
             </w:r>
           </w:p>
@@ -7648,14 +8795,21 @@
     </w:p>
     <w:p>
       <w:r>
-        <w:t>Ejemplo: los productos frágiles deben manipularse cuidadosamente para evitar daños durante su preparación y despacho.</w:t>
+        <w:rPr>
+          <w:b/>
+          <w:bCs/>
+        </w:rPr>
+        <w:t>Ejemplo</w:t>
+      </w:r>
+      <w:r>
+        <w:t>: los productos frágiles deben manipularse cuidadosamente para evitar daños durante su preparación y despacho.</w:t>
       </w:r>
     </w:p>
     <w:p>
       <w:pPr>
         <w:pStyle w:val="Ttulo2"/>
       </w:pPr>
-      <w:bookmarkStart w:id="28" w:name="_Toc235722126"/>
+      <w:bookmarkStart w:id="28" w:name="_Toc237688486"/>
       <w:r>
         <w:lastRenderedPageBreak/>
         <w:t>Separación y clasificación</w:t>
@@ -7669,13 +8823,21 @@
       <w:r>
         <w:t>La separación y clasificación consisten en organizar las mercancías de acuerdo con criterios previamente establecidos para facilitar su identificación y despacho.</w:t>
       </w:r>
-    </w:p>
-    <w:p>
+      <w:r>
+        <w:t xml:space="preserve"> </w:t>
+      </w:r>
       <w:r>
         <w:t>Los criterios más utilizados son:</w:t>
       </w:r>
     </w:p>
     <w:p>
+      <w:pPr>
+        <w:pStyle w:val="Prrafodelista"/>
+        <w:numPr>
+          <w:ilvl w:val="0"/>
+          <w:numId w:val="31"/>
+        </w:numPr>
+      </w:pPr>
       <w:r>
         <w:rPr>
           <w:b/>
@@ -7691,14 +8853,31 @@
       </w:r>
     </w:p>
     <w:p>
-      <w:r>
+      <w:pPr>
+        <w:ind w:left="707"/>
+      </w:pPr>
+      <w:r>
+        <w:rPr>
+          <w:b/>
+          <w:bCs/>
+        </w:rPr>
         <w:t>Ejemplo</w:t>
       </w:r>
       <w:r>
-        <w:t>.</w:t>
-      </w:r>
-      <w:r>
-        <w:t xml:space="preserve"> Separar alimentos de productos químicos.</w:t>
+        <w:rPr>
+          <w:b/>
+          <w:bCs/>
+        </w:rPr>
+        <w:t>:</w:t>
+      </w:r>
+      <w:r>
+        <w:t xml:space="preserve"> </w:t>
+      </w:r>
+      <w:r>
+        <w:t>s</w:t>
+      </w:r>
+      <w:r>
+        <w:t>eparar alimentos de productos químicos.</w:t>
       </w:r>
       <w:r>
         <w:tab/>
@@ -7706,6 +8885,13 @@
       </w:r>
     </w:p>
     <w:p>
+      <w:pPr>
+        <w:pStyle w:val="Prrafodelista"/>
+        <w:numPr>
+          <w:ilvl w:val="0"/>
+          <w:numId w:val="31"/>
+        </w:numPr>
+      </w:pPr>
       <w:r>
         <w:rPr>
           <w:b/>
@@ -7721,20 +8907,34 @@
       </w:r>
     </w:p>
     <w:p>
-      <w:r>
+      <w:pPr>
+        <w:ind w:left="707"/>
+      </w:pPr>
+      <w:r>
+        <w:rPr>
+          <w:b/>
+          <w:bCs/>
+        </w:rPr>
         <w:t>Ejemplo</w:t>
       </w:r>
       <w:r>
-        <w:t>.</w:t>
-      </w:r>
-      <w:r>
-        <w:t xml:space="preserve"> Clasificar pedidos con destino a Medellín.</w:t>
+        <w:t>: c</w:t>
+      </w:r>
+      <w:r>
+        <w:t>lasificar pedidos con destino a Medellín.</w:t>
       </w:r>
       <w:r>
         <w:tab/>
       </w:r>
     </w:p>
     <w:p>
+      <w:pPr>
+        <w:pStyle w:val="Prrafodelista"/>
+        <w:numPr>
+          <w:ilvl w:val="0"/>
+          <w:numId w:val="31"/>
+        </w:numPr>
+      </w:pPr>
       <w:r>
         <w:rPr>
           <w:b/>
@@ -7750,20 +8950,44 @@
       </w:r>
     </w:p>
     <w:p>
-      <w:r>
+      <w:pPr>
+        <w:ind w:left="707"/>
+      </w:pPr>
+      <w:r>
+        <w:rPr>
+          <w:b/>
+          <w:bCs/>
+        </w:rPr>
         <w:t>Ejemplo</w:t>
       </w:r>
       <w:r>
-        <w:t>.</w:t>
-      </w:r>
-      <w:r>
-        <w:t xml:space="preserve"> Reunir los pedidos de un supermercado.</w:t>
+        <w:rPr>
+          <w:b/>
+          <w:bCs/>
+        </w:rPr>
+        <w:t>:</w:t>
+      </w:r>
+      <w:r>
+        <w:t xml:space="preserve"> </w:t>
+      </w:r>
+      <w:r>
+        <w:t>r</w:t>
+      </w:r>
+      <w:r>
+        <w:t>eunir los pedidos de un supermercado.</w:t>
       </w:r>
       <w:r>
         <w:tab/>
       </w:r>
     </w:p>
     <w:p>
+      <w:pPr>
+        <w:pStyle w:val="Prrafodelista"/>
+        <w:numPr>
+          <w:ilvl w:val="0"/>
+          <w:numId w:val="31"/>
+        </w:numPr>
+      </w:pPr>
       <w:r>
         <w:rPr>
           <w:b/>
@@ -7779,17 +9003,41 @@
       </w:r>
     </w:p>
     <w:p>
-      <w:r>
+      <w:pPr>
+        <w:ind w:left="707"/>
+      </w:pPr>
+      <w:r>
+        <w:rPr>
+          <w:b/>
+          <w:bCs/>
+        </w:rPr>
         <w:t>Ejemplo</w:t>
       </w:r>
       <w:r>
-        <w:t>.</w:t>
-      </w:r>
-      <w:r>
-        <w:t xml:space="preserve"> Atender primero un pedido con entrega el mismo día.</w:t>
-      </w:r>
-    </w:p>
-    <w:p>
+        <w:rPr>
+          <w:b/>
+          <w:bCs/>
+        </w:rPr>
+        <w:t>:</w:t>
+      </w:r>
+      <w:r>
+        <w:t xml:space="preserve"> </w:t>
+      </w:r>
+      <w:r>
+        <w:t>a</w:t>
+      </w:r>
+      <w:r>
+        <w:t>tender primero un pedido con entrega el mismo día.</w:t>
+      </w:r>
+    </w:p>
+    <w:p>
+      <w:pPr>
+        <w:pStyle w:val="Prrafodelista"/>
+        <w:numPr>
+          <w:ilvl w:val="0"/>
+          <w:numId w:val="31"/>
+        </w:numPr>
+      </w:pPr>
       <w:r>
         <w:rPr>
           <w:b/>
@@ -7806,20 +9054,44 @@
       </w:r>
     </w:p>
     <w:p>
-      <w:r>
+      <w:pPr>
+        <w:ind w:left="707"/>
+      </w:pPr>
+      <w:r>
+        <w:rPr>
+          <w:b/>
+          <w:bCs/>
+        </w:rPr>
         <w:t>Ejemplo</w:t>
       </w:r>
       <w:r>
-        <w:t>.</w:t>
-      </w:r>
-      <w:r>
-        <w:t xml:space="preserve"> Ubicar productos refrigerados en una cámara de frío.</w:t>
+        <w:rPr>
+          <w:b/>
+          <w:bCs/>
+        </w:rPr>
+        <w:t>:</w:t>
+      </w:r>
+      <w:r>
+        <w:t xml:space="preserve"> </w:t>
+      </w:r>
+      <w:r>
+        <w:t>u</w:t>
+      </w:r>
+      <w:r>
+        <w:t>bicar productos refrigerados en una cámara de frío.</w:t>
       </w:r>
       <w:r>
         <w:tab/>
       </w:r>
     </w:p>
     <w:p>
+      <w:pPr>
+        <w:pStyle w:val="Prrafodelista"/>
+        <w:numPr>
+          <w:ilvl w:val="0"/>
+          <w:numId w:val="31"/>
+        </w:numPr>
+      </w:pPr>
       <w:r>
         <w:rPr>
           <w:b/>
@@ -7835,14 +9107,21 @@
       </w:r>
     </w:p>
     <w:p>
-      <w:r>
+      <w:pPr>
+        <w:ind w:left="707"/>
+      </w:pPr>
+      <w:r>
+        <w:rPr>
+          <w:b/>
+          <w:bCs/>
+        </w:rPr>
         <w:t>Ejemplo</w:t>
       </w:r>
       <w:r>
-        <w:t>.</w:t>
-      </w:r>
-      <w:r>
-        <w:t xml:space="preserve"> Separar mercancía frágil de carga pesada.</w:t>
+        <w:t>: s</w:t>
+      </w:r>
+      <w:r>
+        <w:t>eparar mercancía frágil de carga pesada.</w:t>
       </w:r>
       <w:r>
         <w:tab/>
@@ -7857,7 +9136,7 @@
       <w:pPr>
         <w:pStyle w:val="Ttulo2"/>
       </w:pPr>
-      <w:bookmarkStart w:id="29" w:name="_Toc235722127"/>
+      <w:bookmarkStart w:id="29" w:name="_Toc237688487"/>
       <w:r>
         <w:t>Alistamiento de mercancías</w:t>
       </w:r>
@@ -7878,75 +9157,122 @@
     </w:p>
     <w:p>
       <w:pPr>
+        <w:spacing w:before="0" w:after="160" w:line="259" w:lineRule="auto"/>
+        <w:ind w:firstLine="0"/>
+      </w:pPr>
+      <w:r>
+        <w:br w:type="page"/>
+      </w:r>
+    </w:p>
+    <w:p>
+      <w:pPr>
         <w:pStyle w:val="Figura"/>
       </w:pPr>
       <w:r>
+        <w:lastRenderedPageBreak/>
         <w:t>Secuencia de alistamiento de mercancía</w:t>
       </w:r>
     </w:p>
     <w:p>
       <w:pPr>
+        <w:jc w:val="center"/>
         <w:rPr>
           <w:lang w:eastAsia="es-CO"/>
         </w:rPr>
       </w:pPr>
       <w:r>
         <w:rPr>
-          <w:highlight w:val="yellow"/>
-          <w:lang w:eastAsia="es-CO"/>
-        </w:rPr>
-        <w:t>Texto alternativo</w:t>
-      </w:r>
-      <w:r>
-        <w:rPr>
-          <w:lang w:eastAsia="es-CO"/>
-        </w:rPr>
-        <w:t xml:space="preserve">: La figura presenta la secuencia del alistamiento de la mercancía para su despacho en una bodega. El proceso incluye la verificación de pedidos, revisión de cantidades, empaque y embalaje, rotulado, organización para cargue, confirmación de documentos y despacho. Cada etapa se muestra con personal realizando la actividad </w:t>
-      </w:r>
-      <w:r>
-        <w:rPr>
-          <w:lang w:eastAsia="es-CO"/>
-        </w:rPr>
+          <w:noProof/>
+        </w:rPr>
+        <w:drawing>
+          <wp:inline distT="0" distB="0" distL="0" distR="0" wp14:anchorId="0F45D825" wp14:editId="08E34CC4">
+            <wp:extent cx="4680000" cy="3128400"/>
+            <wp:effectExtent l="0" t="0" r="6350" b="0"/>
+            <wp:docPr id="404750138" name="Imagen 6" descr="La figura presenta la secuencia del alistamiento de la mercancía para su despacho en una bodega. El proceso incluye la verificación de pedidos, revisión de cantidades, empaque y embalaje, rotulado, organización para cargue, confirmación de documentos y despacho. Cada etapa se muestra con personal realizando la actividad correspondiente, destacando el flujo ordenado de las operaciones logísticas hasta la salida de la mercancía hacia su destino."/>
+            <wp:cNvGraphicFramePr>
+              <a:graphicFrameLocks xmlns:a="http://schemas.openxmlformats.org/drawingml/2006/main" noChangeAspect="1"/>
+            </wp:cNvGraphicFramePr>
+            <a:graphic xmlns:a="http://schemas.openxmlformats.org/drawingml/2006/main">
+              <a:graphicData uri="http://schemas.openxmlformats.org/drawingml/2006/picture">
+                <pic:pic xmlns:pic="http://schemas.openxmlformats.org/drawingml/2006/picture">
+                  <pic:nvPicPr>
+                    <pic:cNvPr id="0" name="Picture 6" descr="La figura presenta la secuencia del alistamiento de la mercancía para su despacho en una bodega. El proceso incluye la verificación de pedidos, revisión de cantidades, empaque y embalaje, rotulado, organización para cargue, confirmación de documentos y despacho. Cada etapa se muestra con personal realizando la actividad correspondiente, destacando el flujo ordenado de las operaciones logísticas hasta la salida de la mercancía hacia su destino."/>
+                    <pic:cNvPicPr>
+                      <a:picLocks noChangeAspect="1" noChangeArrowheads="1"/>
+                    </pic:cNvPicPr>
+                  </pic:nvPicPr>
+                  <pic:blipFill>
+                    <a:blip r:embed="rId24">
+                      <a:extLst>
+                        <a:ext uri="{28A0092B-C50C-407E-A947-70E740481C1C}">
+                          <a14:useLocalDpi xmlns:a14="http://schemas.microsoft.com/office/drawing/2010/main" val="0"/>
+                        </a:ext>
+                      </a:extLst>
+                    </a:blip>
+                    <a:srcRect/>
+                    <a:stretch>
+                      <a:fillRect/>
+                    </a:stretch>
+                  </pic:blipFill>
+                  <pic:spPr bwMode="auto">
+                    <a:xfrm>
+                      <a:off x="0" y="0"/>
+                      <a:ext cx="4680000" cy="3128400"/>
+                    </a:xfrm>
+                    <a:prstGeom prst="rect">
+                      <a:avLst/>
+                    </a:prstGeom>
+                    <a:noFill/>
+                    <a:ln>
+                      <a:noFill/>
+                    </a:ln>
+                  </pic:spPr>
+                </pic:pic>
+              </a:graphicData>
+            </a:graphic>
+          </wp:inline>
+        </w:drawing>
+      </w:r>
+    </w:p>
+    <w:p>
+      <w:pPr>
+        <w:ind w:left="707"/>
+      </w:pPr>
+      <w:r>
+        <w:t>Nota. SENA, (2026).</w:t>
+      </w:r>
+    </w:p>
+    <w:p>
+      <w:r>
+        <w:t>El alistamiento adecuado contribuye a la eficiencia de las operaciones y al cumplimiento de los requerimientos del cliente.</w:t>
+      </w:r>
+    </w:p>
+    <w:p>
+      <w:pPr>
+        <w:pStyle w:val="Ttulo2"/>
+      </w:pPr>
+      <w:bookmarkStart w:id="30" w:name="_Toc237688488"/>
+      <w:r>
+        <w:t>Variables de entrega</w:t>
+      </w:r>
+      <w:bookmarkEnd w:id="30"/>
+    </w:p>
+    <w:p>
+      <w:r>
+        <w:t>Las variables de entrega son los factores que influyen en el cumplimiento de las condiciones establecidas para la distribución y recepción de las mercancías. Su adecuada gestión permite garantizar entregas oportunas, seguras y conformes con los requisitos del cliente, optimizando la calidad del servicio y la eficiencia de las operaciones logísticas.</w:t>
+      </w:r>
+    </w:p>
+    <w:p>
+      <w:r>
+        <w:t>Entre las principales variables se encuentran:</w:t>
+      </w:r>
+    </w:p>
+    <w:p>
+      <w:pPr>
+        <w:pStyle w:val="Tabla"/>
+      </w:pPr>
+      <w:r>
         <w:lastRenderedPageBreak/>
-        <w:t>correspondiente, destacando el flujo ordenado de las operaciones logísticas hasta la salida de la mercancía hacia su destino.</w:t>
-      </w:r>
-    </w:p>
-    <w:p/>
-    <w:p>
-      <w:r>
-        <w:t>Nota. SENA, (2026).</w:t>
-      </w:r>
-    </w:p>
-    <w:p>
-      <w:r>
-        <w:t>El alistamiento adecuado contribuye a la eficiencia de las operaciones y al cumplimiento de los requerimientos del cliente.</w:t>
-      </w:r>
-    </w:p>
-    <w:p>
-      <w:pPr>
-        <w:pStyle w:val="Ttulo2"/>
-      </w:pPr>
-      <w:bookmarkStart w:id="30" w:name="_Toc235722128"/>
-      <w:r>
-        <w:t>Variables de entrega</w:t>
-      </w:r>
-      <w:bookmarkEnd w:id="30"/>
-    </w:p>
-    <w:p>
-      <w:r>
-        <w:t>Las variables de entrega son los factores que influyen en el cumplimiento de las condiciones establecidas para la distribución y recepción de las mercancías. Su adecuada gestión permite garantizar entregas oportunas, seguras y conformes con los requisitos del cliente, optimizando la calidad del servicio y la eficiencia de las operaciones logísticas.</w:t>
-      </w:r>
-    </w:p>
-    <w:p>
-      <w:r>
-        <w:t>Entre las principales variables se encuentran:</w:t>
-      </w:r>
-    </w:p>
-    <w:p>
-      <w:pPr>
-        <w:pStyle w:val="Tabla"/>
-      </w:pPr>
-      <w:r>
         <w:t>Variables de entrega</w:t>
       </w:r>
     </w:p>
@@ -8081,11 +9407,7 @@
               <w:pStyle w:val="TextoTablas"/>
             </w:pPr>
             <w:r>
-              <w:t xml:space="preserve">Determina el lugar donde debe entregarse la mercancía, facilitando la planificación de rutas, </w:t>
-            </w:r>
-            <w:r>
-              <w:lastRenderedPageBreak/>
-              <w:t>la asignación del transporte y la coordinación del despacho.</w:t>
+              <w:t>Determina el lugar donde debe entregarse la mercancía, facilitando la planificación de rutas, la asignación del transporte y la coordinación del despacho.</w:t>
             </w:r>
           </w:p>
         </w:tc>
@@ -8099,7 +9421,6 @@
               <w:pStyle w:val="TextoTablas"/>
             </w:pPr>
             <w:r>
-              <w:lastRenderedPageBreak/>
               <w:t>Centro de distribución en Barranquilla</w:t>
             </w:r>
           </w:p>
@@ -8301,16 +9622,144 @@
     </w:p>
     <w:p>
       <w:r>
+        <w:lastRenderedPageBreak/>
         <w:t>El análisis de estas variables permite planificar adecuadamente las operaciones de despacho y garantizar la satisfacción del cliente.</w:t>
       </w:r>
     </w:p>
     <w:p>
+      <w:pPr>
+        <w:rPr>
+          <w:b/>
+          <w:bCs/>
+        </w:rPr>
+      </w:pPr>
+      <w:r>
+        <w:rPr>
+          <w:b/>
+          <w:bCs/>
+        </w:rPr>
+        <w:t xml:space="preserve">Módulo 3 - Procesos </w:t>
+      </w:r>
+      <w:r>
+        <w:rPr>
+          <w:b/>
+          <w:bCs/>
+        </w:rPr>
+        <w:t>l</w:t>
+      </w:r>
+      <w:r>
+        <w:rPr>
+          <w:b/>
+          <w:bCs/>
+        </w:rPr>
+        <w:t xml:space="preserve">ogísticos </w:t>
+      </w:r>
+      <w:r>
+        <w:rPr>
+          <w:b/>
+          <w:bCs/>
+        </w:rPr>
+        <w:t>e</w:t>
+      </w:r>
+      <w:r>
+        <w:rPr>
+          <w:b/>
+          <w:bCs/>
+        </w:rPr>
+        <w:t xml:space="preserve">n </w:t>
+      </w:r>
+      <w:r>
+        <w:rPr>
+          <w:b/>
+          <w:bCs/>
+        </w:rPr>
+        <w:t>l</w:t>
+      </w:r>
+      <w:r>
+        <w:rPr>
+          <w:b/>
+          <w:bCs/>
+        </w:rPr>
+        <w:t xml:space="preserve">a </w:t>
+      </w:r>
+      <w:r>
+        <w:rPr>
+          <w:b/>
+          <w:bCs/>
+        </w:rPr>
+        <w:t>r</w:t>
+      </w:r>
+      <w:r>
+        <w:rPr>
+          <w:b/>
+          <w:bCs/>
+        </w:rPr>
+        <w:t xml:space="preserve">ecepción, </w:t>
+      </w:r>
+      <w:r>
+        <w:rPr>
+          <w:b/>
+          <w:bCs/>
+        </w:rPr>
+        <w:t>a</w:t>
+      </w:r>
+      <w:r>
+        <w:rPr>
+          <w:b/>
+          <w:bCs/>
+        </w:rPr>
+        <w:t xml:space="preserve">lmacenamiento </w:t>
+      </w:r>
+      <w:r>
+        <w:rPr>
+          <w:b/>
+          <w:bCs/>
+        </w:rPr>
+        <w:t>y d</w:t>
+      </w:r>
+      <w:r>
+        <w:rPr>
+          <w:b/>
+          <w:bCs/>
+        </w:rPr>
+        <w:t xml:space="preserve">espacho </w:t>
+      </w:r>
+      <w:r>
+        <w:rPr>
+          <w:b/>
+          <w:bCs/>
+        </w:rPr>
+        <w:t>d</w:t>
+      </w:r>
+      <w:r>
+        <w:rPr>
+          <w:b/>
+          <w:bCs/>
+        </w:rPr>
+        <w:t xml:space="preserve">e </w:t>
+      </w:r>
+      <w:r>
+        <w:rPr>
+          <w:b/>
+          <w:bCs/>
+        </w:rPr>
+        <w:t>m</w:t>
+      </w:r>
+      <w:r>
+        <w:rPr>
+          <w:b/>
+          <w:bCs/>
+        </w:rPr>
+        <w:t>ercancías</w:t>
+      </w:r>
+    </w:p>
+    <w:p>
       <w:r>
         <w:t>A continuación, se invita al siguiente video para fortalecer los conocimientos relacionados con preparación de mercancías para despacho:</w:t>
       </w:r>
     </w:p>
     <w:p>
-      <w:hyperlink r:id="rId22" w:history="1">
+      <w:hyperlink r:id="rId25" w:history="1">
         <w:r>
           <w:rPr>
             <w:rStyle w:val="Hipervnculo"/>
@@ -8320,13 +9769,27 @@
       </w:hyperlink>
     </w:p>
     <w:p>
-      <w:r>
-        <w:lastRenderedPageBreak/>
+      <w:pPr>
+        <w:rPr>
+          <w:b/>
+          <w:bCs/>
+        </w:rPr>
+      </w:pPr>
+      <w:r>
+        <w:rPr>
+          <w:b/>
+          <w:bCs/>
+        </w:rPr>
+        <w:t>Despacho de mercancías: fases y claves para el éxito</w:t>
+      </w:r>
+    </w:p>
+    <w:p>
+      <w:r>
         <w:t>Se invita al aprendiz a profundizar en protección de transacciones financieras y cumplimiento normativo, a través del siguiente artículo:</w:t>
       </w:r>
     </w:p>
     <w:p>
-      <w:hyperlink r:id="rId23" w:history="1">
+      <w:hyperlink r:id="rId26" w:history="1">
         <w:r>
           <w:rPr>
             <w:rStyle w:val="Hipervnculo"/>
@@ -8337,18 +9800,6 @@
     </w:p>
     <w:p>
       <w:r>
-        <w:rPr>
-          <w:highlight w:val="yellow"/>
-        </w:rPr>
-        <w:t>Podcast:</w:t>
-      </w:r>
-    </w:p>
-    <w:p>
-      <w:r>
-        <w:t xml:space="preserve"> </w:t>
-      </w:r>
-      <w:r>
-        <w:tab/>
         <w:t>A continuación, se invita a ir al siguiente p</w:t>
       </w:r>
       <w:r>
@@ -8356,14 +9807,6 @@
       </w:r>
       <w:r>
         <w:t>dcast:</w:t>
-      </w:r>
-    </w:p>
-    <w:p>
-      <w:r>
-        <w:t>"Del alistamiento al despacho: preparación de mercancías para cumplir con el cliente"</w:t>
-      </w:r>
-      <w:r>
-        <w:t>:</w:t>
       </w:r>
     </w:p>
     <w:tbl>
@@ -8397,6 +9840,20 @@
               </w:rPr>
               <w:t xml:space="preserve">Transcripción del pódcast. </w:t>
             </w:r>
+            <w:r>
+              <w:rPr>
+                <w:b/>
+                <w:bCs/>
+              </w:rPr>
+              <w:t>Del alistamiento al despacho: preparación de mercancías para cumplir con el cliente</w:t>
+            </w:r>
+            <w:r>
+              <w:rPr>
+                <w:b/>
+                <w:bCs/>
+              </w:rPr>
+              <w:t>.</w:t>
+            </w:r>
           </w:p>
         </w:tc>
       </w:tr>
@@ -8406,33 +9863,180 @@
             <w:tcW w:w="9962" w:type="dxa"/>
           </w:tcPr>
           <w:p>
-            <w:pPr>
+            <w:r>
               <w:rPr>
                 <w:b/>
                 <w:bCs/>
               </w:rPr>
-            </w:pPr>
+              <w:t>Mujer</w:t>
+            </w:r>
+            <w:r>
+              <w:tab/>
+            </w:r>
+            <w:r>
+              <w:t xml:space="preserve">: </w:t>
+            </w:r>
+            <w:r>
+              <w:t>En una empresa, una revisión logística de rutina dejó al descubierto un caso que nadie esperaba: la mercancía estaba bien clasificada, el etiquetado era correcto... pero el cliente recibió un pedido incompleto y parte del producto llegó dañado.</w:t>
+            </w:r>
+          </w:p>
+          <w:p>
             <w:r>
               <w:rPr>
                 <w:b/>
                 <w:bCs/>
               </w:rPr>
-              <w:t>Hombre:</w:t>
-            </w:r>
-          </w:p>
-          <w:p>
-            <w:pPr>
+              <w:lastRenderedPageBreak/>
+              <w:t>Hombre</w:t>
+            </w:r>
+            <w:r>
+              <w:t xml:space="preserve">: </w:t>
+            </w:r>
+            <w:r>
+              <w:t>Y entonces la pregunta que quedó sobre la mesa: si todo parecía estar bien... ¿en qué momento falló el proceso? La respuesta estaba en la preparación de la mercancía antes del despacho.</w:t>
+            </w:r>
+          </w:p>
+          <w:p>
+            <w:r>
               <w:rPr>
                 <w:b/>
                 <w:bCs/>
               </w:rPr>
+              <w:t>Mujer</w:t>
+            </w:r>
+            <w:r>
+              <w:tab/>
+            </w:r>
+            <w:r>
+              <w:t xml:space="preserve">: </w:t>
+            </w:r>
+            <w:r>
+              <w:t>Pensemos en un pequeño emprendimiento. Llega el momento del primer envío y el afán por despachar hace que nadie revise las cantidades, ni el estado del producto o el empaque. El pedido sale... pero cuando llega al cliente, ya es tarde para corregir el error.</w:t>
+            </w:r>
+          </w:p>
+          <w:p>
+            <w:r>
+              <w:rPr>
+                <w:b/>
+                <w:bCs/>
+              </w:rPr>
+              <w:t>Hombre</w:t>
+            </w:r>
+            <w:r>
+              <w:t xml:space="preserve">: </w:t>
+            </w:r>
+            <w:r>
+              <w:t xml:space="preserve">Y recuperar esa confianza no es nada fácil. Por eso el alistamiento no consiste solamente en empacar mercancía; también implica verificar que todo salga completo, en buen estado y listo para el despacho. </w:t>
+            </w:r>
+          </w:p>
+          <w:p>
+            <w:r>
+              <w:rPr>
+                <w:b/>
+                <w:bCs/>
+              </w:rPr>
+              <w:t>Mujer</w:t>
+            </w:r>
+            <w:r>
+              <w:rPr>
+                <w:b/>
+                <w:bCs/>
+              </w:rPr>
+              <w:t>:</w:t>
+            </w:r>
+            <w:r>
+              <w:t xml:space="preserve"> </w:t>
+            </w:r>
+            <w:r>
+              <w:t>Cuando la operación crece, el reto también cambia. Ya no hablamos de unas pocas cajas, sino de cientos de pedidos saliendo para distintos clientes, rutas y destinos al mismo tiempo.</w:t>
+            </w:r>
+          </w:p>
+          <w:p>
+            <w:r>
+              <w:rPr>
+                <w:b/>
+                <w:bCs/>
+              </w:rPr>
+              <w:t>Hombre</w:t>
+            </w:r>
+            <w:r>
+              <w:t xml:space="preserve">: </w:t>
+            </w:r>
+            <w:r>
+              <w:t>Por eso, antes de que un despacho salga de la bodega, hay una última revisión. Se confirman cantidades, documentos, estado de la mercancía y que todo corresponda exactamente con la orden de salida.</w:t>
+            </w:r>
+          </w:p>
+          <w:p>
+            <w:r>
+              <w:rPr>
+                <w:b/>
+                <w:bCs/>
+              </w:rPr>
+              <w:t>Mujer</w:t>
+            </w:r>
+            <w:r>
+              <w:tab/>
+            </w:r>
+            <w:r>
+              <w:t>: Y</w:t>
+            </w:r>
+            <w:r>
+              <w:t xml:space="preserve"> no todas las mercancías se preparan igual. Algunas necesitan protección frente a la humedad, otras requieren control de temperatura y muchas exigen un manejo especial durante el transporte, dependiendo del vehículo y del destino.</w:t>
+            </w:r>
+          </w:p>
+          <w:p>
+            <w:r>
+              <w:rPr>
+                <w:b/>
+                <w:bCs/>
+              </w:rPr>
+              <w:lastRenderedPageBreak/>
+              <w:t>Hombre</w:t>
+            </w:r>
+            <w:r>
+              <w:t xml:space="preserve">: </w:t>
+            </w:r>
+            <w:r>
+              <w:t>Al respetar esas condiciones desde la bodega, la mercancía viaja mejor, llegan menos reclamaciones y el cliente recibe exactamente lo que pidió.</w:t>
+            </w:r>
+          </w:p>
+          <w:p>
+            <w:r>
+              <w:rPr>
+                <w:b/>
+                <w:bCs/>
+              </w:rPr>
+              <w:t>Mujer</w:t>
+            </w:r>
+            <w:r>
+              <w:tab/>
+            </w:r>
+            <w:r>
+              <w:t xml:space="preserve">: </w:t>
+            </w:r>
+            <w:r>
+              <w:t>Es que el cliente nunca se da cuenta de lo que pasó dentro de la bodega. Lo único que recuerda es que su pedido llegó completo, en buen estado y justo cuando lo esperaba.</w:t>
+            </w:r>
+          </w:p>
+          <w:p>
+            <w:r>
+              <w:rPr>
+                <w:b/>
+                <w:bCs/>
+              </w:rPr>
+              <w:t>Hombre</w:t>
+            </w:r>
+            <w:r>
+              <w:t xml:space="preserve">: </w:t>
+            </w:r>
+            <w:r>
+              <w:t>Porque cuando un pedido llega completo, nadie llama para felicitar a la bodega. Pero cuando llega mal... puede que ese haya sido el último despacho para ese cliente.</w:t>
+            </w:r>
+          </w:p>
+          <w:p>
+            <w:pPr>
+              <w:ind w:firstLine="0"/>
             </w:pPr>
-          </w:p>
-          <w:p/>
-          <w:p>
-            <w:r>
-              <w:t>.</w:t>
-            </w:r>
           </w:p>
         </w:tc>
       </w:tr>
@@ -8445,7 +10049,7 @@
           <w:u w:val="single"/>
         </w:rPr>
       </w:pPr>
-      <w:bookmarkStart w:id="32" w:name="_Toc235722129"/>
+      <w:bookmarkStart w:id="32" w:name="_Toc237688489"/>
       <w:bookmarkEnd w:id="31"/>
       <w:r>
         <w:lastRenderedPageBreak/>
@@ -8462,24 +10066,69 @@
       </w:r>
     </w:p>
     <w:p>
-      <w:r>
-        <w:rPr>
-          <w:highlight w:val="yellow"/>
-        </w:rPr>
-        <w:t>Texto alternativo:</w:t>
-      </w:r>
-    </w:p>
-    <w:p>
-      <w:r>
-        <w:t>La estructura jerárquica muestra el componente formativo “Identificación y preparación de mercancías”, organizado en seis ejes temáticos: mercancías y características; empaque, embalaje y rotulado; manipulación y almacenamiento; procedimientos de almacenamiento; comunicación aplicada al despacho; y preparación de mercancías para despacho. Cada eje incluye sus principales temas, como tipos y características de mercancías, naturaleza de la carga, arrume, rotación, movimiento de cargas, almacenamiento, normas de seguridad, herramientas y técnicas de comunicación, alistamiento, buenas prácticas de manipulación y variables de entrega.</w:t>
+      <w:pPr>
+        <w:ind w:firstLine="0"/>
+      </w:pPr>
+      <w:r>
+        <w:rPr>
+          <w:noProof/>
+        </w:rPr>
+        <w:drawing>
+          <wp:inline distT="0" distB="0" distL="0" distR="0" wp14:anchorId="43A1993E" wp14:editId="1E97BA6E">
+            <wp:extent cx="6267450" cy="2187197"/>
+            <wp:effectExtent l="0" t="0" r="0" b="3810"/>
+            <wp:docPr id="2" name="Imagen 2" descr="La estructura jerárquica muestra el componente formativo “Identificación y preparación de mercancías”, organizado en seis ejes temáticos: mercancías y características; empaque, embalaje y rotulado; manipulación y almacenamiento; procedimientos de almacenamiento; comunicación aplicada al despacho; y preparación de mercancías para despacho. Cada eje incluye sus principales temas, como tipos y características de mercancías, naturaleza de la carga, arrume, rotación, movimiento de cargas, almacenamiento, normas de seguridad, herramientas y técnicas de comunicación, alistamiento, buenas prácticas de manipulación y variables de entrega."/>
+            <wp:cNvGraphicFramePr>
+              <a:graphicFrameLocks xmlns:a="http://schemas.openxmlformats.org/drawingml/2006/main" noChangeAspect="1"/>
+            </wp:cNvGraphicFramePr>
+            <a:graphic xmlns:a="http://schemas.openxmlformats.org/drawingml/2006/main">
+              <a:graphicData uri="http://schemas.openxmlformats.org/drawingml/2006/picture">
+                <pic:pic xmlns:pic="http://schemas.openxmlformats.org/drawingml/2006/picture">
+                  <pic:nvPicPr>
+                    <pic:cNvPr id="2" name="Imagen 2" descr="La estructura jerárquica muestra el componente formativo “Identificación y preparación de mercancías”, organizado en seis ejes temáticos: mercancías y características; empaque, embalaje y rotulado; manipulación y almacenamiento; procedimientos de almacenamiento; comunicación aplicada al despacho; y preparación de mercancías para despacho. Cada eje incluye sus principales temas, como tipos y características de mercancías, naturaleza de la carga, arrume, rotación, movimiento de cargas, almacenamiento, normas de seguridad, herramientas y técnicas de comunicación, alistamiento, buenas prácticas de manipulación y variables de entrega."/>
+                    <pic:cNvPicPr/>
+                  </pic:nvPicPr>
+                  <pic:blipFill>
+                    <a:blip r:embed="rId27">
+                      <a:extLst>
+                        <a:ext uri="{28A0092B-C50C-407E-A947-70E740481C1C}">
+                          <a14:useLocalDpi xmlns:a14="http://schemas.microsoft.com/office/drawing/2010/main" val="0"/>
+                        </a:ext>
+                      </a:extLst>
+                    </a:blip>
+                    <a:stretch>
+                      <a:fillRect/>
+                    </a:stretch>
+                  </pic:blipFill>
+                  <pic:spPr>
+                    <a:xfrm>
+                      <a:off x="0" y="0"/>
+                      <a:ext cx="6285783" cy="2193595"/>
+                    </a:xfrm>
+                    <a:prstGeom prst="rect">
+                      <a:avLst/>
+                    </a:prstGeom>
+                  </pic:spPr>
+                </pic:pic>
+              </a:graphicData>
+            </a:graphic>
+          </wp:inline>
+        </w:drawing>
       </w:r>
     </w:p>
     <w:p/>
     <w:p>
       <w:pPr>
+        <w:ind w:firstLine="0"/>
+      </w:pPr>
+    </w:p>
+    <w:p/>
+    <w:p/>
+    <w:p>
+      <w:pPr>
         <w:pStyle w:val="Titulosgenerales"/>
       </w:pPr>
-      <w:bookmarkStart w:id="33" w:name="_Toc235722130"/>
+      <w:bookmarkStart w:id="33" w:name="_Toc237688490"/>
       <w:r>
         <w:lastRenderedPageBreak/>
         <w:t>Glosario</w:t>
@@ -8881,7 +10530,7 @@
       <w:pPr>
         <w:pStyle w:val="Titulosgenerales"/>
       </w:pPr>
-      <w:bookmarkStart w:id="34" w:name="_Toc235722131"/>
+      <w:bookmarkStart w:id="34" w:name="_Toc237688491"/>
       <w:r>
         <w:lastRenderedPageBreak/>
         <w:t>Referencias bibliográficas</w:t>
@@ -8897,7 +10546,7 @@
       </w:r>
     </w:p>
     <w:p>
-      <w:hyperlink r:id="rId24" w:anchor="v=onepage&amp;q&amp;f=false" w:history="1">
+      <w:hyperlink r:id="rId28" w:anchor="v=onepage&amp;q&amp;f=false" w:history="1">
         <w:r>
           <w:rPr>
             <w:rStyle w:val="Hipervnculo"/>
@@ -8920,7 +10569,7 @@
       </w:r>
     </w:p>
     <w:p>
-      <w:hyperlink r:id="rId25" w:history="1">
+      <w:hyperlink r:id="rId29" w:history="1">
         <w:r>
           <w:rPr>
             <w:rStyle w:val="Hipervnculo"/>
@@ -8943,7 +10592,7 @@
       <w:r>
         <w:t xml:space="preserve"> </w:t>
       </w:r>
-      <w:hyperlink r:id="rId26" w:history="1">
+      <w:hyperlink r:id="rId30" w:history="1">
         <w:r>
           <w:rPr>
             <w:rStyle w:val="Hipervnculo"/>
@@ -8956,7 +10605,7 @@
       <w:r>
         <w:t xml:space="preserve">Instituto Colombiano de Normas Técnicas y Certificación (ICONTEC). (2020). Normas técnicas aplicables al empaque, embalaje y rotulado de mercancías. </w:t>
       </w:r>
-      <w:hyperlink r:id="rId27" w:history="1">
+      <w:hyperlink r:id="rId31" w:history="1">
         <w:r>
           <w:rPr>
             <w:rStyle w:val="Hipervnculo"/>
@@ -8977,7 +10626,7 @@
       <w:r>
         <w:t xml:space="preserve"> Ediciones. </w:t>
       </w:r>
-      <w:hyperlink r:id="rId28" w:history="1">
+      <w:hyperlink r:id="rId32" w:history="1">
         <w:r>
           <w:rPr>
             <w:rStyle w:val="Hipervnculo"/>
@@ -8994,11 +10643,6 @@
     </w:p>
     <w:p>
       <w:r>
-        <w:t>Paternina Arboleda, C., Alfaro Díaz, J., &amp; Mendoza Roca, C. (2015). Manual práctico para gestión logística: envase y embalaje, transporte y cadena de frío. Editorial Universidad del Norte.</w:t>
-      </w:r>
-    </w:p>
-    <w:p>
-      <w:r>
         <w:t>Torres Rabello, J. (2014). Logística: conceptos y tendencias. Editorial RIL.</w:t>
       </w:r>
     </w:p>
@@ -9013,7 +10657,7 @@
       <w:pPr>
         <w:pStyle w:val="Titulosgenerales"/>
       </w:pPr>
-      <w:bookmarkStart w:id="35" w:name="_Toc235722132"/>
+      <w:bookmarkStart w:id="35" w:name="_Toc237688492"/>
       <w:r>
         <w:lastRenderedPageBreak/>
         <w:t>Créditos</w:t>
@@ -9120,11 +10764,15 @@
             <w:pPr>
               <w:pStyle w:val="TextoTablas"/>
               <w:rPr>
+                <w:sz w:val="28"/>
+                <w:szCs w:val="28"/>
                 <w:lang w:val="es-CO"/>
               </w:rPr>
             </w:pPr>
             <w:r>
               <w:rPr>
+                <w:sz w:val="28"/>
+                <w:szCs w:val="28"/>
                 <w:lang w:val="es-CO"/>
               </w:rPr>
               <w:t>Claudia Johanna Gómez Pérez</w:t>
@@ -9139,14 +10787,18 @@
             <w:pPr>
               <w:pStyle w:val="TextoTablas"/>
               <w:rPr>
+                <w:sz w:val="28"/>
+                <w:szCs w:val="28"/>
                 <w:lang w:val="es-CO"/>
               </w:rPr>
             </w:pPr>
             <w:r>
               <w:rPr>
+                <w:sz w:val="28"/>
+                <w:szCs w:val="28"/>
                 <w:lang w:val="es-CO"/>
               </w:rPr>
-              <w:t>Responsable Nacional Ecosistema de Recursos Educativos Digitales (RED) - Profesional 06</w:t>
+              <w:t>Profesional G06. Responsable Ecosistema Virtual de Recursos Educativos Digitales</w:t>
             </w:r>
           </w:p>
         </w:tc>
@@ -9158,11 +10810,15 @@
             <w:pPr>
               <w:pStyle w:val="TextoTablas"/>
               <w:rPr>
+                <w:sz w:val="28"/>
+                <w:szCs w:val="28"/>
                 <w:lang w:val="es-CO"/>
               </w:rPr>
             </w:pPr>
             <w:r>
               <w:rPr>
+                <w:sz w:val="28"/>
+                <w:szCs w:val="28"/>
                 <w:lang w:val="es-CO"/>
               </w:rPr>
               <w:t>Centro Agroturístico - Regional Santander</w:t>
@@ -9179,11 +10835,15 @@
             <w:pPr>
               <w:pStyle w:val="TextoTablas"/>
               <w:rPr>
+                <w:sz w:val="28"/>
+                <w:szCs w:val="28"/>
                 <w:lang w:val="es-CO"/>
               </w:rPr>
             </w:pPr>
             <w:r>
               <w:rPr>
+                <w:sz w:val="28"/>
+                <w:szCs w:val="28"/>
                 <w:lang w:val="es-CO"/>
               </w:rPr>
               <w:t>Miguel de Jesús Paredes Maestre</w:t>
@@ -9198,11 +10858,15 @@
             <w:pPr>
               <w:pStyle w:val="TextoTablas"/>
               <w:rPr>
+                <w:sz w:val="28"/>
+                <w:szCs w:val="28"/>
                 <w:lang w:val="es-CO"/>
               </w:rPr>
             </w:pPr>
             <w:r>
               <w:rPr>
+                <w:sz w:val="28"/>
+                <w:szCs w:val="28"/>
                 <w:lang w:val="es-CO"/>
               </w:rPr>
               <w:t>Responsable de la línea de producción</w:t>
@@ -9217,26 +10881,18 @@
             <w:pPr>
               <w:pStyle w:val="TextoTablas"/>
               <w:rPr>
+                <w:sz w:val="28"/>
+                <w:szCs w:val="28"/>
                 <w:lang w:val="es-CO"/>
               </w:rPr>
             </w:pPr>
             <w:r>
               <w:rPr>
+                <w:sz w:val="28"/>
+                <w:szCs w:val="28"/>
                 <w:lang w:val="es-CO"/>
               </w:rPr>
-              <w:t>Centro de Comercio y Servicios</w:t>
-            </w:r>
-            <w:r>
-              <w:rPr>
-                <w:lang w:val="es-CO"/>
-              </w:rPr>
-              <w:t xml:space="preserve"> -</w:t>
-            </w:r>
-            <w:r>
-              <w:rPr>
-                <w:lang w:val="es-CO"/>
-              </w:rPr>
-              <w:t xml:space="preserve"> Regional Atlántico</w:t>
+              <w:t>Centro de Comercio y Servicios - Regional Atlántico</w:t>
             </w:r>
           </w:p>
         </w:tc>
@@ -9253,9 +10909,19 @@
             <w:pPr>
               <w:pStyle w:val="TextoTablas"/>
               <w:rPr>
+                <w:sz w:val="28"/>
+                <w:szCs w:val="28"/>
                 <w:lang w:val="es-CO"/>
               </w:rPr>
             </w:pPr>
+            <w:r>
+              <w:rPr>
+                <w:sz w:val="28"/>
+                <w:szCs w:val="28"/>
+                <w:lang w:val="es-CO"/>
+              </w:rPr>
+              <w:t xml:space="preserve">Sergio Quintero Guzmán  </w:t>
+            </w:r>
           </w:p>
         </w:tc>
         <w:tc>
@@ -9266,9 +10932,19 @@
             <w:pPr>
               <w:pStyle w:val="TextoTablas"/>
               <w:rPr>
+                <w:sz w:val="28"/>
+                <w:szCs w:val="28"/>
                 <w:lang w:val="es-CO"/>
               </w:rPr>
             </w:pPr>
+            <w:r>
+              <w:rPr>
+                <w:sz w:val="28"/>
+                <w:szCs w:val="28"/>
+                <w:lang w:val="es-CO"/>
+              </w:rPr>
+              <w:t>Experto Temático Logística</w:t>
+            </w:r>
           </w:p>
         </w:tc>
         <w:tc>
@@ -9279,9 +10955,19 @@
             <w:pPr>
               <w:pStyle w:val="TextoTablas"/>
               <w:rPr>
+                <w:sz w:val="28"/>
+                <w:szCs w:val="28"/>
                 <w:lang w:val="es-CO"/>
               </w:rPr>
             </w:pPr>
+            <w:r>
+              <w:rPr>
+                <w:sz w:val="28"/>
+                <w:szCs w:val="28"/>
+                <w:lang w:val="es-CO"/>
+              </w:rPr>
+              <w:t>Centro de Comercio y Servicios - Regional Atlántico</w:t>
+            </w:r>
           </w:p>
         </w:tc>
       </w:tr>
@@ -9294,9 +10980,19 @@
             <w:pPr>
               <w:pStyle w:val="TextoTablas"/>
               <w:rPr>
+                <w:sz w:val="28"/>
+                <w:szCs w:val="28"/>
                 <w:lang w:val="es-CO"/>
               </w:rPr>
             </w:pPr>
+            <w:r>
+              <w:rPr>
+                <w:sz w:val="28"/>
+                <w:szCs w:val="28"/>
+                <w:lang w:val="es-CO"/>
+              </w:rPr>
+              <w:t>Jair Coll Gallardo</w:t>
+            </w:r>
           </w:p>
         </w:tc>
         <w:tc>
@@ -9307,9 +11003,19 @@
             <w:pPr>
               <w:pStyle w:val="TextoTablas"/>
               <w:rPr>
+                <w:sz w:val="28"/>
+                <w:szCs w:val="28"/>
                 <w:lang w:val="es-CO"/>
               </w:rPr>
             </w:pPr>
+            <w:r>
+              <w:rPr>
+                <w:sz w:val="28"/>
+                <w:szCs w:val="28"/>
+                <w:lang w:val="es-CO"/>
+              </w:rPr>
+              <w:t>Evaluador instruccional</w:t>
+            </w:r>
           </w:p>
         </w:tc>
         <w:tc>
@@ -9320,9 +11026,19 @@
             <w:pPr>
               <w:pStyle w:val="TextoTablas"/>
               <w:rPr>
+                <w:sz w:val="28"/>
+                <w:szCs w:val="28"/>
                 <w:lang w:val="es-CO"/>
               </w:rPr>
             </w:pPr>
+            <w:r>
+              <w:rPr>
+                <w:sz w:val="28"/>
+                <w:szCs w:val="28"/>
+                <w:lang w:val="es-CO"/>
+              </w:rPr>
+              <w:t>Centro de Comercio y Servicios - Regional Atlántico</w:t>
+            </w:r>
           </w:p>
         </w:tc>
       </w:tr>
@@ -9338,9 +11054,19 @@
             <w:pPr>
               <w:pStyle w:val="TextoTablas"/>
               <w:rPr>
+                <w:sz w:val="28"/>
+                <w:szCs w:val="28"/>
                 <w:lang w:val="es-CO"/>
               </w:rPr>
             </w:pPr>
+            <w:r>
+              <w:rPr>
+                <w:sz w:val="28"/>
+                <w:szCs w:val="28"/>
+                <w:lang w:val="es-CO"/>
+              </w:rPr>
+              <w:t>Jesús Antonio Vecino Valero</w:t>
+            </w:r>
           </w:p>
         </w:tc>
         <w:tc>
@@ -9351,9 +11077,19 @@
             <w:pPr>
               <w:pStyle w:val="TextoTablas"/>
               <w:rPr>
+                <w:sz w:val="28"/>
+                <w:szCs w:val="28"/>
                 <w:lang w:val="es-CO"/>
               </w:rPr>
             </w:pPr>
+            <w:r>
+              <w:rPr>
+                <w:sz w:val="28"/>
+                <w:szCs w:val="28"/>
+                <w:lang w:val="es-CO"/>
+              </w:rPr>
+              <w:t>Diseñador de contenidos digitales</w:t>
+            </w:r>
           </w:p>
         </w:tc>
         <w:tc>
@@ -9364,9 +11100,19 @@
             <w:pPr>
               <w:pStyle w:val="TextoTablas"/>
               <w:rPr>
+                <w:sz w:val="28"/>
+                <w:szCs w:val="28"/>
                 <w:lang w:val="es-CO"/>
               </w:rPr>
             </w:pPr>
+            <w:r>
+              <w:rPr>
+                <w:sz w:val="28"/>
+                <w:szCs w:val="28"/>
+                <w:lang w:val="es-CO"/>
+              </w:rPr>
+              <w:t>Centro de Comercio y Servicios - Regional Atlántico</w:t>
+            </w:r>
           </w:p>
         </w:tc>
       </w:tr>
@@ -9379,9 +11125,19 @@
             <w:pPr>
               <w:pStyle w:val="TextoTablas"/>
               <w:rPr>
+                <w:sz w:val="28"/>
+                <w:szCs w:val="28"/>
                 <w:lang w:val="es-CO"/>
               </w:rPr>
             </w:pPr>
+            <w:r>
+              <w:rPr>
+                <w:sz w:val="28"/>
+                <w:szCs w:val="28"/>
+                <w:lang w:val="es-CO"/>
+              </w:rPr>
+              <w:t>Carlos Andrés Diaz Pinto</w:t>
+            </w:r>
           </w:p>
         </w:tc>
         <w:tc>
@@ -9392,9 +11148,39 @@
             <w:pPr>
               <w:pStyle w:val="TextoTablas"/>
               <w:rPr>
+                <w:sz w:val="28"/>
+                <w:szCs w:val="28"/>
                 <w:lang w:val="es-CO"/>
               </w:rPr>
             </w:pPr>
+            <w:r>
+              <w:rPr>
+                <w:sz w:val="28"/>
+                <w:szCs w:val="28"/>
+                <w:lang w:val="es-CO"/>
+              </w:rPr>
+              <w:t xml:space="preserve">Desarrollador </w:t>
+            </w:r>
+            <w:r>
+              <w:rPr>
+                <w:rStyle w:val="Extranjerismo"/>
+                <w:sz w:val="28"/>
+                <w:szCs w:val="28"/>
+                <w:lang w:val="es-CO"/>
+              </w:rPr>
+              <w:t xml:space="preserve">full </w:t>
+            </w:r>
+            <w:proofErr w:type="spellStart"/>
+            <w:r>
+              <w:rPr>
+                <w:rStyle w:val="Extranjerismo"/>
+                <w:sz w:val="28"/>
+                <w:szCs w:val="28"/>
+                <w:lang w:val="es-CO"/>
+              </w:rPr>
+              <w:t>stack</w:t>
+            </w:r>
+            <w:proofErr w:type="spellEnd"/>
           </w:p>
         </w:tc>
         <w:tc>
@@ -9405,9 +11191,19 @@
             <w:pPr>
               <w:pStyle w:val="TextoTablas"/>
               <w:rPr>
+                <w:sz w:val="28"/>
+                <w:szCs w:val="28"/>
                 <w:lang w:val="es-CO"/>
               </w:rPr>
             </w:pPr>
+            <w:r>
+              <w:rPr>
+                <w:sz w:val="28"/>
+                <w:szCs w:val="28"/>
+                <w:lang w:val="es-CO"/>
+              </w:rPr>
+              <w:t>Centro de Comercio y Servicios - Regional Atlántico</w:t>
+            </w:r>
           </w:p>
         </w:tc>
       </w:tr>
@@ -9422,7 +11218,18 @@
           <w:p>
             <w:pPr>
               <w:pStyle w:val="TextoTablas"/>
+              <w:rPr>
+                <w:sz w:val="28"/>
+                <w:szCs w:val="28"/>
+              </w:rPr>
             </w:pPr>
+            <w:r>
+              <w:rPr>
+                <w:sz w:val="28"/>
+                <w:szCs w:val="28"/>
+              </w:rPr>
+              <w:t>Alexander Rafael Acosta Bedoya</w:t>
+            </w:r>
           </w:p>
         </w:tc>
         <w:tc>
@@ -9433,9 +11240,19 @@
             <w:pPr>
               <w:pStyle w:val="TextoTablas"/>
               <w:rPr>
+                <w:sz w:val="28"/>
+                <w:szCs w:val="28"/>
                 <w:lang w:val="es-CO"/>
               </w:rPr>
             </w:pPr>
+            <w:r>
+              <w:rPr>
+                <w:sz w:val="28"/>
+                <w:szCs w:val="28"/>
+                <w:lang w:val="es-CO"/>
+              </w:rPr>
+              <w:t>Animador y productor audiovisual</w:t>
+            </w:r>
           </w:p>
         </w:tc>
         <w:tc>
@@ -9446,9 +11263,19 @@
             <w:pPr>
               <w:pStyle w:val="TextoTablas"/>
               <w:rPr>
+                <w:sz w:val="28"/>
+                <w:szCs w:val="28"/>
                 <w:lang w:val="es-CO"/>
               </w:rPr>
             </w:pPr>
+            <w:r>
+              <w:rPr>
+                <w:sz w:val="28"/>
+                <w:szCs w:val="28"/>
+                <w:lang w:val="es-CO"/>
+              </w:rPr>
+              <w:t>Centro de Comercio y Servicios - Regional Atlántico</w:t>
+            </w:r>
           </w:p>
         </w:tc>
       </w:tr>
@@ -9460,7 +11287,19 @@
           <w:p>
             <w:pPr>
               <w:pStyle w:val="TextoTablas"/>
+              <w:rPr>
+                <w:sz w:val="28"/>
+                <w:szCs w:val="28"/>
+              </w:rPr>
             </w:pPr>
+            <w:r>
+              <w:rPr>
+                <w:rFonts w:eastAsia="Calibri" w:cs="Calibri"/>
+                <w:sz w:val="28"/>
+                <w:szCs w:val="28"/>
+              </w:rPr>
+              <w:t>Nelson Iván Vera Briceño</w:t>
+            </w:r>
           </w:p>
         </w:tc>
         <w:tc>
@@ -9471,9 +11310,20 @@
             <w:pPr>
               <w:pStyle w:val="TextoTablas"/>
               <w:rPr>
+                <w:sz w:val="28"/>
+                <w:szCs w:val="28"/>
                 <w:lang w:val="es-CO"/>
               </w:rPr>
             </w:pPr>
+            <w:r>
+              <w:rPr>
+                <w:rFonts w:eastAsia="Calibri" w:cs="Calibri"/>
+                <w:sz w:val="28"/>
+                <w:szCs w:val="28"/>
+                <w:lang w:val="es-ES"/>
+              </w:rPr>
+              <w:t>Animador y productor audiovisual</w:t>
+            </w:r>
           </w:p>
         </w:tc>
         <w:tc>
@@ -9484,9 +11334,19 @@
             <w:pPr>
               <w:pStyle w:val="TextoTablas"/>
               <w:rPr>
+                <w:sz w:val="28"/>
+                <w:szCs w:val="28"/>
                 <w:lang w:val="es-CO"/>
               </w:rPr>
             </w:pPr>
+            <w:r>
+              <w:rPr>
+                <w:sz w:val="28"/>
+                <w:szCs w:val="28"/>
+                <w:lang w:val="es-CO"/>
+              </w:rPr>
+              <w:t>Centro de Comercio y Servicios - Regional Atlántico</w:t>
+            </w:r>
           </w:p>
         </w:tc>
       </w:tr>
@@ -9501,7 +11361,19 @@
           <w:p>
             <w:pPr>
               <w:pStyle w:val="TextoTablas"/>
+              <w:rPr>
+                <w:sz w:val="28"/>
+                <w:szCs w:val="28"/>
+              </w:rPr>
             </w:pPr>
+            <w:r>
+              <w:rPr>
+                <w:rFonts w:eastAsia="Calibri" w:cs="Calibri"/>
+                <w:sz w:val="28"/>
+                <w:szCs w:val="28"/>
+              </w:rPr>
+              <w:t>Luz Karime Amaya Cabra</w:t>
+            </w:r>
           </w:p>
         </w:tc>
         <w:tc>
@@ -9512,9 +11384,19 @@
             <w:pPr>
               <w:pStyle w:val="TextoTablas"/>
               <w:rPr>
+                <w:sz w:val="28"/>
+                <w:szCs w:val="28"/>
                 <w:lang w:val="es-CO"/>
               </w:rPr>
             </w:pPr>
+            <w:r>
+              <w:rPr>
+                <w:rFonts w:eastAsia="Calibri" w:cs="Calibri"/>
+                <w:sz w:val="28"/>
+                <w:szCs w:val="28"/>
+              </w:rPr>
+              <w:t>Evaluador de contenidos inclusivos y accesibles</w:t>
+            </w:r>
           </w:p>
         </w:tc>
         <w:tc>
@@ -9525,9 +11407,19 @@
             <w:pPr>
               <w:pStyle w:val="TextoTablas"/>
               <w:rPr>
+                <w:sz w:val="28"/>
+                <w:szCs w:val="28"/>
                 <w:lang w:val="es-CO"/>
               </w:rPr>
             </w:pPr>
+            <w:r>
+              <w:rPr>
+                <w:sz w:val="28"/>
+                <w:szCs w:val="28"/>
+                <w:lang w:val="es-CO"/>
+              </w:rPr>
+              <w:t>Centro de Comercio y Servicios - Regional Atlántico</w:t>
+            </w:r>
           </w:p>
         </w:tc>
       </w:tr>
@@ -9540,9 +11432,20 @@
             <w:pPr>
               <w:pStyle w:val="TextoTablas"/>
               <w:rPr>
+                <w:sz w:val="28"/>
+                <w:szCs w:val="28"/>
                 <w:lang w:val="es-CO"/>
               </w:rPr>
             </w:pPr>
+            <w:r>
+              <w:rPr>
+                <w:rFonts w:eastAsia="Calibri" w:cs="Calibri"/>
+                <w:sz w:val="28"/>
+                <w:szCs w:val="28"/>
+              </w:rPr>
+              <w:lastRenderedPageBreak/>
+              <w:t>Laura Daniela Burgos Rueda</w:t>
+            </w:r>
           </w:p>
         </w:tc>
         <w:tc>
@@ -9553,9 +11456,19 @@
             <w:pPr>
               <w:pStyle w:val="TextoTablas"/>
               <w:rPr>
+                <w:sz w:val="28"/>
+                <w:szCs w:val="28"/>
                 <w:lang w:val="es-CO"/>
               </w:rPr>
             </w:pPr>
+            <w:r>
+              <w:rPr>
+                <w:rFonts w:eastAsia="Calibri" w:cs="Calibri"/>
+                <w:sz w:val="28"/>
+                <w:szCs w:val="28"/>
+              </w:rPr>
+              <w:t>Evaluador de contenidos inclusivos y accesibles</w:t>
+            </w:r>
           </w:p>
         </w:tc>
         <w:tc>
@@ -9566,9 +11479,19 @@
             <w:pPr>
               <w:pStyle w:val="TextoTablas"/>
               <w:rPr>
+                <w:sz w:val="28"/>
+                <w:szCs w:val="28"/>
                 <w:lang w:val="es-CO"/>
               </w:rPr>
             </w:pPr>
+            <w:r>
+              <w:rPr>
+                <w:sz w:val="28"/>
+                <w:szCs w:val="28"/>
+                <w:lang w:val="es-CO"/>
+              </w:rPr>
+              <w:t>Centro de Comercio y Servicios - Regional Atlántico</w:t>
+            </w:r>
           </w:p>
         </w:tc>
       </w:tr>
@@ -9584,9 +11507,19 @@
             <w:pPr>
               <w:pStyle w:val="TextoTablas"/>
               <w:rPr>
+                <w:sz w:val="28"/>
+                <w:szCs w:val="28"/>
                 <w:lang w:val="es-CO"/>
               </w:rPr>
             </w:pPr>
+            <w:r>
+              <w:rPr>
+                <w:rFonts w:eastAsia="Calibri" w:cs="Calibri"/>
+                <w:sz w:val="28"/>
+                <w:szCs w:val="28"/>
+              </w:rPr>
+              <w:t>Jonathan Adié Villafañe</w:t>
+            </w:r>
           </w:p>
         </w:tc>
         <w:tc>
@@ -9597,9 +11530,19 @@
             <w:pPr>
               <w:pStyle w:val="TextoTablas"/>
               <w:rPr>
+                <w:sz w:val="28"/>
+                <w:szCs w:val="28"/>
                 <w:lang w:val="es-CO"/>
               </w:rPr>
             </w:pPr>
+            <w:r>
+              <w:rPr>
+                <w:rFonts w:eastAsia="Calibri" w:cs="Calibri"/>
+                <w:sz w:val="28"/>
+                <w:szCs w:val="28"/>
+              </w:rPr>
+              <w:t>Validador y vinculador de recursos educativos digitales</w:t>
+            </w:r>
           </w:p>
         </w:tc>
         <w:tc>
@@ -9610,9 +11553,19 @@
             <w:pPr>
               <w:pStyle w:val="TextoTablas"/>
               <w:rPr>
+                <w:sz w:val="28"/>
+                <w:szCs w:val="28"/>
                 <w:lang w:val="es-CO"/>
               </w:rPr>
             </w:pPr>
+            <w:r>
+              <w:rPr>
+                <w:sz w:val="28"/>
+                <w:szCs w:val="28"/>
+                <w:lang w:val="es-CO"/>
+              </w:rPr>
+              <w:t>Centro de Comercio y Servicios - Regional Atlántico</w:t>
+            </w:r>
           </w:p>
         </w:tc>
       </w:tr>
@@ -9625,9 +11578,19 @@
             <w:pPr>
               <w:pStyle w:val="TextoTablas"/>
               <w:rPr>
+                <w:sz w:val="28"/>
+                <w:szCs w:val="28"/>
                 <w:lang w:val="es-CO"/>
               </w:rPr>
             </w:pPr>
+            <w:r>
+              <w:rPr>
+                <w:rFonts w:eastAsia="Calibri" w:cs="Calibri"/>
+                <w:sz w:val="28"/>
+                <w:szCs w:val="28"/>
+              </w:rPr>
+              <w:t>Karine Isabel Ospino Fritz</w:t>
+            </w:r>
           </w:p>
         </w:tc>
         <w:tc>
@@ -9638,9 +11601,19 @@
             <w:pPr>
               <w:pStyle w:val="TextoTablas"/>
               <w:rPr>
+                <w:sz w:val="28"/>
+                <w:szCs w:val="28"/>
                 <w:lang w:val="es-CO"/>
               </w:rPr>
             </w:pPr>
+            <w:r>
+              <w:rPr>
+                <w:rFonts w:eastAsia="Calibri" w:cs="Calibri"/>
+                <w:sz w:val="28"/>
+                <w:szCs w:val="28"/>
+              </w:rPr>
+              <w:t>Validador y vinculador de recursos educativos digitales</w:t>
+            </w:r>
           </w:p>
         </w:tc>
         <w:tc>
@@ -9651,223 +11624,19 @@
             <w:pPr>
               <w:pStyle w:val="TextoTablas"/>
               <w:rPr>
+                <w:sz w:val="28"/>
+                <w:szCs w:val="28"/>
                 <w:lang w:val="es-CO"/>
               </w:rPr>
             </w:pPr>
-          </w:p>
-        </w:tc>
-      </w:tr>
-      <w:tr>
-        <w:trPr>
-          <w:cnfStyle w:val="000000100000" w:firstRow="0" w:lastRow="0" w:firstColumn="0" w:lastColumn="0" w:oddVBand="0" w:evenVBand="0" w:oddHBand="1" w:evenHBand="0" w:firstRowFirstColumn="0" w:firstRowLastColumn="0" w:lastRowFirstColumn="0" w:lastRowLastColumn="0"/>
-        </w:trPr>
-        <w:tc>
-          <w:tcPr>
-            <w:tcW w:w="2830" w:type="dxa"/>
-          </w:tcPr>
-          <w:p>
-            <w:pPr>
-              <w:pStyle w:val="TextoTablas"/>
-              <w:rPr>
+            <w:r>
+              <w:rPr>
+                <w:sz w:val="28"/>
+                <w:szCs w:val="28"/>
                 <w:lang w:val="es-CO"/>
               </w:rPr>
-            </w:pPr>
-          </w:p>
-        </w:tc>
-        <w:tc>
-          <w:tcPr>
-            <w:tcW w:w="3261" w:type="dxa"/>
-          </w:tcPr>
-          <w:p>
-            <w:pPr>
-              <w:pStyle w:val="TextoTablas"/>
-              <w:rPr>
-                <w:lang w:val="es-CO"/>
-              </w:rPr>
-            </w:pPr>
-          </w:p>
-        </w:tc>
-        <w:tc>
-          <w:tcPr>
-            <w:tcW w:w="3969" w:type="dxa"/>
-          </w:tcPr>
-          <w:p>
-            <w:pPr>
-              <w:pStyle w:val="TextoTablas"/>
-              <w:rPr>
-                <w:lang w:val="es-CO"/>
-              </w:rPr>
-            </w:pPr>
-          </w:p>
-        </w:tc>
-      </w:tr>
-      <w:tr>
-        <w:tc>
-          <w:tcPr>
-            <w:tcW w:w="2830" w:type="dxa"/>
-          </w:tcPr>
-          <w:p>
-            <w:pPr>
-              <w:pStyle w:val="TextoTablas"/>
-              <w:rPr>
-                <w:lang w:val="es-CO"/>
-              </w:rPr>
-            </w:pPr>
-          </w:p>
-        </w:tc>
-        <w:tc>
-          <w:tcPr>
-            <w:tcW w:w="3261" w:type="dxa"/>
-          </w:tcPr>
-          <w:p>
-            <w:pPr>
-              <w:pStyle w:val="TextoTablas"/>
-              <w:rPr>
-                <w:lang w:val="es-CO"/>
-              </w:rPr>
-            </w:pPr>
-          </w:p>
-        </w:tc>
-        <w:tc>
-          <w:tcPr>
-            <w:tcW w:w="3969" w:type="dxa"/>
-          </w:tcPr>
-          <w:p>
-            <w:pPr>
-              <w:pStyle w:val="TextoTablas"/>
-              <w:rPr>
-                <w:lang w:val="es-CO"/>
-              </w:rPr>
-            </w:pPr>
-          </w:p>
-        </w:tc>
-      </w:tr>
-      <w:tr>
-        <w:trPr>
-          <w:cnfStyle w:val="000000100000" w:firstRow="0" w:lastRow="0" w:firstColumn="0" w:lastColumn="0" w:oddVBand="0" w:evenVBand="0" w:oddHBand="1" w:evenHBand="0" w:firstRowFirstColumn="0" w:firstRowLastColumn="0" w:lastRowFirstColumn="0" w:lastRowLastColumn="0"/>
-        </w:trPr>
-        <w:tc>
-          <w:tcPr>
-            <w:tcW w:w="2830" w:type="dxa"/>
-          </w:tcPr>
-          <w:p>
-            <w:pPr>
-              <w:pStyle w:val="TextoTablas"/>
-              <w:rPr>
-                <w:lang w:val="es-CO"/>
-              </w:rPr>
-            </w:pPr>
-          </w:p>
-        </w:tc>
-        <w:tc>
-          <w:tcPr>
-            <w:tcW w:w="3261" w:type="dxa"/>
-          </w:tcPr>
-          <w:p>
-            <w:pPr>
-              <w:pStyle w:val="TextoTablas"/>
-              <w:rPr>
-                <w:lang w:val="es-CO"/>
-              </w:rPr>
-            </w:pPr>
-          </w:p>
-        </w:tc>
-        <w:tc>
-          <w:tcPr>
-            <w:tcW w:w="3969" w:type="dxa"/>
-          </w:tcPr>
-          <w:p>
-            <w:pPr>
-              <w:pStyle w:val="TextoTablas"/>
-              <w:rPr>
-                <w:lang w:val="es-CO"/>
-              </w:rPr>
-            </w:pPr>
-          </w:p>
-        </w:tc>
-      </w:tr>
-      <w:tr>
-        <w:tc>
-          <w:tcPr>
-            <w:tcW w:w="2830" w:type="dxa"/>
-          </w:tcPr>
-          <w:p>
-            <w:pPr>
-              <w:pStyle w:val="TextoTablas"/>
-              <w:rPr>
-                <w:lang w:val="es-CO"/>
-              </w:rPr>
-            </w:pPr>
-          </w:p>
-        </w:tc>
-        <w:tc>
-          <w:tcPr>
-            <w:tcW w:w="3261" w:type="dxa"/>
-          </w:tcPr>
-          <w:p>
-            <w:pPr>
-              <w:pStyle w:val="TextoTablas"/>
-              <w:rPr>
-                <w:lang w:val="es-CO"/>
-              </w:rPr>
-            </w:pPr>
-          </w:p>
-        </w:tc>
-        <w:tc>
-          <w:tcPr>
-            <w:tcW w:w="3969" w:type="dxa"/>
-          </w:tcPr>
-          <w:p>
-            <w:pPr>
-              <w:pStyle w:val="TextoTablas"/>
-              <w:rPr>
-                <w:lang w:val="es-CO"/>
-              </w:rPr>
-            </w:pPr>
-          </w:p>
-        </w:tc>
-      </w:tr>
-      <w:tr>
-        <w:trPr>
-          <w:cnfStyle w:val="000000100000" w:firstRow="0" w:lastRow="0" w:firstColumn="0" w:lastColumn="0" w:oddVBand="0" w:evenVBand="0" w:oddHBand="1" w:evenHBand="0" w:firstRowFirstColumn="0" w:firstRowLastColumn="0" w:lastRowFirstColumn="0" w:lastRowLastColumn="0"/>
-        </w:trPr>
-        <w:tc>
-          <w:tcPr>
-            <w:tcW w:w="2830" w:type="dxa"/>
-          </w:tcPr>
-          <w:p>
-            <w:pPr>
-              <w:pStyle w:val="TextoTablas"/>
-              <w:rPr>
-                <w:lang w:val="es-CO"/>
-              </w:rPr>
-            </w:pPr>
-          </w:p>
-        </w:tc>
-        <w:tc>
-          <w:tcPr>
-            <w:tcW w:w="3261" w:type="dxa"/>
-          </w:tcPr>
-          <w:p>
-            <w:pPr>
-              <w:pStyle w:val="TextoTablas"/>
-              <w:rPr>
-                <w:lang w:val="es-CO"/>
-              </w:rPr>
-            </w:pPr>
-          </w:p>
-        </w:tc>
-        <w:tc>
-          <w:tcPr>
-            <w:tcW w:w="3969" w:type="dxa"/>
-          </w:tcPr>
-          <w:p>
-            <w:pPr>
-              <w:pStyle w:val="TextoTablas"/>
-              <w:rPr>
-                <w:lang w:val="es-CO"/>
-              </w:rPr>
-            </w:pPr>
+              <w:t>Centro de Comercio y Servicios - Regional Atlántico</w:t>
+            </w:r>
           </w:p>
         </w:tc>
       </w:tr>
@@ -9880,8 +11649,8 @@
       </w:pPr>
     </w:p>
     <w:sectPr>
-      <w:headerReference w:type="default" r:id="rId29"/>
-      <w:footerReference w:type="default" r:id="rId30"/>
+      <w:headerReference w:type="default" r:id="rId33"/>
+      <w:footerReference w:type="default" r:id="rId34"/>
       <w:pgSz w:w="12240" w:h="15840"/>
       <w:pgMar w:top="1701" w:right="1134" w:bottom="1134" w:left="1134" w:header="709" w:footer="737" w:gutter="0"/>
       <w:pgNumType w:start="1"/>
@@ -11993,6 +13762,119 @@
     </w:lvl>
   </w:abstractNum>
   <w:abstractNum w:abstractNumId="18" w15:restartNumberingAfterBreak="0">
+    <w:nsid w:val="3E062FA5"/>
+    <w:multiLevelType w:val="hybridMultilevel"/>
+    <w:tmpl w:val="CCE2B1BE"/>
+    <w:lvl w:ilvl="0" w:tplc="240A0001">
+      <w:start w:val="1"/>
+      <w:numFmt w:val="bullet"/>
+      <w:lvlText w:val=""/>
+      <w:lvlJc w:val="left"/>
+      <w:pPr>
+        <w:ind w:left="1429" w:hanging="360"/>
+      </w:pPr>
+      <w:rPr>
+        <w:rFonts w:ascii="Symbol" w:hAnsi="Symbol" w:hint="default"/>
+      </w:rPr>
+    </w:lvl>
+    <w:lvl w:ilvl="1" w:tplc="240A0003" w:tentative="1">
+      <w:start w:val="1"/>
+      <w:numFmt w:val="bullet"/>
+      <w:lvlText w:val="o"/>
+      <w:lvlJc w:val="left"/>
+      <w:pPr>
+        <w:ind w:left="2149" w:hanging="360"/>
+      </w:pPr>
+      <w:rPr>
+        <w:rFonts w:ascii="Courier New" w:hAnsi="Courier New" w:cs="Courier New" w:hint="default"/>
+      </w:rPr>
+    </w:lvl>
+    <w:lvl w:ilvl="2" w:tplc="240A0005" w:tentative="1">
+      <w:start w:val="1"/>
+      <w:numFmt w:val="bullet"/>
+      <w:lvlText w:val=""/>
+      <w:lvlJc w:val="left"/>
+      <w:pPr>
+        <w:ind w:left="2869" w:hanging="360"/>
+      </w:pPr>
+      <w:rPr>
+        <w:rFonts w:ascii="Wingdings" w:hAnsi="Wingdings" w:hint="default"/>
+      </w:rPr>
+    </w:lvl>
+    <w:lvl w:ilvl="3" w:tplc="240A0001" w:tentative="1">
+      <w:start w:val="1"/>
+      <w:numFmt w:val="bullet"/>
+      <w:lvlText w:val=""/>
+      <w:lvlJc w:val="left"/>
+      <w:pPr>
+        <w:ind w:left="3589" w:hanging="360"/>
+      </w:pPr>
+      <w:rPr>
+        <w:rFonts w:ascii="Symbol" w:hAnsi="Symbol" w:hint="default"/>
+      </w:rPr>
+    </w:lvl>
+    <w:lvl w:ilvl="4" w:tplc="240A0003" w:tentative="1">
+      <w:start w:val="1"/>
+      <w:numFmt w:val="bullet"/>
+      <w:lvlText w:val="o"/>
+      <w:lvlJc w:val="left"/>
+      <w:pPr>
+        <w:ind w:left="4309" w:hanging="360"/>
+      </w:pPr>
+      <w:rPr>
+        <w:rFonts w:ascii="Courier New" w:hAnsi="Courier New" w:cs="Courier New" w:hint="default"/>
+      </w:rPr>
+    </w:lvl>
+    <w:lvl w:ilvl="5" w:tplc="240A0005" w:tentative="1">
+      <w:start w:val="1"/>
+      <w:numFmt w:val="bullet"/>
+      <w:lvlText w:val=""/>
+      <w:lvlJc w:val="left"/>
+      <w:pPr>
+        <w:ind w:left="5029" w:hanging="360"/>
+      </w:pPr>
+      <w:rPr>
+        <w:rFonts w:ascii="Wingdings" w:hAnsi="Wingdings" w:hint="default"/>
+      </w:rPr>
+    </w:lvl>
+    <w:lvl w:ilvl="6" w:tplc="240A0001" w:tentative="1">
+      <w:start w:val="1"/>
+      <w:numFmt w:val="bullet"/>
+      <w:lvlText w:val=""/>
+      <w:lvlJc w:val="left"/>
+      <w:pPr>
+        <w:ind w:left="5749" w:hanging="360"/>
+      </w:pPr>
+      <w:rPr>
+        <w:rFonts w:ascii="Symbol" w:hAnsi="Symbol" w:hint="default"/>
+      </w:rPr>
+    </w:lvl>
+    <w:lvl w:ilvl="7" w:tplc="240A0003" w:tentative="1">
+      <w:start w:val="1"/>
+      <w:numFmt w:val="bullet"/>
+      <w:lvlText w:val="o"/>
+      <w:lvlJc w:val="left"/>
+      <w:pPr>
+        <w:ind w:left="6469" w:hanging="360"/>
+      </w:pPr>
+      <w:rPr>
+        <w:rFonts w:ascii="Courier New" w:hAnsi="Courier New" w:cs="Courier New" w:hint="default"/>
+      </w:rPr>
+    </w:lvl>
+    <w:lvl w:ilvl="8" w:tplc="240A0005" w:tentative="1">
+      <w:start w:val="1"/>
+      <w:numFmt w:val="bullet"/>
+      <w:lvlText w:val=""/>
+      <w:lvlJc w:val="left"/>
+      <w:pPr>
+        <w:ind w:left="7189" w:hanging="360"/>
+      </w:pPr>
+      <w:rPr>
+        <w:rFonts w:ascii="Wingdings" w:hAnsi="Wingdings" w:hint="default"/>
+      </w:rPr>
+    </w:lvl>
+  </w:abstractNum>
+  <w:abstractNum w:abstractNumId="19" w15:restartNumberingAfterBreak="0">
     <w:nsid w:val="40607099"/>
     <w:multiLevelType w:val="hybridMultilevel"/>
     <w:tmpl w:val="BBB45DF0"/>
@@ -12105,7 +13987,7 @@
       </w:rPr>
     </w:lvl>
   </w:abstractNum>
-  <w:abstractNum w:abstractNumId="19" w15:restartNumberingAfterBreak="0">
+  <w:abstractNum w:abstractNumId="20" w15:restartNumberingAfterBreak="0">
     <w:nsid w:val="43CD5A89"/>
     <w:multiLevelType w:val="hybridMultilevel"/>
     <w:tmpl w:val="2AEE44C8"/>
@@ -12218,7 +14100,120 @@
       </w:rPr>
     </w:lvl>
   </w:abstractNum>
-  <w:abstractNum w:abstractNumId="20" w15:restartNumberingAfterBreak="0">
+  <w:abstractNum w:abstractNumId="21" w15:restartNumberingAfterBreak="0">
+    <w:nsid w:val="49B32DA2"/>
+    <w:multiLevelType w:val="hybridMultilevel"/>
+    <w:tmpl w:val="D4380E9A"/>
+    <w:lvl w:ilvl="0" w:tplc="240A0001">
+      <w:start w:val="1"/>
+      <w:numFmt w:val="bullet"/>
+      <w:lvlText w:val=""/>
+      <w:lvlJc w:val="left"/>
+      <w:pPr>
+        <w:ind w:left="1429" w:hanging="360"/>
+      </w:pPr>
+      <w:rPr>
+        <w:rFonts w:ascii="Symbol" w:hAnsi="Symbol" w:hint="default"/>
+      </w:rPr>
+    </w:lvl>
+    <w:lvl w:ilvl="1" w:tplc="240A0003" w:tentative="1">
+      <w:start w:val="1"/>
+      <w:numFmt w:val="bullet"/>
+      <w:lvlText w:val="o"/>
+      <w:lvlJc w:val="left"/>
+      <w:pPr>
+        <w:ind w:left="2149" w:hanging="360"/>
+      </w:pPr>
+      <w:rPr>
+        <w:rFonts w:ascii="Courier New" w:hAnsi="Courier New" w:cs="Courier New" w:hint="default"/>
+      </w:rPr>
+    </w:lvl>
+    <w:lvl w:ilvl="2" w:tplc="240A0005" w:tentative="1">
+      <w:start w:val="1"/>
+      <w:numFmt w:val="bullet"/>
+      <w:lvlText w:val=""/>
+      <w:lvlJc w:val="left"/>
+      <w:pPr>
+        <w:ind w:left="2869" w:hanging="360"/>
+      </w:pPr>
+      <w:rPr>
+        <w:rFonts w:ascii="Wingdings" w:hAnsi="Wingdings" w:hint="default"/>
+      </w:rPr>
+    </w:lvl>
+    <w:lvl w:ilvl="3" w:tplc="240A0001" w:tentative="1">
+      <w:start w:val="1"/>
+      <w:numFmt w:val="bullet"/>
+      <w:lvlText w:val=""/>
+      <w:lvlJc w:val="left"/>
+      <w:pPr>
+        <w:ind w:left="3589" w:hanging="360"/>
+      </w:pPr>
+      <w:rPr>
+        <w:rFonts w:ascii="Symbol" w:hAnsi="Symbol" w:hint="default"/>
+      </w:rPr>
+    </w:lvl>
+    <w:lvl w:ilvl="4" w:tplc="240A0003" w:tentative="1">
+      <w:start w:val="1"/>
+      <w:numFmt w:val="bullet"/>
+      <w:lvlText w:val="o"/>
+      <w:lvlJc w:val="left"/>
+      <w:pPr>
+        <w:ind w:left="4309" w:hanging="360"/>
+      </w:pPr>
+      <w:rPr>
+        <w:rFonts w:ascii="Courier New" w:hAnsi="Courier New" w:cs="Courier New" w:hint="default"/>
+      </w:rPr>
+    </w:lvl>
+    <w:lvl w:ilvl="5" w:tplc="240A0005" w:tentative="1">
+      <w:start w:val="1"/>
+      <w:numFmt w:val="bullet"/>
+      <w:lvlText w:val=""/>
+      <w:lvlJc w:val="left"/>
+      <w:pPr>
+        <w:ind w:left="5029" w:hanging="360"/>
+      </w:pPr>
+      <w:rPr>
+        <w:rFonts w:ascii="Wingdings" w:hAnsi="Wingdings" w:hint="default"/>
+      </w:rPr>
+    </w:lvl>
+    <w:lvl w:ilvl="6" w:tplc="240A0001" w:tentative="1">
+      <w:start w:val="1"/>
+      <w:numFmt w:val="bullet"/>
+      <w:lvlText w:val=""/>
+      <w:lvlJc w:val="left"/>
+      <w:pPr>
+        <w:ind w:left="5749" w:hanging="360"/>
+      </w:pPr>
+      <w:rPr>
+        <w:rFonts w:ascii="Symbol" w:hAnsi="Symbol" w:hint="default"/>
+      </w:rPr>
+    </w:lvl>
+    <w:lvl w:ilvl="7" w:tplc="240A0003" w:tentative="1">
+      <w:start w:val="1"/>
+      <w:numFmt w:val="bullet"/>
+      <w:lvlText w:val="o"/>
+      <w:lvlJc w:val="left"/>
+      <w:pPr>
+        <w:ind w:left="6469" w:hanging="360"/>
+      </w:pPr>
+      <w:rPr>
+        <w:rFonts w:ascii="Courier New" w:hAnsi="Courier New" w:cs="Courier New" w:hint="default"/>
+      </w:rPr>
+    </w:lvl>
+    <w:lvl w:ilvl="8" w:tplc="240A0005" w:tentative="1">
+      <w:start w:val="1"/>
+      <w:numFmt w:val="bullet"/>
+      <w:lvlText w:val=""/>
+      <w:lvlJc w:val="left"/>
+      <w:pPr>
+        <w:ind w:left="7189" w:hanging="360"/>
+      </w:pPr>
+      <w:rPr>
+        <w:rFonts w:ascii="Wingdings" w:hAnsi="Wingdings" w:hint="default"/>
+      </w:rPr>
+    </w:lvl>
+  </w:abstractNum>
+  <w:abstractNum w:abstractNumId="22" w15:restartNumberingAfterBreak="0">
     <w:nsid w:val="4C354E7D"/>
     <w:multiLevelType w:val="hybridMultilevel"/>
     <w:tmpl w:val="F8600C5E"/>
@@ -12331,7 +14326,7 @@
       </w:rPr>
     </w:lvl>
   </w:abstractNum>
-  <w:abstractNum w:abstractNumId="21" w15:restartNumberingAfterBreak="0">
+  <w:abstractNum w:abstractNumId="23" w15:restartNumberingAfterBreak="0">
     <w:nsid w:val="4D4C287F"/>
     <w:multiLevelType w:val="hybridMultilevel"/>
     <w:tmpl w:val="79ECBC36"/>
@@ -12444,7 +14439,7 @@
       </w:rPr>
     </w:lvl>
   </w:abstractNum>
-  <w:abstractNum w:abstractNumId="22" w15:restartNumberingAfterBreak="0">
+  <w:abstractNum w:abstractNumId="24" w15:restartNumberingAfterBreak="0">
     <w:nsid w:val="4EBE1EF6"/>
     <w:multiLevelType w:val="hybridMultilevel"/>
     <w:tmpl w:val="AF3C2E24"/>
@@ -12535,7 +14530,120 @@
       </w:pPr>
     </w:lvl>
   </w:abstractNum>
-  <w:abstractNum w:abstractNumId="23" w15:restartNumberingAfterBreak="0">
+  <w:abstractNum w:abstractNumId="25" w15:restartNumberingAfterBreak="0">
+    <w:nsid w:val="4F16375F"/>
+    <w:multiLevelType w:val="hybridMultilevel"/>
+    <w:tmpl w:val="8AC657F0"/>
+    <w:lvl w:ilvl="0" w:tplc="240A0001">
+      <w:start w:val="1"/>
+      <w:numFmt w:val="bullet"/>
+      <w:lvlText w:val=""/>
+      <w:lvlJc w:val="left"/>
+      <w:pPr>
+        <w:ind w:left="1429" w:hanging="360"/>
+      </w:pPr>
+      <w:rPr>
+        <w:rFonts w:ascii="Symbol" w:hAnsi="Symbol" w:hint="default"/>
+      </w:rPr>
+    </w:lvl>
+    <w:lvl w:ilvl="1" w:tplc="240A0003" w:tentative="1">
+      <w:start w:val="1"/>
+      <w:numFmt w:val="bullet"/>
+      <w:lvlText w:val="o"/>
+      <w:lvlJc w:val="left"/>
+      <w:pPr>
+        <w:ind w:left="2149" w:hanging="360"/>
+      </w:pPr>
+      <w:rPr>
+        <w:rFonts w:ascii="Courier New" w:hAnsi="Courier New" w:cs="Courier New" w:hint="default"/>
+      </w:rPr>
+    </w:lvl>
+    <w:lvl w:ilvl="2" w:tplc="240A0005" w:tentative="1">
+      <w:start w:val="1"/>
+      <w:numFmt w:val="bullet"/>
+      <w:lvlText w:val=""/>
+      <w:lvlJc w:val="left"/>
+      <w:pPr>
+        <w:ind w:left="2869" w:hanging="360"/>
+      </w:pPr>
+      <w:rPr>
+        <w:rFonts w:ascii="Wingdings" w:hAnsi="Wingdings" w:hint="default"/>
+      </w:rPr>
+    </w:lvl>
+    <w:lvl w:ilvl="3" w:tplc="240A0001" w:tentative="1">
+      <w:start w:val="1"/>
+      <w:numFmt w:val="bullet"/>
+      <w:lvlText w:val=""/>
+      <w:lvlJc w:val="left"/>
+      <w:pPr>
+        <w:ind w:left="3589" w:hanging="360"/>
+      </w:pPr>
+      <w:rPr>
+        <w:rFonts w:ascii="Symbol" w:hAnsi="Symbol" w:hint="default"/>
+      </w:rPr>
+    </w:lvl>
+    <w:lvl w:ilvl="4" w:tplc="240A0003" w:tentative="1">
+      <w:start w:val="1"/>
+      <w:numFmt w:val="bullet"/>
+      <w:lvlText w:val="o"/>
+      <w:lvlJc w:val="left"/>
+      <w:pPr>
+        <w:ind w:left="4309" w:hanging="360"/>
+      </w:pPr>
+      <w:rPr>
+        <w:rFonts w:ascii="Courier New" w:hAnsi="Courier New" w:cs="Courier New" w:hint="default"/>
+      </w:rPr>
+    </w:lvl>
+    <w:lvl w:ilvl="5" w:tplc="240A0005" w:tentative="1">
+      <w:start w:val="1"/>
+      <w:numFmt w:val="bullet"/>
+      <w:lvlText w:val=""/>
+      <w:lvlJc w:val="left"/>
+      <w:pPr>
+        <w:ind w:left="5029" w:hanging="360"/>
+      </w:pPr>
+      <w:rPr>
+        <w:rFonts w:ascii="Wingdings" w:hAnsi="Wingdings" w:hint="default"/>
+      </w:rPr>
+    </w:lvl>
+    <w:lvl w:ilvl="6" w:tplc="240A0001" w:tentative="1">
+      <w:start w:val="1"/>
+      <w:numFmt w:val="bullet"/>
+      <w:lvlText w:val=""/>
+      <w:lvlJc w:val="left"/>
+      <w:pPr>
+        <w:ind w:left="5749" w:hanging="360"/>
+      </w:pPr>
+      <w:rPr>
+        <w:rFonts w:ascii="Symbol" w:hAnsi="Symbol" w:hint="default"/>
+      </w:rPr>
+    </w:lvl>
+    <w:lvl w:ilvl="7" w:tplc="240A0003" w:tentative="1">
+      <w:start w:val="1"/>
+      <w:numFmt w:val="bullet"/>
+      <w:lvlText w:val="o"/>
+      <w:lvlJc w:val="left"/>
+      <w:pPr>
+        <w:ind w:left="6469" w:hanging="360"/>
+      </w:pPr>
+      <w:rPr>
+        <w:rFonts w:ascii="Courier New" w:hAnsi="Courier New" w:cs="Courier New" w:hint="default"/>
+      </w:rPr>
+    </w:lvl>
+    <w:lvl w:ilvl="8" w:tplc="240A0005" w:tentative="1">
+      <w:start w:val="1"/>
+      <w:numFmt w:val="bullet"/>
+      <w:lvlText w:val=""/>
+      <w:lvlJc w:val="left"/>
+      <w:pPr>
+        <w:ind w:left="7189" w:hanging="360"/>
+      </w:pPr>
+      <w:rPr>
+        <w:rFonts w:ascii="Wingdings" w:hAnsi="Wingdings" w:hint="default"/>
+      </w:rPr>
+    </w:lvl>
+  </w:abstractNum>
+  <w:abstractNum w:abstractNumId="26" w15:restartNumberingAfterBreak="0">
     <w:nsid w:val="558A6954"/>
     <w:multiLevelType w:val="hybridMultilevel"/>
     <w:tmpl w:val="F48AD82E"/>
@@ -12648,7 +14756,7 @@
       </w:rPr>
     </w:lvl>
   </w:abstractNum>
-  <w:abstractNum w:abstractNumId="24" w15:restartNumberingAfterBreak="0">
+  <w:abstractNum w:abstractNumId="27" w15:restartNumberingAfterBreak="0">
     <w:nsid w:val="577F79A8"/>
     <w:multiLevelType w:val="hybridMultilevel"/>
     <w:tmpl w:val="FE6C2E82"/>
@@ -12761,7 +14869,7 @@
       </w:rPr>
     </w:lvl>
   </w:abstractNum>
-  <w:abstractNum w:abstractNumId="25" w15:restartNumberingAfterBreak="0">
+  <w:abstractNum w:abstractNumId="28" w15:restartNumberingAfterBreak="0">
     <w:nsid w:val="5ADD17D0"/>
     <w:multiLevelType w:val="hybridMultilevel"/>
     <w:tmpl w:val="85BAD260"/>
@@ -12851,7 +14959,7 @@
       </w:pPr>
     </w:lvl>
   </w:abstractNum>
-  <w:abstractNum w:abstractNumId="26" w15:restartNumberingAfterBreak="0">
+  <w:abstractNum w:abstractNumId="29" w15:restartNumberingAfterBreak="0">
     <w:nsid w:val="742D298D"/>
     <w:multiLevelType w:val="hybridMultilevel"/>
     <w:tmpl w:val="D5CEF400"/>
@@ -12964,7 +15072,7 @@
       </w:rPr>
     </w:lvl>
   </w:abstractNum>
-  <w:abstractNum w:abstractNumId="27" w15:restartNumberingAfterBreak="0">
+  <w:abstractNum w:abstractNumId="30" w15:restartNumberingAfterBreak="0">
     <w:nsid w:val="7C4943EE"/>
     <w:multiLevelType w:val="hybridMultilevel"/>
     <w:tmpl w:val="A58EA9AA"/>
@@ -13084,7 +15192,7 @@
     <w:abstractNumId w:val="11"/>
   </w:num>
   <w:num w:numId="3">
-    <w:abstractNumId w:val="22"/>
+    <w:abstractNumId w:val="24"/>
   </w:num>
   <w:num w:numId="4">
     <w:abstractNumId w:val="15"/>
@@ -13096,16 +15204,16 @@
     <w:abstractNumId w:val="12"/>
   </w:num>
   <w:num w:numId="7">
-    <w:abstractNumId w:val="23"/>
+    <w:abstractNumId w:val="26"/>
   </w:num>
   <w:num w:numId="8">
-    <w:abstractNumId w:val="18"/>
+    <w:abstractNumId w:val="19"/>
   </w:num>
   <w:num w:numId="9">
     <w:abstractNumId w:val="8"/>
   </w:num>
   <w:num w:numId="10">
-    <w:abstractNumId w:val="27"/>
+    <w:abstractNumId w:val="30"/>
   </w:num>
   <w:num w:numId="11">
     <w:abstractNumId w:val="13"/>
@@ -13129,16 +15237,16 @@
     <w:abstractNumId w:val="9"/>
   </w:num>
   <w:num w:numId="18">
-    <w:abstractNumId w:val="24"/>
+    <w:abstractNumId w:val="27"/>
   </w:num>
   <w:num w:numId="19">
-    <w:abstractNumId w:val="19"/>
+    <w:abstractNumId w:val="20"/>
   </w:num>
   <w:num w:numId="20">
-    <w:abstractNumId w:val="21"/>
+    <w:abstractNumId w:val="23"/>
   </w:num>
   <w:num w:numId="21">
-    <w:abstractNumId w:val="25"/>
+    <w:abstractNumId w:val="28"/>
   </w:num>
   <w:num w:numId="22">
     <w:abstractNumId w:val="1"/>
@@ -13147,7 +15255,7 @@
     <w:abstractNumId w:val="7"/>
   </w:num>
   <w:num w:numId="24">
-    <w:abstractNumId w:val="20"/>
+    <w:abstractNumId w:val="22"/>
   </w:num>
   <w:num w:numId="25">
     <w:abstractNumId w:val="3"/>
@@ -13159,7 +15267,16 @@
     <w:abstractNumId w:val="14"/>
   </w:num>
   <w:num w:numId="28">
-    <w:abstractNumId w:val="26"/>
+    <w:abstractNumId w:val="29"/>
+  </w:num>
+  <w:num w:numId="29">
+    <w:abstractNumId w:val="25"/>
+  </w:num>
+  <w:num w:numId="30">
+    <w:abstractNumId w:val="21"/>
+  </w:num>
+  <w:num w:numId="31">
+    <w:abstractNumId w:val="18"/>
   </w:num>
   <w:numIdMacAtCleanup w:val="21"/>
 </w:numbering>
@@ -14907,15 +17024,6 @@
 </file>
 
 <file path=customXml/item1.xml><?xml version="1.0" encoding="utf-8"?>
-<?mso-contentType ?>
-<FormTemplates xmlns="http://schemas.microsoft.com/sharepoint/v3/contenttype/forms">
-  <Display>DocumentLibraryForm</Display>
-  <Edit>DocumentLibraryForm</Edit>
-  <New>DocumentLibraryForm</New>
-</FormTemplates>
-</file>
-
-<file path=customXml/item2.xml><?xml version="1.0" encoding="utf-8"?>
 <p:properties xmlns:p="http://schemas.microsoft.com/office/2006/metadata/properties" xmlns:xsi="http://www.w3.org/2001/XMLSchema-instance" xmlns:pc="http://schemas.microsoft.com/office/infopath/2007/PartnerControls">
   <documentManagement>
     <TaxCatchAll xmlns="67a0edcd-0de5-43ed-8c27-e32f38a00c91" xsi:nil="true"/>
@@ -14926,7 +17034,7 @@
 </p:properties>
 </file>
 
-<file path=customXml/item3.xml><?xml version="1.0" encoding="utf-8"?>
+<file path=customXml/item2.xml><?xml version="1.0" encoding="utf-8"?>
 <ct:contentTypeSchema xmlns:ct="http://schemas.microsoft.com/office/2006/metadata/contentType" xmlns:ma="http://schemas.microsoft.com/office/2006/metadata/properties/metaAttributes" ct:_="" ma:_="" ma:contentTypeName="Documento" ma:contentTypeID="0x01010005252A1EF3BD024F856B47B579AB5244" ma:contentTypeVersion="12" ma:contentTypeDescription="Crear nuevo documento." ma:contentTypeScope="" ma:versionID="32d0e18b85ac20c34eab62df21c0cf58">
   <xsd:schema xmlns:xsd="http://www.w3.org/2001/XMLSchema" xmlns:xs="http://www.w3.org/2001/XMLSchema" xmlns:p="http://schemas.microsoft.com/office/2006/metadata/properties" xmlns:ns2="42760c81-fd8e-4d59-8953-7cdb9f38b14f" xmlns:ns3="67a0edcd-0de5-43ed-8c27-e32f38a00c91" targetNamespace="http://schemas.microsoft.com/office/2006/metadata/properties" ma:root="true" ma:fieldsID="cc2c149e99f10870fd5bc3964e5386d3" ns2:_="" ns3:_="">
     <xsd:import namespace="42760c81-fd8e-4d59-8953-7cdb9f38b14f"/>
@@ -15127,37 +17235,61 @@
 </ct:contentTypeSchema>
 </file>
 
-<file path=customXml/item4.xml><?xml version="1.0" encoding="utf-8"?>
+<file path=customXml/item3.xml><?xml version="1.0" encoding="utf-8"?>
 <b:Sources xmlns:b="http://schemas.openxmlformats.org/officeDocument/2006/bibliography" xmlns="http://schemas.openxmlformats.org/officeDocument/2006/bibliography" SelectedStyle="\APASixthEditionOfficeOnline.xsl" StyleName="APA" Version="6"/>
 </file>
 
+<file path=customXml/item4.xml><?xml version="1.0" encoding="utf-8"?>
+<?mso-contentType ?>
+<FormTemplates xmlns="http://schemas.microsoft.com/sharepoint/v3/contenttype/forms">
+  <Display>DocumentLibraryForm</Display>
+  <Edit>DocumentLibraryForm</Edit>
+  <New>DocumentLibraryForm</New>
+</FormTemplates>
+</file>
+
 <file path=customXml/itemProps1.xml><?xml version="1.0" encoding="utf-8"?>
+<ds:datastoreItem xmlns:ds="http://schemas.openxmlformats.org/officeDocument/2006/customXml" ds:itemID="{1279454D-02BE-4A9C-A117-DCD1573E2608}">
+  <ds:schemaRefs>
+    <ds:schemaRef ds:uri="http://schemas.microsoft.com/office/2006/metadata/properties"/>
+    <ds:schemaRef ds:uri="http://schemas.microsoft.com/office/infopath/2007/PartnerControls"/>
+    <ds:schemaRef ds:uri="67a0edcd-0de5-43ed-8c27-e32f38a00c91"/>
+    <ds:schemaRef ds:uri="42760c81-fd8e-4d59-8953-7cdb9f38b14f"/>
+  </ds:schemaRefs>
+</ds:datastoreItem>
+</file>
+
+<file path=customXml/itemProps2.xml><?xml version="1.0" encoding="utf-8"?>
+<ds:datastoreItem xmlns:ds="http://schemas.openxmlformats.org/officeDocument/2006/customXml" ds:itemID="{25D8AD0B-3D63-4B16-9C06-F735B3CCDE31}">
+  <ds:schemaRefs>
+    <ds:schemaRef ds:uri="http://schemas.microsoft.com/office/2006/metadata/contentType"/>
+    <ds:schemaRef ds:uri="http://schemas.microsoft.com/office/2006/metadata/properties/metaAttributes"/>
+    <ds:schemaRef ds:uri="http://www.w3.org/2001/XMLSchema"/>
+    <ds:schemaRef ds:uri="http://schemas.microsoft.com/office/2006/metadata/properties"/>
+    <ds:schemaRef ds:uri="42760c81-fd8e-4d59-8953-7cdb9f38b14f"/>
+    <ds:schemaRef ds:uri="67a0edcd-0de5-43ed-8c27-e32f38a00c91"/>
+    <ds:schemaRef ds:uri="http://schemas.microsoft.com/office/2006/documentManagement/types"/>
+    <ds:schemaRef ds:uri="http://schemas.microsoft.com/office/infopath/2007/PartnerControls"/>
+    <ds:schemaRef ds:uri="http://schemas.openxmlformats.org/package/2006/metadata/core-properties"/>
+    <ds:schemaRef ds:uri="http://purl.org/dc/elements/1.1/"/>
+    <ds:schemaRef ds:uri="http://purl.org/dc/terms/"/>
+    <ds:schemaRef ds:uri="http://schemas.microsoft.com/internal/obd"/>
+  </ds:schemaRefs>
+</ds:datastoreItem>
+</file>
+
+<file path=customXml/itemProps3.xml><?xml version="1.0" encoding="utf-8"?>
+<ds:datastoreItem xmlns:ds="http://schemas.openxmlformats.org/officeDocument/2006/customXml" ds:itemID="{EAE431FD-7059-4C09-804B-C9D69EB7B213}">
+  <ds:schemaRefs>
+    <ds:schemaRef ds:uri="http://schemas.openxmlformats.org/officeDocument/2006/bibliography"/>
+  </ds:schemaRefs>
+</ds:datastoreItem>
+</file>
+
+<file path=customXml/itemProps4.xml><?xml version="1.0" encoding="utf-8"?>
 <ds:datastoreItem xmlns:ds="http://schemas.openxmlformats.org/officeDocument/2006/customXml" ds:itemID="{10663269-2064-4804-8290-36D4A57F5557}">
   <ds:schemaRefs>
     <ds:schemaRef ds:uri="http://schemas.microsoft.com/sharepoint/v3/contenttype/forms"/>
   </ds:schemaRefs>
 </ds:datastoreItem>
-</file>
-
-<file path=customXml/itemProps2.xml><?xml version="1.0" encoding="utf-8"?>
-<ds:datastoreItem xmlns:ds="http://schemas.openxmlformats.org/officeDocument/2006/customXml" ds:itemID="{1279454D-02BE-4A9C-A117-DCD1573E2608}">
-  <ds:schemaRefs>
-    <ds:schemaRef ds:uri="http://schemas.microsoft.com/office/2006/metadata/properties"/>
-    <ds:schemaRef ds:uri="http://schemas.microsoft.com/office/infopath/2007/PartnerControls"/>
-    <ds:schemaRef ds:uri="13c90a0b-73bc-4dc0-be5f-28d77b615beb"/>
-    <ds:schemaRef ds:uri="13c93bba-48ce-428c-bfe5-88b42c19b028"/>
-  </ds:schemaRefs>
-</ds:datastoreItem>
-</file>
-
-<file path=customXml/itemProps3.xml><?xml version="1.0" encoding="utf-8"?>
-<ds:datastoreItem xmlns:ds="http://schemas.openxmlformats.org/officeDocument/2006/customXml" ds:itemID="{25D8AD0B-3D63-4B16-9C06-F735B3CCDE31}"/>
-</file>
-
-<file path=customXml/itemProps4.xml><?xml version="1.0" encoding="utf-8"?>
-<ds:datastoreItem xmlns:ds="http://schemas.openxmlformats.org/officeDocument/2006/customXml" ds:itemID="{EAE431FD-7059-4C09-804B-C9D69EB7B213}">
-  <ds:schemaRefs>
-    <ds:schemaRef ds:uri="http://schemas.openxmlformats.org/officeDocument/2006/bibliography"/>
-  </ds:schemaRefs>
-</ds:datastoreItem>
 </file>